--- a/Knowledge/3-Work knowledge/1-Software Engineering/1-Testing/5-My Source/1-ISTQB Foundation Level/1-Testing terms/8-Errors, Defects, Failures, Anomalies, Root Causes, and Root Cause Analysis (RCA).docx
+++ b/Knowledge/3-Work knowledge/1-Software Engineering/1-Testing/5-My Source/1-ISTQB Foundation Level/1-Testing terms/8-Errors, Defects, Failures, Anomalies, Root Causes, and Root Cause Analysis (RCA).docx
@@ -70,7 +70,26 @@
           <w:szCs w:val="14"/>
           <w:shd w:val="clear" w:color="auto" w:fill="B7B7B7"/>
         </w:rPr>
-        <w:t>(GPT-5-Standard) at [8/12/2025]</w:t>
+        <w:t>(GPT</w:t>
+      </w:r>
+      <w:r>
+        <w:rPr>
+          <w:rFonts w:ascii="Cambria Math" w:hAnsi="Cambria Math" w:cs="Cambria Math"/>
+          <w:b/>
+          <w:sz w:val="14"/>
+          <w:szCs w:val="14"/>
+          <w:shd w:val="clear" w:color="auto" w:fill="B7B7B7"/>
+        </w:rPr>
+        <w:t>‑</w:t>
+      </w:r>
+      <w:r>
+        <w:rPr>
+          <w:b/>
+          <w:sz w:val="14"/>
+          <w:szCs w:val="14"/>
+          <w:shd w:val="clear" w:color="auto" w:fill="B7B7B7"/>
+        </w:rPr>
+        <w:t>5 Mini) at [8/12/2025]</w:t>
       </w:r>
     </w:p>
     <w:p>
@@ -176,7 +195,7 @@
           <w:noProof/>
         </w:rPr>
         <w:drawing>
-          <wp:inline distT="114300" distB="114300" distL="114300" distR="114300" wp14:anchorId="3C9175D2" wp14:editId="3361C0FF">
+          <wp:inline distT="114300" distB="114300" distL="114300" distR="114300" wp14:anchorId="1F7296A8" wp14:editId="0A0A779D">
             <wp:extent cx="3190875" cy="314325"/>
             <wp:effectExtent l="0" t="0" r="0" b="0"/>
             <wp:docPr id="2" name="image2.png"/>
@@ -258,8 +277,8 @@
     </w:p>
     <w:p>
       <w:r>
-        <w:pict w14:anchorId="4835C9F5">
-          <v:rect id="_x0000_i1028" style="width:0;height:1.5pt" o:hralign="center" o:hrstd="t" o:hr="t" fillcolor="#a0a0a0" stroked="f"/>
+        <w:pict w14:anchorId="161F0DD8">
+          <v:rect id="_x0000_i1025" style="width:0;height:1.5pt" o:hralign="center" o:hrstd="t" o:hr="t" fillcolor="#a0a0a0" stroked="f"/>
         </w:pict>
       </w:r>
     </w:p>
@@ -315,7 +334,26 @@
           <w:szCs w:val="14"/>
           <w:shd w:val="clear" w:color="auto" w:fill="B7B7B7"/>
         </w:rPr>
-        <w:t>(GPT-5-Standard) at [8/12/2025]</w:t>
+        <w:t>(GPT</w:t>
+      </w:r>
+      <w:r>
+        <w:rPr>
+          <w:rFonts w:ascii="Cambria Math" w:hAnsi="Cambria Math" w:cs="Cambria Math"/>
+          <w:b/>
+          <w:sz w:val="14"/>
+          <w:szCs w:val="14"/>
+          <w:shd w:val="clear" w:color="auto" w:fill="B7B7B7"/>
+        </w:rPr>
+        <w:t>‑</w:t>
+      </w:r>
+      <w:r>
+        <w:rPr>
+          <w:b/>
+          <w:sz w:val="14"/>
+          <w:szCs w:val="14"/>
+          <w:shd w:val="clear" w:color="auto" w:fill="B7B7B7"/>
+        </w:rPr>
+        <w:t>5 Mini) at [8/12/2025]</w:t>
       </w:r>
     </w:p>
     <w:p>
@@ -396,7 +434,7 @@
           <w:noProof/>
         </w:rPr>
         <w:drawing>
-          <wp:inline distT="114300" distB="114300" distL="114300" distR="114300" wp14:anchorId="5291953E" wp14:editId="3617522D">
+          <wp:inline distT="114300" distB="114300" distL="114300" distR="114300" wp14:anchorId="4E9B6793" wp14:editId="3AE14C51">
             <wp:extent cx="5629275" cy="276225"/>
             <wp:effectExtent l="0" t="0" r="0" b="0"/>
             <wp:docPr id="1" name="image1.png"/>
@@ -459,8 +497,8 @@
     </w:p>
     <w:p>
       <w:r>
-        <w:pict w14:anchorId="37B85C58">
-          <v:rect id="_x0000_i1029" style="width:0;height:1.5pt" o:hralign="center" o:hrstd="t" o:hr="t" fillcolor="#a0a0a0" stroked="f"/>
+        <w:pict w14:anchorId="4062E23F">
+          <v:rect id="_x0000_i1026" style="width:0;height:1.5pt" o:hralign="center" o:hrstd="t" o:hr="t" fillcolor="#a0a0a0" stroked="f"/>
         </w:pict>
       </w:r>
     </w:p>
@@ -473,28 +511,28 @@
       <w:bookmarkStart w:id="2" w:name="_enco56igub4q" w:colFirst="0" w:colLast="0"/>
       <w:bookmarkEnd w:id="2"/>
       <w:r>
+        <w:t>3. Failure (</w:t>
+      </w:r>
+      <w:r>
+        <w:rPr>
+          <w:i/>
+        </w:rPr>
+        <w:t>Wrong behavior when running</w:t>
+      </w:r>
+      <w:r>
+        <w:t>)</w:t>
+      </w:r>
+    </w:p>
+    <w:p>
+      <w:pPr>
+        <w:spacing w:before="240" w:after="240"/>
+      </w:pPr>
+      <w:r>
+        <w:rPr>
+          <w:b/>
+          <w:shd w:val="clear" w:color="auto" w:fill="B7B7B7"/>
+        </w:rPr>
         <w:lastRenderedPageBreak/>
-        <w:t>3. Failure (</w:t>
-      </w:r>
-      <w:r>
-        <w:rPr>
-          <w:i/>
-        </w:rPr>
-        <w:t>Wrong behavior when running</w:t>
-      </w:r>
-      <w:r>
-        <w:t>)</w:t>
-      </w:r>
-    </w:p>
-    <w:p>
-      <w:pPr>
-        <w:spacing w:before="240" w:after="240"/>
-      </w:pPr>
-      <w:r>
-        <w:rPr>
-          <w:b/>
-          <w:shd w:val="clear" w:color="auto" w:fill="B7B7B7"/>
-        </w:rPr>
         <w:t># Source</w:t>
       </w:r>
       <w:r>
@@ -517,566 +555,17 @@
           <w:szCs w:val="14"/>
           <w:shd w:val="clear" w:color="auto" w:fill="B7B7B7"/>
         </w:rPr>
-        <w:t>(GPT-5-Standard) at [8/12/2025]</w:t>
-      </w:r>
-    </w:p>
-    <w:p>
-      <w:pPr>
-        <w:numPr>
-          <w:ilvl w:val="0"/>
-          <w:numId w:val="9"/>
-        </w:numPr>
-        <w:spacing w:before="240"/>
-      </w:pPr>
-      <w:r>
-        <w:rPr>
-          <w:rFonts w:ascii="Roboto Mono" w:eastAsia="Roboto Mono" w:hAnsi="Roboto Mono" w:cs="Roboto Mono"/>
-          <w:b/>
-        </w:rPr>
-        <w:t>Meaning:</w:t>
-      </w:r>
-      <w:r>
-        <w:rPr>
-          <w:rFonts w:ascii="Roboto Mono" w:eastAsia="Roboto Mono" w:hAnsi="Roboto Mono" w:cs="Roboto Mono"/>
-        </w:rPr>
-        <w:t xml:space="preserve"> When the </w:t>
-      </w:r>
-      <w:r>
-        <w:rPr>
-          <w:rFonts w:ascii="Roboto Mono" w:eastAsia="Roboto Mono" w:hAnsi="Roboto Mono" w:cs="Roboto Mono"/>
-          <w:b/>
-        </w:rPr>
-        <w:t>software does not perform as expected during execution</w:t>
-      </w:r>
-      <w:r>
-        <w:rPr>
-          <w:rFonts w:ascii="Roboto Mono" w:eastAsia="Roboto Mono" w:hAnsi="Roboto Mono" w:cs="Roboto Mono"/>
-        </w:rPr>
-        <w:t xml:space="preserve"> — often because a defect was triggered.</w:t>
-      </w:r>
-      <w:r>
-        <w:rPr>
-          <w:rFonts w:ascii="Roboto Mono" w:eastAsia="Roboto Mono" w:hAnsi="Roboto Mono" w:cs="Roboto Mono"/>
-        </w:rPr>
-        <w:br/>
-      </w:r>
-    </w:p>
-    <w:p>
-      <w:pPr>
-        <w:numPr>
-          <w:ilvl w:val="0"/>
-          <w:numId w:val="9"/>
-        </w:numPr>
-      </w:pPr>
-      <w:r>
-        <w:rPr>
-          <w:rFonts w:ascii="Roboto Mono" w:eastAsia="Roboto Mono" w:hAnsi="Roboto Mono" w:cs="Roboto Mono"/>
-          <w:b/>
-        </w:rPr>
-        <w:t>When found:</w:t>
-      </w:r>
-      <w:r>
-        <w:rPr>
-          <w:rFonts w:ascii="Roboto Mono" w:eastAsia="Roboto Mono" w:hAnsi="Roboto Mono" w:cs="Roboto Mono"/>
-        </w:rPr>
-        <w:t xml:space="preserve"> During execution in testing or in production.</w:t>
-      </w:r>
-      <w:r>
-        <w:rPr>
-          <w:rFonts w:ascii="Roboto Mono" w:eastAsia="Roboto Mono" w:hAnsi="Roboto Mono" w:cs="Roboto Mono"/>
-        </w:rPr>
-        <w:br/>
-      </w:r>
-    </w:p>
-    <w:p>
-      <w:pPr>
-        <w:numPr>
-          <w:ilvl w:val="0"/>
-          <w:numId w:val="9"/>
-        </w:numPr>
-        <w:rPr>
-          <w:rFonts w:ascii="Roboto Mono" w:eastAsia="Roboto Mono" w:hAnsi="Roboto Mono" w:cs="Roboto Mono"/>
-        </w:rPr>
-      </w:pPr>
-      <w:r>
-        <w:rPr>
-          <w:rFonts w:ascii="Roboto Mono" w:eastAsia="Roboto Mono" w:hAnsi="Roboto Mono" w:cs="Roboto Mono"/>
-          <w:b/>
-        </w:rPr>
-        <w:t>Example:</w:t>
-      </w:r>
-      <w:r>
-        <w:rPr>
-          <w:rFonts w:ascii="Roboto Mono" w:eastAsia="Roboto Mono" w:hAnsi="Roboto Mono" w:cs="Roboto Mono"/>
-          <w:b/>
-        </w:rPr>
-        <w:br/>
-      </w:r>
-    </w:p>
-    <w:p>
-      <w:pPr>
-        <w:numPr>
-          <w:ilvl w:val="1"/>
-          <w:numId w:val="9"/>
-        </w:numPr>
-        <w:spacing w:after="240"/>
-        <w:rPr>
-          <w:rFonts w:ascii="Roboto Mono" w:eastAsia="Roboto Mono" w:hAnsi="Roboto Mono" w:cs="Roboto Mono"/>
-        </w:rPr>
-      </w:pPr>
-      <w:r>
-        <w:rPr>
-          <w:rFonts w:ascii="Roboto Mono" w:eastAsia="Roboto Mono" w:hAnsi="Roboto Mono" w:cs="Roboto Mono"/>
-        </w:rPr>
-        <w:t>A customer with exactly 100 points should get a discount, but the system denies it when used.</w:t>
-      </w:r>
-      <w:r>
-        <w:rPr>
-          <w:rFonts w:ascii="Roboto Mono" w:eastAsia="Roboto Mono" w:hAnsi="Roboto Mono" w:cs="Roboto Mono"/>
-        </w:rPr>
-        <w:br/>
-      </w:r>
-    </w:p>
-    <w:p>
-      <w:pPr>
-        <w:spacing w:before="240" w:after="240"/>
-        <w:rPr>
-          <w:rFonts w:ascii="Roboto Mono" w:eastAsia="Roboto Mono" w:hAnsi="Roboto Mono" w:cs="Roboto Mono"/>
-          <w:b/>
-          <w:sz w:val="26"/>
-          <w:szCs w:val="26"/>
-        </w:rPr>
-      </w:pPr>
-      <w:r>
-        <w:rPr>
-          <w:rFonts w:ascii="Roboto Mono" w:eastAsia="Roboto Mono" w:hAnsi="Roboto Mono" w:cs="Roboto Mono"/>
-          <w:b/>
-          <w:sz w:val="26"/>
-          <w:szCs w:val="26"/>
-        </w:rPr>
-        <w:t xml:space="preserve">is all bugs make Failure </w:t>
-      </w:r>
-    </w:p>
-    <w:p>
-      <w:pPr>
-        <w:spacing w:before="240" w:after="240"/>
-      </w:pPr>
-      <w:r>
-        <w:t xml:space="preserve">No — </w:t>
-      </w:r>
-      <w:r>
-        <w:rPr>
-          <w:b/>
-        </w:rPr>
-        <w:t>not all bugs (defects) cause a failure</w:t>
-      </w:r>
-      <w:r>
-        <w:t>.</w:t>
-      </w:r>
-    </w:p>
-    <w:p>
-      <w:pPr>
-        <w:spacing w:before="280"/>
-        <w:rPr>
-          <w:b/>
-          <w:sz w:val="26"/>
-          <w:szCs w:val="26"/>
-        </w:rPr>
-      </w:pPr>
-      <w:r>
-        <w:rPr>
-          <w:b/>
-          <w:sz w:val="26"/>
-          <w:szCs w:val="26"/>
-        </w:rPr>
-        <w:t>Why?</w:t>
-      </w:r>
-    </w:p>
-    <w:p>
-      <w:pPr>
-        <w:spacing w:before="240" w:after="240"/>
-        <w:rPr>
-          <w:rFonts w:ascii="Roboto Mono" w:eastAsia="Roboto Mono" w:hAnsi="Roboto Mono" w:cs="Roboto Mono"/>
-        </w:rPr>
-      </w:pPr>
-      <w:r>
-        <w:rPr>
-          <w:rFonts w:ascii="Roboto Mono" w:eastAsia="Roboto Mono" w:hAnsi="Roboto Mono" w:cs="Roboto Mono"/>
-        </w:rPr>
-        <w:t xml:space="preserve">A </w:t>
-      </w:r>
-      <w:r>
-        <w:rPr>
-          <w:rFonts w:ascii="Roboto Mono" w:eastAsia="Roboto Mono" w:hAnsi="Roboto Mono" w:cs="Roboto Mono"/>
-          <w:b/>
-        </w:rPr>
-        <w:t>failure</w:t>
-      </w:r>
-      <w:r>
-        <w:rPr>
-          <w:rFonts w:ascii="Roboto Mono" w:eastAsia="Roboto Mono" w:hAnsi="Roboto Mono" w:cs="Roboto Mono"/>
-        </w:rPr>
-        <w:t xml:space="preserve"> only happens if:</w:t>
-      </w:r>
-    </w:p>
-    <w:p>
-      <w:pPr>
-        <w:numPr>
-          <w:ilvl w:val="0"/>
-          <w:numId w:val="4"/>
-        </w:numPr>
-        <w:spacing w:before="240"/>
-      </w:pPr>
-      <w:r>
-        <w:rPr>
-          <w:rFonts w:ascii="Roboto Mono" w:eastAsia="Roboto Mono" w:hAnsi="Roboto Mono" w:cs="Roboto Mono"/>
-        </w:rPr>
-        <w:t xml:space="preserve">The defective part of the code </w:t>
-      </w:r>
-      <w:r>
-        <w:rPr>
-          <w:rFonts w:ascii="Roboto Mono" w:eastAsia="Roboto Mono" w:hAnsi="Roboto Mono" w:cs="Roboto Mono"/>
-          <w:b/>
-        </w:rPr>
-        <w:t>is executed</w:t>
-      </w:r>
-      <w:r>
-        <w:rPr>
-          <w:rFonts w:ascii="Roboto Mono" w:eastAsia="Roboto Mono" w:hAnsi="Roboto Mono" w:cs="Roboto Mono"/>
-        </w:rPr>
-        <w:t>, and</w:t>
-      </w:r>
-      <w:r>
-        <w:rPr>
-          <w:rFonts w:ascii="Roboto Mono" w:eastAsia="Roboto Mono" w:hAnsi="Roboto Mono" w:cs="Roboto Mono"/>
-        </w:rPr>
-        <w:br/>
-      </w:r>
-    </w:p>
-    <w:p>
-      <w:pPr>
-        <w:numPr>
-          <w:ilvl w:val="0"/>
-          <w:numId w:val="4"/>
-        </w:numPr>
-        <w:spacing w:after="240"/>
-        <w:rPr>
-          <w:rFonts w:ascii="Roboto Mono" w:eastAsia="Roboto Mono" w:hAnsi="Roboto Mono" w:cs="Roboto Mono"/>
-        </w:rPr>
-      </w:pPr>
-      <w:r>
-        <w:rPr>
-          <w:rFonts w:ascii="Roboto Mono" w:eastAsia="Roboto Mono" w:hAnsi="Roboto Mono" w:cs="Roboto Mono"/>
-        </w:rPr>
-        <w:t>The conditions exist for the bug to be triggered.</w:t>
-      </w:r>
-      <w:r>
-        <w:rPr>
-          <w:rFonts w:ascii="Roboto Mono" w:eastAsia="Roboto Mono" w:hAnsi="Roboto Mono" w:cs="Roboto Mono"/>
-        </w:rPr>
-        <w:br/>
-      </w:r>
-    </w:p>
-    <w:p>
-      <w:pPr>
-        <w:spacing w:before="240" w:after="240"/>
-        <w:rPr>
-          <w:rFonts w:ascii="Roboto Mono" w:eastAsia="Roboto Mono" w:hAnsi="Roboto Mono" w:cs="Roboto Mono"/>
-        </w:rPr>
-      </w:pPr>
-      <w:r>
-        <w:rPr>
-          <w:rFonts w:ascii="Roboto Mono" w:eastAsia="Roboto Mono" w:hAnsi="Roboto Mono" w:cs="Roboto Mono"/>
-        </w:rPr>
-        <w:t>If the bug stays hidden (code path never used, feature not activated, data not triggering it), it won’t cause an immediate failure — but it’s still a risk.</w:t>
-      </w:r>
-    </w:p>
-    <w:p>
-      <w:pPr>
-        <w:rPr>
-          <w:rFonts w:ascii="Roboto Mono" w:eastAsia="Roboto Mono" w:hAnsi="Roboto Mono" w:cs="Roboto Mono"/>
-        </w:rPr>
-      </w:pPr>
-      <w:r>
-        <w:pict w14:anchorId="36BB6733">
-          <v:rect id="_x0000_i1030" style="width:0;height:1.5pt" o:hralign="center" o:hrstd="t" o:hr="t" fillcolor="#a0a0a0" stroked="f"/>
-        </w:pict>
-      </w:r>
-    </w:p>
-    <w:p>
-      <w:pPr>
-        <w:spacing w:before="280"/>
-        <w:rPr>
-          <w:rFonts w:ascii="Roboto Mono" w:eastAsia="Roboto Mono" w:hAnsi="Roboto Mono" w:cs="Roboto Mono"/>
-          <w:b/>
-          <w:sz w:val="26"/>
-          <w:szCs w:val="26"/>
-        </w:rPr>
-      </w:pPr>
-      <w:r>
-        <w:rPr>
-          <w:rFonts w:ascii="Roboto Mono" w:eastAsia="Roboto Mono" w:hAnsi="Roboto Mono" w:cs="Roboto Mono"/>
-          <w:b/>
-          <w:sz w:val="26"/>
-          <w:szCs w:val="26"/>
-        </w:rPr>
-        <w:t>Examples</w:t>
-      </w:r>
-    </w:p>
-    <w:p>
-      <w:pPr>
-        <w:numPr>
-          <w:ilvl w:val="0"/>
-          <w:numId w:val="3"/>
-        </w:numPr>
-        <w:spacing w:before="240"/>
-        <w:rPr>
-          <w:rFonts w:ascii="Roboto Mono" w:eastAsia="Roboto Mono" w:hAnsi="Roboto Mono" w:cs="Roboto Mono"/>
-        </w:rPr>
-      </w:pPr>
-      <w:r>
-        <w:rPr>
-          <w:rFonts w:ascii="Roboto Mono" w:eastAsia="Roboto Mono" w:hAnsi="Roboto Mono" w:cs="Roboto Mono"/>
-          <w:b/>
-        </w:rPr>
-        <w:t>Bug without failure:</w:t>
-      </w:r>
-      <w:r>
-        <w:rPr>
-          <w:rFonts w:ascii="Roboto Mono" w:eastAsia="Roboto Mono" w:hAnsi="Roboto Mono" w:cs="Roboto Mono"/>
-          <w:b/>
-        </w:rPr>
-        <w:br/>
-      </w:r>
-    </w:p>
-    <w:p>
-      <w:pPr>
-        <w:numPr>
-          <w:ilvl w:val="1"/>
-          <w:numId w:val="3"/>
-        </w:numPr>
-        <w:rPr>
-          <w:rFonts w:ascii="Roboto Mono" w:eastAsia="Roboto Mono" w:hAnsi="Roboto Mono" w:cs="Roboto Mono"/>
-        </w:rPr>
-      </w:pPr>
-      <w:r>
-        <w:rPr>
-          <w:rFonts w:ascii="Roboto Mono" w:eastAsia="Roboto Mono" w:hAnsi="Roboto Mono" w:cs="Roboto Mono"/>
-        </w:rPr>
-        <w:t xml:space="preserve">There’s a typo in a function that’s never called in the current version — no failure occurs </w:t>
-      </w:r>
-      <w:r>
-        <w:rPr>
-          <w:rFonts w:ascii="Roboto Mono" w:eastAsia="Roboto Mono" w:hAnsi="Roboto Mono" w:cs="Roboto Mono"/>
-          <w:i/>
-        </w:rPr>
-        <w:t>yet</w:t>
-      </w:r>
-      <w:r>
-        <w:rPr>
-          <w:rFonts w:ascii="Roboto Mono" w:eastAsia="Roboto Mono" w:hAnsi="Roboto Mono" w:cs="Roboto Mono"/>
-        </w:rPr>
-        <w:t>.</w:t>
-      </w:r>
-      <w:r>
-        <w:rPr>
-          <w:rFonts w:ascii="Roboto Mono" w:eastAsia="Roboto Mono" w:hAnsi="Roboto Mono" w:cs="Roboto Mono"/>
-        </w:rPr>
-        <w:br/>
-      </w:r>
-    </w:p>
-    <w:p>
-      <w:pPr>
-        <w:numPr>
-          <w:ilvl w:val="0"/>
-          <w:numId w:val="3"/>
-        </w:numPr>
-        <w:rPr>
-          <w:rFonts w:ascii="Roboto Mono" w:eastAsia="Roboto Mono" w:hAnsi="Roboto Mono" w:cs="Roboto Mono"/>
-        </w:rPr>
-      </w:pPr>
-      <w:r>
-        <w:rPr>
-          <w:rFonts w:ascii="Roboto Mono" w:eastAsia="Roboto Mono" w:hAnsi="Roboto Mono" w:cs="Roboto Mono"/>
-          <w:b/>
-        </w:rPr>
-        <w:lastRenderedPageBreak/>
-        <w:t>Bug that causes failure:</w:t>
-      </w:r>
-      <w:r>
-        <w:rPr>
-          <w:rFonts w:ascii="Roboto Mono" w:eastAsia="Roboto Mono" w:hAnsi="Roboto Mono" w:cs="Roboto Mono"/>
-          <w:b/>
-        </w:rPr>
-        <w:br/>
-      </w:r>
-    </w:p>
-    <w:p>
-      <w:pPr>
-        <w:numPr>
-          <w:ilvl w:val="1"/>
-          <w:numId w:val="3"/>
-        </w:numPr>
-        <w:spacing w:after="240"/>
-        <w:rPr>
-          <w:rFonts w:ascii="Roboto Mono" w:eastAsia="Roboto Mono" w:hAnsi="Roboto Mono" w:cs="Roboto Mono"/>
-        </w:rPr>
-      </w:pPr>
-      <w:r>
-        <w:rPr>
-          <w:rFonts w:ascii="Nova Mono" w:eastAsia="Nova Mono" w:hAnsi="Nova Mono" w:cs="Nova Mono"/>
-        </w:rPr>
-        <w:t>Login function bug that’s executed every time a user logs in → immediate visible failure.</w:t>
-      </w:r>
-      <w:r>
-        <w:rPr>
-          <w:rFonts w:ascii="Nova Mono" w:eastAsia="Nova Mono" w:hAnsi="Nova Mono" w:cs="Nova Mono"/>
-        </w:rPr>
-        <w:br/>
-      </w:r>
-    </w:p>
-    <w:p>
-      <w:pPr>
-        <w:rPr>
-          <w:rFonts w:ascii="Roboto Mono" w:eastAsia="Roboto Mono" w:hAnsi="Roboto Mono" w:cs="Roboto Mono"/>
-        </w:rPr>
-      </w:pPr>
-      <w:r>
-        <w:pict w14:anchorId="4E72D117">
-          <v:rect id="_x0000_i1031" style="width:0;height:1.5pt" o:hralign="center" o:hrstd="t" o:hr="t" fillcolor="#a0a0a0" stroked="f"/>
-        </w:pict>
-      </w:r>
-    </w:p>
-    <w:p>
-      <w:pPr>
-        <w:spacing w:before="240" w:after="240"/>
-        <w:rPr>
-          <w:rFonts w:ascii="Roboto Mono" w:eastAsia="Roboto Mono" w:hAnsi="Roboto Mono" w:cs="Roboto Mono"/>
-          <w:b/>
-        </w:rPr>
-      </w:pPr>
-      <w:r>
-        <w:rPr>
-          <w:rFonts w:ascii="Roboto Mono" w:eastAsia="Roboto Mono" w:hAnsi="Roboto Mono" w:cs="Roboto Mono"/>
-        </w:rPr>
-        <w:t xml:space="preserve">💡 </w:t>
-      </w:r>
-      <w:r>
-        <w:rPr>
-          <w:rFonts w:ascii="Roboto Mono" w:eastAsia="Roboto Mono" w:hAnsi="Roboto Mono" w:cs="Roboto Mono"/>
-          <w:b/>
-        </w:rPr>
-        <w:t>Key idea:</w:t>
-      </w:r>
-    </w:p>
-    <w:p>
-      <w:pPr>
-        <w:numPr>
-          <w:ilvl w:val="0"/>
-          <w:numId w:val="5"/>
-        </w:numPr>
-        <w:spacing w:before="240"/>
-      </w:pPr>
-      <w:r>
-        <w:rPr>
-          <w:rFonts w:ascii="Roboto Mono" w:eastAsia="Roboto Mono" w:hAnsi="Roboto Mono" w:cs="Roboto Mono"/>
-          <w:b/>
-        </w:rPr>
-        <w:t>All failures are caused by bugs</w:t>
-      </w:r>
-      <w:r>
-        <w:rPr>
-          <w:rFonts w:ascii="Roboto Mono" w:eastAsia="Roboto Mono" w:hAnsi="Roboto Mono" w:cs="Roboto Mono"/>
-        </w:rPr>
-        <w:t>,</w:t>
-      </w:r>
-      <w:r>
-        <w:rPr>
-          <w:rFonts w:ascii="Roboto Mono" w:eastAsia="Roboto Mono" w:hAnsi="Roboto Mono" w:cs="Roboto Mono"/>
-        </w:rPr>
-        <w:br/>
-      </w:r>
-    </w:p>
-    <w:p>
-      <w:pPr>
-        <w:numPr>
-          <w:ilvl w:val="0"/>
-          <w:numId w:val="5"/>
-        </w:numPr>
-        <w:spacing w:after="240"/>
-      </w:pPr>
-      <w:r>
-        <w:rPr>
-          <w:rFonts w:ascii="Roboto Mono" w:eastAsia="Roboto Mono" w:hAnsi="Roboto Mono" w:cs="Roboto Mono"/>
-        </w:rPr>
-        <w:t xml:space="preserve">but </w:t>
-      </w:r>
-      <w:r>
-        <w:rPr>
-          <w:rFonts w:ascii="Roboto Mono" w:eastAsia="Roboto Mono" w:hAnsi="Roboto Mono" w:cs="Roboto Mono"/>
-          <w:b/>
-        </w:rPr>
-        <w:t>not all bugs cause failures right away</w:t>
-      </w:r>
-      <w:r>
-        <w:rPr>
-          <w:rFonts w:ascii="Roboto Mono" w:eastAsia="Roboto Mono" w:hAnsi="Roboto Mono" w:cs="Roboto Mono"/>
-        </w:rPr>
-        <w:t xml:space="preserve"> — some remain dormant until certain conditions bring them to life.</w:t>
-      </w:r>
-    </w:p>
-    <w:p>
-      <w:r>
-        <w:pict w14:anchorId="25CC36B9">
-          <v:rect id="_x0000_i1032" style="width:0;height:1.5pt" o:hralign="center" o:hrstd="t" o:hr="t" fillcolor="#a0a0a0" stroked="f"/>
-        </w:pict>
-      </w:r>
-    </w:p>
-    <w:p>
-      <w:pPr>
-        <w:pStyle w:val="Heading2"/>
-      </w:pPr>
-      <w:bookmarkStart w:id="3" w:name="_fiullf3gqdbv" w:colFirst="0" w:colLast="0"/>
-      <w:bookmarkEnd w:id="3"/>
-      <w:r>
-        <w:t xml:space="preserve">4. </w:t>
-      </w:r>
-      <w:r>
-        <w:t>Anomalies</w:t>
-      </w:r>
-    </w:p>
-    <w:p>
-      <w:pPr>
-        <w:spacing w:before="240" w:after="240"/>
-      </w:pPr>
-      <w:r>
-        <w:rPr>
-          <w:b/>
-          <w:shd w:val="clear" w:color="auto" w:fill="B7B7B7"/>
-        </w:rPr>
-        <w:t># Source</w:t>
-      </w:r>
-      <w:r>
-        <w:rPr>
-          <w:shd w:val="clear" w:color="auto" w:fill="B7B7B7"/>
-        </w:rPr>
-        <w:t xml:space="preserve">: </w:t>
-      </w:r>
-      <w:r>
-        <w:rPr>
-          <w:b/>
-          <w:shd w:val="clear" w:color="auto" w:fill="B7B7B7"/>
-        </w:rPr>
-        <w:t xml:space="preserve">Chatgpt </w:t>
-      </w:r>
-      <w:r>
-        <w:rPr>
+        <w:t>(GPT</w:t>
+      </w:r>
+      <w:r>
+        <w:rPr>
+          <w:rFonts w:ascii="Cambria Math" w:hAnsi="Cambria Math" w:cs="Cambria Math"/>
           <w:b/>
           <w:sz w:val="14"/>
           <w:szCs w:val="14"/>
           <w:shd w:val="clear" w:color="auto" w:fill="B7B7B7"/>
         </w:rPr>
-        <w:t>(GPT-5-Standard) at [</w:t>
+        <w:t>‑</w:t>
       </w:r>
       <w:r>
         <w:rPr>
@@ -1085,7 +574,557 @@
           <w:szCs w:val="14"/>
           <w:shd w:val="clear" w:color="auto" w:fill="B7B7B7"/>
         </w:rPr>
-        <w:t>9</w:t>
+        <w:t>5 Mini) at [8/12/2025]</w:t>
+      </w:r>
+    </w:p>
+    <w:p>
+      <w:pPr>
+        <w:numPr>
+          <w:ilvl w:val="0"/>
+          <w:numId w:val="9"/>
+        </w:numPr>
+        <w:spacing w:before="240"/>
+      </w:pPr>
+      <w:r>
+        <w:rPr>
+          <w:rFonts w:ascii="Roboto Mono" w:eastAsia="Roboto Mono" w:hAnsi="Roboto Mono" w:cs="Roboto Mono"/>
+          <w:b/>
+        </w:rPr>
+        <w:t>Meaning:</w:t>
+      </w:r>
+      <w:r>
+        <w:rPr>
+          <w:rFonts w:ascii="Roboto Mono" w:eastAsia="Roboto Mono" w:hAnsi="Roboto Mono" w:cs="Roboto Mono"/>
+        </w:rPr>
+        <w:t xml:space="preserve"> When the </w:t>
+      </w:r>
+      <w:r>
+        <w:rPr>
+          <w:rFonts w:ascii="Roboto Mono" w:eastAsia="Roboto Mono" w:hAnsi="Roboto Mono" w:cs="Roboto Mono"/>
+          <w:b/>
+        </w:rPr>
+        <w:t>software does not perform as expected during execution</w:t>
+      </w:r>
+      <w:r>
+        <w:rPr>
+          <w:rFonts w:ascii="Roboto Mono" w:eastAsia="Roboto Mono" w:hAnsi="Roboto Mono" w:cs="Roboto Mono"/>
+        </w:rPr>
+        <w:t xml:space="preserve"> — often because a defect was triggered.</w:t>
+      </w:r>
+      <w:r>
+        <w:rPr>
+          <w:rFonts w:ascii="Roboto Mono" w:eastAsia="Roboto Mono" w:hAnsi="Roboto Mono" w:cs="Roboto Mono"/>
+        </w:rPr>
+        <w:br/>
+      </w:r>
+    </w:p>
+    <w:p>
+      <w:pPr>
+        <w:numPr>
+          <w:ilvl w:val="0"/>
+          <w:numId w:val="9"/>
+        </w:numPr>
+      </w:pPr>
+      <w:r>
+        <w:rPr>
+          <w:rFonts w:ascii="Roboto Mono" w:eastAsia="Roboto Mono" w:hAnsi="Roboto Mono" w:cs="Roboto Mono"/>
+          <w:b/>
+        </w:rPr>
+        <w:t>When found:</w:t>
+      </w:r>
+      <w:r>
+        <w:rPr>
+          <w:rFonts w:ascii="Roboto Mono" w:eastAsia="Roboto Mono" w:hAnsi="Roboto Mono" w:cs="Roboto Mono"/>
+        </w:rPr>
+        <w:t xml:space="preserve"> During execution in testing or in production.</w:t>
+      </w:r>
+      <w:r>
+        <w:rPr>
+          <w:rFonts w:ascii="Roboto Mono" w:eastAsia="Roboto Mono" w:hAnsi="Roboto Mono" w:cs="Roboto Mono"/>
+        </w:rPr>
+        <w:br/>
+      </w:r>
+    </w:p>
+    <w:p>
+      <w:pPr>
+        <w:numPr>
+          <w:ilvl w:val="0"/>
+          <w:numId w:val="9"/>
+        </w:numPr>
+        <w:rPr>
+          <w:rFonts w:ascii="Roboto Mono" w:eastAsia="Roboto Mono" w:hAnsi="Roboto Mono" w:cs="Roboto Mono"/>
+        </w:rPr>
+      </w:pPr>
+      <w:r>
+        <w:rPr>
+          <w:rFonts w:ascii="Roboto Mono" w:eastAsia="Roboto Mono" w:hAnsi="Roboto Mono" w:cs="Roboto Mono"/>
+          <w:b/>
+        </w:rPr>
+        <w:t>Example:</w:t>
+      </w:r>
+      <w:r>
+        <w:rPr>
+          <w:rFonts w:ascii="Roboto Mono" w:eastAsia="Roboto Mono" w:hAnsi="Roboto Mono" w:cs="Roboto Mono"/>
+          <w:b/>
+        </w:rPr>
+        <w:br/>
+      </w:r>
+    </w:p>
+    <w:p>
+      <w:pPr>
+        <w:numPr>
+          <w:ilvl w:val="1"/>
+          <w:numId w:val="9"/>
+        </w:numPr>
+        <w:spacing w:after="240"/>
+        <w:rPr>
+          <w:rFonts w:ascii="Roboto Mono" w:eastAsia="Roboto Mono" w:hAnsi="Roboto Mono" w:cs="Roboto Mono"/>
+        </w:rPr>
+      </w:pPr>
+      <w:r>
+        <w:rPr>
+          <w:rFonts w:ascii="Roboto Mono" w:eastAsia="Roboto Mono" w:hAnsi="Roboto Mono" w:cs="Roboto Mono"/>
+        </w:rPr>
+        <w:t>A customer with exactly 100 points should get a discount, but the system denies it when used.</w:t>
+      </w:r>
+      <w:r>
+        <w:rPr>
+          <w:rFonts w:ascii="Roboto Mono" w:eastAsia="Roboto Mono" w:hAnsi="Roboto Mono" w:cs="Roboto Mono"/>
+        </w:rPr>
+        <w:br/>
+      </w:r>
+    </w:p>
+    <w:p>
+      <w:pPr>
+        <w:spacing w:before="240" w:after="240"/>
+        <w:rPr>
+          <w:rFonts w:ascii="Roboto Mono" w:eastAsia="Roboto Mono" w:hAnsi="Roboto Mono" w:cs="Roboto Mono"/>
+          <w:b/>
+          <w:sz w:val="26"/>
+          <w:szCs w:val="26"/>
+        </w:rPr>
+      </w:pPr>
+      <w:r>
+        <w:rPr>
+          <w:rFonts w:ascii="Roboto Mono" w:eastAsia="Roboto Mono" w:hAnsi="Roboto Mono" w:cs="Roboto Mono"/>
+          <w:b/>
+          <w:sz w:val="26"/>
+          <w:szCs w:val="26"/>
+        </w:rPr>
+        <w:t xml:space="preserve">is all bugs make Failure </w:t>
+      </w:r>
+    </w:p>
+    <w:p>
+      <w:pPr>
+        <w:spacing w:before="240" w:after="240"/>
+      </w:pPr>
+      <w:r>
+        <w:t xml:space="preserve">No — </w:t>
+      </w:r>
+      <w:r>
+        <w:rPr>
+          <w:b/>
+        </w:rPr>
+        <w:t>not all bugs (defects) cause a failure</w:t>
+      </w:r>
+      <w:r>
+        <w:t>.</w:t>
+      </w:r>
+    </w:p>
+    <w:p>
+      <w:pPr>
+        <w:spacing w:before="280"/>
+        <w:rPr>
+          <w:b/>
+          <w:sz w:val="26"/>
+          <w:szCs w:val="26"/>
+        </w:rPr>
+      </w:pPr>
+      <w:r>
+        <w:rPr>
+          <w:b/>
+          <w:sz w:val="26"/>
+          <w:szCs w:val="26"/>
+        </w:rPr>
+        <w:t>Why?</w:t>
+      </w:r>
+    </w:p>
+    <w:p>
+      <w:pPr>
+        <w:spacing w:before="240" w:after="240"/>
+        <w:rPr>
+          <w:rFonts w:ascii="Roboto Mono" w:eastAsia="Roboto Mono" w:hAnsi="Roboto Mono" w:cs="Roboto Mono"/>
+        </w:rPr>
+      </w:pPr>
+      <w:r>
+        <w:rPr>
+          <w:rFonts w:ascii="Roboto Mono" w:eastAsia="Roboto Mono" w:hAnsi="Roboto Mono" w:cs="Roboto Mono"/>
+        </w:rPr>
+        <w:t xml:space="preserve">A </w:t>
+      </w:r>
+      <w:r>
+        <w:rPr>
+          <w:rFonts w:ascii="Roboto Mono" w:eastAsia="Roboto Mono" w:hAnsi="Roboto Mono" w:cs="Roboto Mono"/>
+          <w:b/>
+        </w:rPr>
+        <w:t>failure</w:t>
+      </w:r>
+      <w:r>
+        <w:rPr>
+          <w:rFonts w:ascii="Roboto Mono" w:eastAsia="Roboto Mono" w:hAnsi="Roboto Mono" w:cs="Roboto Mono"/>
+        </w:rPr>
+        <w:t xml:space="preserve"> only happens if:</w:t>
+      </w:r>
+    </w:p>
+    <w:p>
+      <w:pPr>
+        <w:numPr>
+          <w:ilvl w:val="0"/>
+          <w:numId w:val="4"/>
+        </w:numPr>
+        <w:spacing w:before="240"/>
+      </w:pPr>
+      <w:r>
+        <w:rPr>
+          <w:rFonts w:ascii="Roboto Mono" w:eastAsia="Roboto Mono" w:hAnsi="Roboto Mono" w:cs="Roboto Mono"/>
+        </w:rPr>
+        <w:t xml:space="preserve">The defective part of the code </w:t>
+      </w:r>
+      <w:r>
+        <w:rPr>
+          <w:rFonts w:ascii="Roboto Mono" w:eastAsia="Roboto Mono" w:hAnsi="Roboto Mono" w:cs="Roboto Mono"/>
+          <w:b/>
+        </w:rPr>
+        <w:t>is executed</w:t>
+      </w:r>
+      <w:r>
+        <w:rPr>
+          <w:rFonts w:ascii="Roboto Mono" w:eastAsia="Roboto Mono" w:hAnsi="Roboto Mono" w:cs="Roboto Mono"/>
+        </w:rPr>
+        <w:t>, and</w:t>
+      </w:r>
+      <w:r>
+        <w:rPr>
+          <w:rFonts w:ascii="Roboto Mono" w:eastAsia="Roboto Mono" w:hAnsi="Roboto Mono" w:cs="Roboto Mono"/>
+        </w:rPr>
+        <w:br/>
+      </w:r>
+    </w:p>
+    <w:p>
+      <w:pPr>
+        <w:numPr>
+          <w:ilvl w:val="0"/>
+          <w:numId w:val="4"/>
+        </w:numPr>
+        <w:spacing w:after="240"/>
+        <w:rPr>
+          <w:rFonts w:ascii="Roboto Mono" w:eastAsia="Roboto Mono" w:hAnsi="Roboto Mono" w:cs="Roboto Mono"/>
+        </w:rPr>
+      </w:pPr>
+      <w:r>
+        <w:rPr>
+          <w:rFonts w:ascii="Roboto Mono" w:eastAsia="Roboto Mono" w:hAnsi="Roboto Mono" w:cs="Roboto Mono"/>
+        </w:rPr>
+        <w:t>The conditions exist for the bug to be triggered.</w:t>
+      </w:r>
+      <w:r>
+        <w:rPr>
+          <w:rFonts w:ascii="Roboto Mono" w:eastAsia="Roboto Mono" w:hAnsi="Roboto Mono" w:cs="Roboto Mono"/>
+        </w:rPr>
+        <w:br/>
+      </w:r>
+    </w:p>
+    <w:p>
+      <w:pPr>
+        <w:spacing w:before="240" w:after="240"/>
+        <w:rPr>
+          <w:rFonts w:ascii="Roboto Mono" w:eastAsia="Roboto Mono" w:hAnsi="Roboto Mono" w:cs="Roboto Mono"/>
+        </w:rPr>
+      </w:pPr>
+      <w:r>
+        <w:rPr>
+          <w:rFonts w:ascii="Roboto Mono" w:eastAsia="Roboto Mono" w:hAnsi="Roboto Mono" w:cs="Roboto Mono"/>
+        </w:rPr>
+        <w:t>If the bug stays hidden (code path never used, feature not activated, data not triggering it), it won’t cause an immediate failure — but it’s still a risk.</w:t>
+      </w:r>
+    </w:p>
+    <w:p>
+      <w:pPr>
+        <w:rPr>
+          <w:rFonts w:ascii="Roboto Mono" w:eastAsia="Roboto Mono" w:hAnsi="Roboto Mono" w:cs="Roboto Mono"/>
+        </w:rPr>
+      </w:pPr>
+      <w:r>
+        <w:pict w14:anchorId="2C8E6F5E">
+          <v:rect id="_x0000_i1027" style="width:0;height:1.5pt" o:hralign="center" o:hrstd="t" o:hr="t" fillcolor="#a0a0a0" stroked="f"/>
+        </w:pict>
+      </w:r>
+    </w:p>
+    <w:p>
+      <w:pPr>
+        <w:spacing w:before="280"/>
+        <w:rPr>
+          <w:rFonts w:ascii="Roboto Mono" w:eastAsia="Roboto Mono" w:hAnsi="Roboto Mono" w:cs="Roboto Mono"/>
+          <w:b/>
+          <w:sz w:val="26"/>
+          <w:szCs w:val="26"/>
+        </w:rPr>
+      </w:pPr>
+      <w:r>
+        <w:rPr>
+          <w:rFonts w:ascii="Roboto Mono" w:eastAsia="Roboto Mono" w:hAnsi="Roboto Mono" w:cs="Roboto Mono"/>
+          <w:b/>
+          <w:sz w:val="26"/>
+          <w:szCs w:val="26"/>
+        </w:rPr>
+        <w:t>Examples</w:t>
+      </w:r>
+    </w:p>
+    <w:p>
+      <w:pPr>
+        <w:numPr>
+          <w:ilvl w:val="0"/>
+          <w:numId w:val="3"/>
+        </w:numPr>
+        <w:spacing w:before="240"/>
+        <w:rPr>
+          <w:rFonts w:ascii="Roboto Mono" w:eastAsia="Roboto Mono" w:hAnsi="Roboto Mono" w:cs="Roboto Mono"/>
+        </w:rPr>
+      </w:pPr>
+      <w:r>
+        <w:rPr>
+          <w:rFonts w:ascii="Roboto Mono" w:eastAsia="Roboto Mono" w:hAnsi="Roboto Mono" w:cs="Roboto Mono"/>
+          <w:b/>
+        </w:rPr>
+        <w:t>Bug without failure:</w:t>
+      </w:r>
+      <w:r>
+        <w:rPr>
+          <w:rFonts w:ascii="Roboto Mono" w:eastAsia="Roboto Mono" w:hAnsi="Roboto Mono" w:cs="Roboto Mono"/>
+          <w:b/>
+        </w:rPr>
+        <w:br/>
+      </w:r>
+    </w:p>
+    <w:p>
+      <w:pPr>
+        <w:numPr>
+          <w:ilvl w:val="1"/>
+          <w:numId w:val="3"/>
+        </w:numPr>
+        <w:rPr>
+          <w:rFonts w:ascii="Roboto Mono" w:eastAsia="Roboto Mono" w:hAnsi="Roboto Mono" w:cs="Roboto Mono"/>
+        </w:rPr>
+      </w:pPr>
+      <w:r>
+        <w:rPr>
+          <w:rFonts w:ascii="Roboto Mono" w:eastAsia="Roboto Mono" w:hAnsi="Roboto Mono" w:cs="Roboto Mono"/>
+        </w:rPr>
+        <w:t xml:space="preserve">There’s a typo in a function that’s never called in the current version — no failure occurs </w:t>
+      </w:r>
+      <w:r>
+        <w:rPr>
+          <w:rFonts w:ascii="Roboto Mono" w:eastAsia="Roboto Mono" w:hAnsi="Roboto Mono" w:cs="Roboto Mono"/>
+          <w:i/>
+        </w:rPr>
+        <w:t>yet</w:t>
+      </w:r>
+      <w:r>
+        <w:rPr>
+          <w:rFonts w:ascii="Roboto Mono" w:eastAsia="Roboto Mono" w:hAnsi="Roboto Mono" w:cs="Roboto Mono"/>
+        </w:rPr>
+        <w:t>.</w:t>
+      </w:r>
+      <w:r>
+        <w:rPr>
+          <w:rFonts w:ascii="Roboto Mono" w:eastAsia="Roboto Mono" w:hAnsi="Roboto Mono" w:cs="Roboto Mono"/>
+        </w:rPr>
+        <w:br/>
+      </w:r>
+    </w:p>
+    <w:p>
+      <w:pPr>
+        <w:numPr>
+          <w:ilvl w:val="0"/>
+          <w:numId w:val="3"/>
+        </w:numPr>
+        <w:rPr>
+          <w:rFonts w:ascii="Roboto Mono" w:eastAsia="Roboto Mono" w:hAnsi="Roboto Mono" w:cs="Roboto Mono"/>
+        </w:rPr>
+      </w:pPr>
+      <w:r>
+        <w:rPr>
+          <w:rFonts w:ascii="Roboto Mono" w:eastAsia="Roboto Mono" w:hAnsi="Roboto Mono" w:cs="Roboto Mono"/>
+          <w:b/>
+        </w:rPr>
+        <w:t>Bug that causes failure:</w:t>
+      </w:r>
+      <w:r>
+        <w:rPr>
+          <w:rFonts w:ascii="Roboto Mono" w:eastAsia="Roboto Mono" w:hAnsi="Roboto Mono" w:cs="Roboto Mono"/>
+          <w:b/>
+        </w:rPr>
+        <w:br/>
+      </w:r>
+    </w:p>
+    <w:p>
+      <w:pPr>
+        <w:numPr>
+          <w:ilvl w:val="1"/>
+          <w:numId w:val="3"/>
+        </w:numPr>
+        <w:spacing w:after="240"/>
+        <w:rPr>
+          <w:rFonts w:ascii="Roboto Mono" w:eastAsia="Roboto Mono" w:hAnsi="Roboto Mono" w:cs="Roboto Mono"/>
+        </w:rPr>
+      </w:pPr>
+      <w:r>
+        <w:rPr>
+          <w:rFonts w:ascii="Nova Mono" w:eastAsia="Nova Mono" w:hAnsi="Nova Mono" w:cs="Nova Mono"/>
+        </w:rPr>
+        <w:lastRenderedPageBreak/>
+        <w:t>Login function bug that’s executed every time a user logs in → immediate visible failure.</w:t>
+      </w:r>
+      <w:r>
+        <w:rPr>
+          <w:rFonts w:ascii="Nova Mono" w:eastAsia="Nova Mono" w:hAnsi="Nova Mono" w:cs="Nova Mono"/>
+        </w:rPr>
+        <w:br/>
+      </w:r>
+    </w:p>
+    <w:p>
+      <w:pPr>
+        <w:rPr>
+          <w:rFonts w:ascii="Roboto Mono" w:eastAsia="Roboto Mono" w:hAnsi="Roboto Mono" w:cs="Roboto Mono"/>
+        </w:rPr>
+      </w:pPr>
+      <w:r>
+        <w:pict w14:anchorId="6F5332E0">
+          <v:rect id="_x0000_i1028" style="width:0;height:1.5pt" o:hralign="center" o:hrstd="t" o:hr="t" fillcolor="#a0a0a0" stroked="f"/>
+        </w:pict>
+      </w:r>
+    </w:p>
+    <w:p>
+      <w:pPr>
+        <w:spacing w:before="240" w:after="240"/>
+        <w:rPr>
+          <w:rFonts w:ascii="Roboto Mono" w:eastAsia="Roboto Mono" w:hAnsi="Roboto Mono" w:cs="Roboto Mono"/>
+          <w:b/>
+        </w:rPr>
+      </w:pPr>
+      <w:r>
+        <w:rPr>
+          <w:rFonts w:ascii="Roboto Mono" w:eastAsia="Roboto Mono" w:hAnsi="Roboto Mono" w:cs="Roboto Mono"/>
+        </w:rPr>
+        <w:t xml:space="preserve">💡 </w:t>
+      </w:r>
+      <w:r>
+        <w:rPr>
+          <w:rFonts w:ascii="Roboto Mono" w:eastAsia="Roboto Mono" w:hAnsi="Roboto Mono" w:cs="Roboto Mono"/>
+          <w:b/>
+        </w:rPr>
+        <w:t>Key idea:</w:t>
+      </w:r>
+    </w:p>
+    <w:p>
+      <w:pPr>
+        <w:numPr>
+          <w:ilvl w:val="0"/>
+          <w:numId w:val="5"/>
+        </w:numPr>
+        <w:spacing w:before="240"/>
+      </w:pPr>
+      <w:r>
+        <w:rPr>
+          <w:rFonts w:ascii="Roboto Mono" w:eastAsia="Roboto Mono" w:hAnsi="Roboto Mono" w:cs="Roboto Mono"/>
+          <w:b/>
+        </w:rPr>
+        <w:t>All failures are caused by bugs</w:t>
+      </w:r>
+      <w:r>
+        <w:rPr>
+          <w:rFonts w:ascii="Roboto Mono" w:eastAsia="Roboto Mono" w:hAnsi="Roboto Mono" w:cs="Roboto Mono"/>
+        </w:rPr>
+        <w:t>,</w:t>
+      </w:r>
+      <w:r>
+        <w:rPr>
+          <w:rFonts w:ascii="Roboto Mono" w:eastAsia="Roboto Mono" w:hAnsi="Roboto Mono" w:cs="Roboto Mono"/>
+        </w:rPr>
+        <w:br/>
+      </w:r>
+    </w:p>
+    <w:p>
+      <w:pPr>
+        <w:numPr>
+          <w:ilvl w:val="0"/>
+          <w:numId w:val="5"/>
+        </w:numPr>
+        <w:spacing w:after="240"/>
+      </w:pPr>
+      <w:r>
+        <w:rPr>
+          <w:rFonts w:ascii="Roboto Mono" w:eastAsia="Roboto Mono" w:hAnsi="Roboto Mono" w:cs="Roboto Mono"/>
+        </w:rPr>
+        <w:t xml:space="preserve">but </w:t>
+      </w:r>
+      <w:r>
+        <w:rPr>
+          <w:rFonts w:ascii="Roboto Mono" w:eastAsia="Roboto Mono" w:hAnsi="Roboto Mono" w:cs="Roboto Mono"/>
+          <w:b/>
+        </w:rPr>
+        <w:t>not all bugs cause failures right away</w:t>
+      </w:r>
+      <w:r>
+        <w:rPr>
+          <w:rFonts w:ascii="Roboto Mono" w:eastAsia="Roboto Mono" w:hAnsi="Roboto Mono" w:cs="Roboto Mono"/>
+        </w:rPr>
+        <w:t xml:space="preserve"> — some remain dormant until certain conditions bring them to life.</w:t>
+      </w:r>
+    </w:p>
+    <w:p>
+      <w:r>
+        <w:pict w14:anchorId="65D3B163">
+          <v:rect id="_x0000_i1029" style="width:0;height:1.5pt" o:hralign="center" o:hrstd="t" o:hr="t" fillcolor="#a0a0a0" stroked="f"/>
+        </w:pict>
+      </w:r>
+    </w:p>
+    <w:p>
+      <w:pPr>
+        <w:pStyle w:val="Heading2"/>
+      </w:pPr>
+      <w:bookmarkStart w:id="3" w:name="_fiullf3gqdbv" w:colFirst="0" w:colLast="0"/>
+      <w:bookmarkEnd w:id="3"/>
+      <w:r>
+        <w:t xml:space="preserve">4. </w:t>
+      </w:r>
+      <w:r>
+        <w:t>Anomalies</w:t>
+      </w:r>
+    </w:p>
+    <w:p>
+      <w:pPr>
+        <w:spacing w:before="240" w:after="240"/>
+      </w:pPr>
+      <w:r>
+        <w:rPr>
+          <w:b/>
+          <w:shd w:val="clear" w:color="auto" w:fill="B7B7B7"/>
+        </w:rPr>
+        <w:t># Source</w:t>
+      </w:r>
+      <w:r>
+        <w:rPr>
+          <w:shd w:val="clear" w:color="auto" w:fill="B7B7B7"/>
+        </w:rPr>
+        <w:t xml:space="preserve">: </w:t>
+      </w:r>
+      <w:r>
+        <w:rPr>
+          <w:b/>
+          <w:shd w:val="clear" w:color="auto" w:fill="B7B7B7"/>
+        </w:rPr>
+        <w:t xml:space="preserve">Chatgpt </w:t>
       </w:r>
       <w:r>
         <w:rPr>
@@ -1094,16 +1133,17 @@
           <w:szCs w:val="14"/>
           <w:shd w:val="clear" w:color="auto" w:fill="B7B7B7"/>
         </w:rPr>
-        <w:t>/</w:t>
-      </w:r>
-      <w:r>
-        <w:rPr>
+        <w:t>(GPT</w:t>
+      </w:r>
+      <w:r>
+        <w:rPr>
+          <w:rFonts w:ascii="Cambria Math" w:hAnsi="Cambria Math" w:cs="Cambria Math"/>
           <w:b/>
           <w:sz w:val="14"/>
           <w:szCs w:val="14"/>
           <w:shd w:val="clear" w:color="auto" w:fill="B7B7B7"/>
         </w:rPr>
-        <w:t>8</w:t>
+        <w:t>‑</w:t>
       </w:r>
       <w:r>
         <w:rPr>
@@ -1112,7 +1152,7 @@
           <w:szCs w:val="14"/>
           <w:shd w:val="clear" w:color="auto" w:fill="B7B7B7"/>
         </w:rPr>
-        <w:t>/2025]</w:t>
+        <w:t>5 Mini) at [9/8/2025]</w:t>
       </w:r>
     </w:p>
     <w:p>
@@ -1199,8 +1239,8 @@
           <w:rFonts w:ascii="Roboto Mono" w:hAnsi="Roboto Mono"/>
           <w:lang w:val="en-US"/>
         </w:rPr>
-        <w:pict w14:anchorId="3B3F2371">
-          <v:rect id="_x0000_i1034" style="width:0;height:1.5pt" o:hralign="center" o:hrstd="t" o:hr="t" fillcolor="#a0a0a0" stroked="f"/>
+        <w:pict w14:anchorId="0549001B">
+          <v:rect id="_x0000_i1030" style="width:0;height:1.5pt" o:hralign="center" o:hrstd="t" o:hr="t" fillcolor="#a0a0a0" stroked="f"/>
         </w:pict>
       </w:r>
     </w:p>
@@ -1225,7 +1265,7 @@
       <w:pPr>
         <w:numPr>
           <w:ilvl w:val="0"/>
-          <w:numId w:val="17"/>
+          <w:numId w:val="13"/>
         </w:numPr>
         <w:rPr>
           <w:rFonts w:ascii="Roboto Mono" w:hAnsi="Roboto Mono"/>
@@ -1260,7 +1300,7 @@
       <w:pPr>
         <w:numPr>
           <w:ilvl w:val="0"/>
-          <w:numId w:val="17"/>
+          <w:numId w:val="13"/>
         </w:numPr>
         <w:rPr>
           <w:rFonts w:ascii="Roboto Mono" w:hAnsi="Roboto Mono"/>
@@ -1295,7 +1335,7 @@
       <w:pPr>
         <w:numPr>
           <w:ilvl w:val="0"/>
-          <w:numId w:val="17"/>
+          <w:numId w:val="13"/>
         </w:numPr>
         <w:rPr>
           <w:rFonts w:ascii="Roboto Mono" w:hAnsi="Roboto Mono"/>
@@ -1330,7 +1370,7 @@
       <w:pPr>
         <w:numPr>
           <w:ilvl w:val="0"/>
-          <w:numId w:val="17"/>
+          <w:numId w:val="13"/>
         </w:numPr>
         <w:rPr>
           <w:rFonts w:ascii="Roboto Mono" w:hAnsi="Roboto Mono"/>
@@ -1365,7 +1405,7 @@
       <w:pPr>
         <w:numPr>
           <w:ilvl w:val="0"/>
-          <w:numId w:val="17"/>
+          <w:numId w:val="13"/>
         </w:numPr>
         <w:rPr>
           <w:rFonts w:ascii="Roboto Mono" w:hAnsi="Roboto Mono"/>
@@ -1392,8 +1432,8 @@
           <w:rFonts w:ascii="Roboto Mono" w:hAnsi="Roboto Mono"/>
           <w:lang w:val="en-US"/>
         </w:rPr>
-        <w:pict w14:anchorId="003F6C7D">
-          <v:rect id="_x0000_i1035" style="width:0;height:1.5pt" o:hralign="center" o:hrstd="t" o:hr="t" fillcolor="#a0a0a0" stroked="f"/>
+        <w:pict w14:anchorId="5C95B6D1">
+          <v:rect id="_x0000_i1031" style="width:0;height:1.5pt" o:hralign="center" o:hrstd="t" o:hr="t" fillcolor="#a0a0a0" stroked="f"/>
         </w:pict>
       </w:r>
     </w:p>
@@ -1418,7 +1458,7 @@
       <w:pPr>
         <w:numPr>
           <w:ilvl w:val="0"/>
-          <w:numId w:val="18"/>
+          <w:numId w:val="14"/>
         </w:numPr>
         <w:rPr>
           <w:rFonts w:ascii="Roboto Mono" w:hAnsi="Roboto Mono"/>
@@ -1437,7 +1477,7 @@
       <w:pPr>
         <w:numPr>
           <w:ilvl w:val="0"/>
-          <w:numId w:val="18"/>
+          <w:numId w:val="14"/>
         </w:numPr>
         <w:rPr>
           <w:rFonts w:ascii="Roboto Mono" w:hAnsi="Roboto Mono"/>
@@ -1456,7 +1496,7 @@
       <w:pPr>
         <w:numPr>
           <w:ilvl w:val="1"/>
-          <w:numId w:val="18"/>
+          <w:numId w:val="14"/>
         </w:numPr>
         <w:rPr>
           <w:rFonts w:ascii="Roboto Mono" w:hAnsi="Roboto Mono"/>
@@ -1491,20 +1531,145 @@
       <w:pPr>
         <w:numPr>
           <w:ilvl w:val="1"/>
-          <w:numId w:val="18"/>
-        </w:numPr>
-        <w:rPr>
-          <w:rFonts w:ascii="Roboto Mono" w:hAnsi="Roboto Mono"/>
-          <w:lang w:val="en-US"/>
-        </w:rPr>
-      </w:pPr>
-      <w:r>
-        <w:rPr>
-          <w:rFonts w:ascii="Roboto Mono" w:hAnsi="Roboto Mono"/>
+          <w:numId w:val="14"/>
+        </w:numPr>
+        <w:rPr>
+          <w:rFonts w:ascii="Roboto Mono" w:hAnsi="Roboto Mono"/>
+          <w:lang w:val="en-US"/>
+        </w:rPr>
+      </w:pPr>
+      <w:r>
+        <w:rPr>
+          <w:rFonts w:ascii="Roboto Mono" w:hAnsi="Roboto Mono"/>
+          <w:lang w:val="en-US"/>
+        </w:rPr>
+        <w:t xml:space="preserve">a </w:t>
+      </w:r>
+      <w:r>
+        <w:rPr>
+          <w:rFonts w:ascii="Roboto Mono" w:hAnsi="Roboto Mono"/>
+          <w:b/>
+          <w:bCs/>
+          <w:lang w:val="en-US"/>
+        </w:rPr>
+        <w:t>problem</w:t>
+      </w:r>
+      <w:r>
+        <w:rPr>
+          <w:rFonts w:ascii="Roboto Mono" w:hAnsi="Roboto Mono"/>
+          <w:lang w:val="en-US"/>
+        </w:rPr>
+        <w:t xml:space="preserve"> in the test itself?</w:t>
+      </w:r>
+    </w:p>
+    <w:p>
+      <w:pPr>
+        <w:numPr>
+          <w:ilvl w:val="1"/>
+          <w:numId w:val="14"/>
+        </w:numPr>
+        <w:rPr>
+          <w:rFonts w:ascii="Roboto Mono" w:hAnsi="Roboto Mono"/>
+          <w:lang w:val="en-US"/>
+        </w:rPr>
+      </w:pPr>
+      <w:r>
+        <w:rPr>
+          <w:rFonts w:ascii="Roboto Mono" w:hAnsi="Roboto Mono"/>
+          <w:lang w:val="en-US"/>
+        </w:rPr>
+        <w:t xml:space="preserve">a </w:t>
+      </w:r>
+      <w:r>
+        <w:rPr>
+          <w:rFonts w:ascii="Roboto Mono" w:hAnsi="Roboto Mono"/>
+          <w:b/>
+          <w:bCs/>
+          <w:lang w:val="en-US"/>
+        </w:rPr>
+        <w:t>gap</w:t>
+      </w:r>
+      <w:r>
+        <w:rPr>
+          <w:rFonts w:ascii="Roboto Mono" w:hAnsi="Roboto Mono"/>
+          <w:lang w:val="en-US"/>
+        </w:rPr>
+        <w:t xml:space="preserve"> or </w:t>
+      </w:r>
+      <w:r>
+        <w:rPr>
+          <w:rFonts w:ascii="Roboto Mono" w:hAnsi="Roboto Mono"/>
+          <w:b/>
+          <w:bCs/>
+          <w:lang w:val="en-US"/>
+        </w:rPr>
+        <w:t>error</w:t>
+      </w:r>
+      <w:r>
+        <w:rPr>
+          <w:rFonts w:ascii="Roboto Mono" w:hAnsi="Roboto Mono"/>
+          <w:lang w:val="en-US"/>
+        </w:rPr>
+        <w:t xml:space="preserve"> in the requirement?</w:t>
+      </w:r>
+    </w:p>
+    <w:p>
+      <w:pPr>
+        <w:numPr>
+          <w:ilvl w:val="0"/>
+          <w:numId w:val="14"/>
+        </w:numPr>
+        <w:rPr>
+          <w:rFonts w:ascii="Roboto Mono" w:hAnsi="Roboto Mono"/>
+          <w:lang w:val="en-US"/>
+        </w:rPr>
+      </w:pPr>
+      <w:r>
+        <w:rPr>
+          <w:rFonts w:ascii="Roboto Mono" w:hAnsi="Roboto Mono"/>
+          <w:lang w:val="en-US"/>
+        </w:rPr>
+        <w:t>Then you classify and report it accordingly.</w:t>
+      </w:r>
+    </w:p>
+    <w:p>
+      <w:pPr>
+        <w:rPr>
+          <w:rFonts w:ascii="Roboto Mono" w:hAnsi="Roboto Mono"/>
+          <w:lang w:val="en-US"/>
+        </w:rPr>
+      </w:pPr>
+      <w:r>
+        <w:rPr>
+          <w:rFonts w:ascii="Roboto Mono" w:hAnsi="Roboto Mono"/>
+          <w:lang w:val="en-US"/>
+        </w:rPr>
+        <w:pict w14:anchorId="769353CD">
+          <v:rect id="_x0000_i1032" style="width:0;height:1.5pt" o:hralign="center" o:hrstd="t" o:hr="t" fillcolor="#a0a0a0" stroked="f"/>
+        </w:pict>
+      </w:r>
+    </w:p>
+    <w:p>
+      <w:pPr>
+        <w:rPr>
+          <w:rFonts w:ascii="Roboto Mono" w:hAnsi="Roboto Mono"/>
+          <w:lang w:val="en-US"/>
+        </w:rPr>
+      </w:pPr>
+      <w:r>
+        <w:rPr>
+          <w:rFonts w:ascii="Segoe UI Emoji" w:hAnsi="Segoe UI Emoji" w:cs="Segoe UI Emoji"/>
           <w:lang w:val="en-US"/>
         </w:rPr>
         <w:lastRenderedPageBreak/>
-        <w:t xml:space="preserve">a </w:t>
+        <w:t>💡</w:t>
+      </w:r>
+      <w:r>
+        <w:rPr>
+          <w:rFonts w:ascii="Roboto Mono" w:hAnsi="Roboto Mono"/>
+          <w:lang w:val="en-US"/>
+        </w:rPr>
+        <w:t xml:space="preserve"> </w:t>
       </w:r>
       <w:r>
         <w:rPr>
@@ -1513,33 +1678,22 @@
           <w:bCs/>
           <w:lang w:val="en-US"/>
         </w:rPr>
-        <w:t>problem</w:t>
-      </w:r>
-      <w:r>
-        <w:rPr>
-          <w:rFonts w:ascii="Roboto Mono" w:hAnsi="Roboto Mono"/>
-          <w:lang w:val="en-US"/>
-        </w:rPr>
-        <w:t xml:space="preserve"> in the test itself?</w:t>
-      </w:r>
-    </w:p>
-    <w:p>
-      <w:pPr>
-        <w:numPr>
-          <w:ilvl w:val="1"/>
-          <w:numId w:val="18"/>
-        </w:numPr>
-        <w:rPr>
-          <w:rFonts w:ascii="Roboto Mono" w:hAnsi="Roboto Mono"/>
-          <w:lang w:val="en-US"/>
-        </w:rPr>
-      </w:pPr>
-      <w:r>
-        <w:rPr>
-          <w:rFonts w:ascii="Roboto Mono" w:hAnsi="Roboto Mono"/>
-          <w:lang w:val="en-US"/>
-        </w:rPr>
-        <w:t xml:space="preserve">a </w:t>
+        <w:t>In short:</w:t>
+      </w:r>
+    </w:p>
+    <w:p>
+      <w:pPr>
+        <w:rPr>
+          <w:rFonts w:ascii="Roboto Mono" w:hAnsi="Roboto Mono"/>
+          <w:lang w:val="en-US"/>
+        </w:rPr>
+      </w:pPr>
+      <w:r>
+        <w:rPr>
+          <w:rFonts w:ascii="Roboto Mono" w:hAnsi="Roboto Mono"/>
+          <w:lang w:val="en-US"/>
+        </w:rPr>
+        <w:t xml:space="preserve">In testing, “anomaly” = anything unexpected during testing that </w:t>
       </w:r>
       <w:r>
         <w:rPr>
@@ -1548,14 +1702,14 @@
           <w:bCs/>
           <w:lang w:val="en-US"/>
         </w:rPr>
-        <w:t>gap</w:t>
-      </w:r>
-      <w:r>
-        <w:rPr>
-          <w:rFonts w:ascii="Roboto Mono" w:hAnsi="Roboto Mono"/>
-          <w:lang w:val="en-US"/>
-        </w:rPr>
-        <w:t xml:space="preserve"> or </w:t>
+        <w:t>might</w:t>
+      </w:r>
+      <w:r>
+        <w:rPr>
+          <w:rFonts w:ascii="Roboto Mono" w:hAnsi="Roboto Mono"/>
+          <w:lang w:val="en-US"/>
+        </w:rPr>
+        <w:t xml:space="preserve"> indicate a problem — a broad term used </w:t>
       </w:r>
       <w:r>
         <w:rPr>
@@ -1564,120 +1718,6 @@
           <w:bCs/>
           <w:lang w:val="en-US"/>
         </w:rPr>
-        <w:t>error</w:t>
-      </w:r>
-      <w:r>
-        <w:rPr>
-          <w:rFonts w:ascii="Roboto Mono" w:hAnsi="Roboto Mono"/>
-          <w:lang w:val="en-US"/>
-        </w:rPr>
-        <w:t xml:space="preserve"> in the requirement?</w:t>
-      </w:r>
-    </w:p>
-    <w:p>
-      <w:pPr>
-        <w:numPr>
-          <w:ilvl w:val="0"/>
-          <w:numId w:val="18"/>
-        </w:numPr>
-        <w:rPr>
-          <w:rFonts w:ascii="Roboto Mono" w:hAnsi="Roboto Mono"/>
-          <w:lang w:val="en-US"/>
-        </w:rPr>
-      </w:pPr>
-      <w:r>
-        <w:rPr>
-          <w:rFonts w:ascii="Roboto Mono" w:hAnsi="Roboto Mono"/>
-          <w:lang w:val="en-US"/>
-        </w:rPr>
-        <w:t>Then you classify and report it accordingly.</w:t>
-      </w:r>
-    </w:p>
-    <w:p>
-      <w:pPr>
-        <w:rPr>
-          <w:rFonts w:ascii="Roboto Mono" w:hAnsi="Roboto Mono"/>
-          <w:lang w:val="en-US"/>
-        </w:rPr>
-      </w:pPr>
-      <w:r>
-        <w:rPr>
-          <w:rFonts w:ascii="Roboto Mono" w:hAnsi="Roboto Mono"/>
-          <w:lang w:val="en-US"/>
-        </w:rPr>
-        <w:pict w14:anchorId="1C31A0FF">
-          <v:rect id="_x0000_i1036" style="width:0;height:1.5pt" o:hralign="center" o:hrstd="t" o:hr="t" fillcolor="#a0a0a0" stroked="f"/>
-        </w:pict>
-      </w:r>
-    </w:p>
-    <w:p>
-      <w:pPr>
-        <w:rPr>
-          <w:rFonts w:ascii="Roboto Mono" w:hAnsi="Roboto Mono"/>
-          <w:lang w:val="en-US"/>
-        </w:rPr>
-      </w:pPr>
-      <w:r>
-        <w:rPr>
-          <w:rFonts w:ascii="Segoe UI Emoji" w:hAnsi="Segoe UI Emoji" w:cs="Segoe UI Emoji"/>
-          <w:lang w:val="en-US"/>
-        </w:rPr>
-        <w:t>💡</w:t>
-      </w:r>
-      <w:r>
-        <w:rPr>
-          <w:rFonts w:ascii="Roboto Mono" w:hAnsi="Roboto Mono"/>
-          <w:lang w:val="en-US"/>
-        </w:rPr>
-        <w:t xml:space="preserve"> </w:t>
-      </w:r>
-      <w:r>
-        <w:rPr>
-          <w:rFonts w:ascii="Roboto Mono" w:hAnsi="Roboto Mono"/>
-          <w:b/>
-          <w:bCs/>
-          <w:lang w:val="en-US"/>
-        </w:rPr>
-        <w:t>In short:</w:t>
-      </w:r>
-    </w:p>
-    <w:p>
-      <w:pPr>
-        <w:rPr>
-          <w:rFonts w:ascii="Roboto Mono" w:hAnsi="Roboto Mono"/>
-          <w:lang w:val="en-US"/>
-        </w:rPr>
-      </w:pPr>
-      <w:r>
-        <w:rPr>
-          <w:rFonts w:ascii="Roboto Mono" w:hAnsi="Roboto Mono"/>
-          <w:lang w:val="en-US"/>
-        </w:rPr>
-        <w:t xml:space="preserve">In testing, “anomaly” = anything unexpected during testing that </w:t>
-      </w:r>
-      <w:r>
-        <w:rPr>
-          <w:rFonts w:ascii="Roboto Mono" w:hAnsi="Roboto Mono"/>
-          <w:b/>
-          <w:bCs/>
-          <w:lang w:val="en-US"/>
-        </w:rPr>
-        <w:t>might</w:t>
-      </w:r>
-      <w:r>
-        <w:rPr>
-          <w:rFonts w:ascii="Roboto Mono" w:hAnsi="Roboto Mono"/>
-          <w:lang w:val="en-US"/>
-        </w:rPr>
-        <w:t xml:space="preserve"> indicate a problem — a broad term used </w:t>
-      </w:r>
-      <w:r>
-        <w:rPr>
-          <w:rFonts w:ascii="Roboto Mono" w:hAnsi="Roboto Mono"/>
-          <w:b/>
-          <w:bCs/>
-          <w:lang w:val="en-US"/>
-        </w:rPr>
         <w:t>before</w:t>
       </w:r>
       <w:r>
@@ -1700,8 +1740,8 @@
           <w:rFonts w:ascii="Roboto Mono" w:hAnsi="Roboto Mono"/>
           <w:lang w:val="en-US"/>
         </w:rPr>
-        <w:pict w14:anchorId="36FA2936">
-          <v:rect id="_x0000_i1037" style="width:0;height:1.5pt" o:hralign="center" o:hrstd="t" o:hr="t" fillcolor="#a0a0a0" stroked="f"/>
+        <w:pict w14:anchorId="0D02E48C">
+          <v:rect id="_x0000_i1033" style="width:0;height:1.5pt" o:hralign="center" o:hrstd="t" o:hr="t" fillcolor="#a0a0a0" stroked="f"/>
         </w:pict>
       </w:r>
     </w:p>
@@ -1755,195 +1795,17 @@
           <w:szCs w:val="14"/>
           <w:shd w:val="clear" w:color="auto" w:fill="B7B7B7"/>
         </w:rPr>
-        <w:t>(GPT-5-Standard) at [8/12/2025]</w:t>
-      </w:r>
-    </w:p>
-    <w:p>
-      <w:pPr>
-        <w:numPr>
-          <w:ilvl w:val="0"/>
-          <w:numId w:val="1"/>
-        </w:numPr>
-        <w:spacing w:before="240"/>
-      </w:pPr>
-      <w:r>
-        <w:rPr>
-          <w:rFonts w:ascii="Roboto Mono" w:eastAsia="Roboto Mono" w:hAnsi="Roboto Mono" w:cs="Roboto Mono"/>
-          <w:b/>
-        </w:rPr>
-        <w:t>Meaning:</w:t>
-      </w:r>
-      <w:r>
-        <w:rPr>
-          <w:rFonts w:ascii="Roboto Mono" w:eastAsia="Roboto Mono" w:hAnsi="Roboto Mono" w:cs="Roboto Mono"/>
-        </w:rPr>
-        <w:t xml:space="preserve"> The </w:t>
-      </w:r>
-      <w:r>
-        <w:rPr>
-          <w:rFonts w:ascii="Roboto Mono" w:eastAsia="Roboto Mono" w:hAnsi="Roboto Mono" w:cs="Roboto Mono"/>
-          <w:b/>
-        </w:rPr>
-        <w:t>original source</w:t>
-      </w:r>
-      <w:r>
-        <w:rPr>
-          <w:rFonts w:ascii="Roboto Mono" w:eastAsia="Roboto Mono" w:hAnsi="Roboto Mono" w:cs="Roboto Mono"/>
-        </w:rPr>
-        <w:t xml:space="preserve"> of the defect — what actually caused the error in the first place.</w:t>
-      </w:r>
-      <w:r>
-        <w:rPr>
-          <w:rFonts w:ascii="Roboto Mono" w:eastAsia="Roboto Mono" w:hAnsi="Roboto Mono" w:cs="Roboto Mono"/>
-        </w:rPr>
-        <w:br/>
-      </w:r>
-    </w:p>
-    <w:p>
-      <w:pPr>
-        <w:numPr>
-          <w:ilvl w:val="0"/>
-          <w:numId w:val="1"/>
-        </w:numPr>
-      </w:pPr>
-      <w:r>
-        <w:rPr>
-          <w:rFonts w:ascii="Roboto Mono" w:eastAsia="Roboto Mono" w:hAnsi="Roboto Mono" w:cs="Roboto Mono"/>
-          <w:b/>
-        </w:rPr>
-        <w:t>Purpose:</w:t>
-      </w:r>
-      <w:r>
-        <w:rPr>
-          <w:rFonts w:ascii="Roboto Mono" w:eastAsia="Roboto Mono" w:hAnsi="Roboto Mono" w:cs="Roboto Mono"/>
-        </w:rPr>
-        <w:t xml:space="preserve"> Found through </w:t>
-      </w:r>
-      <w:r>
-        <w:rPr>
-          <w:rFonts w:ascii="Roboto Mono" w:eastAsia="Roboto Mono" w:hAnsi="Roboto Mono" w:cs="Roboto Mono"/>
-          <w:b/>
-        </w:rPr>
-        <w:t>Root Cause Analysis (RCA)</w:t>
-      </w:r>
-      <w:r>
-        <w:rPr>
-          <w:rFonts w:ascii="Roboto Mono" w:eastAsia="Roboto Mono" w:hAnsi="Roboto Mono" w:cs="Roboto Mono"/>
-        </w:rPr>
-        <w:t xml:space="preserve"> to prevent it from happening again.</w:t>
-      </w:r>
-      <w:r>
-        <w:rPr>
-          <w:rFonts w:ascii="Roboto Mono" w:eastAsia="Roboto Mono" w:hAnsi="Roboto Mono" w:cs="Roboto Mono"/>
-        </w:rPr>
-        <w:br/>
-      </w:r>
-    </w:p>
-    <w:p>
-      <w:pPr>
-        <w:numPr>
-          <w:ilvl w:val="0"/>
-          <w:numId w:val="1"/>
-        </w:numPr>
-        <w:rPr>
-          <w:rFonts w:ascii="Roboto Mono" w:eastAsia="Roboto Mono" w:hAnsi="Roboto Mono" w:cs="Roboto Mono"/>
-        </w:rPr>
-      </w:pPr>
-      <w:r>
-        <w:rPr>
-          <w:rFonts w:ascii="Roboto Mono" w:eastAsia="Roboto Mono" w:hAnsi="Roboto Mono" w:cs="Roboto Mono"/>
-          <w:b/>
-        </w:rPr>
-        <w:t>Example:</w:t>
-      </w:r>
-      <w:r>
-        <w:rPr>
-          <w:rFonts w:ascii="Roboto Mono" w:eastAsia="Roboto Mono" w:hAnsi="Roboto Mono" w:cs="Roboto Mono"/>
-          <w:b/>
-        </w:rPr>
-        <w:br/>
-      </w:r>
-    </w:p>
-    <w:p>
-      <w:pPr>
-        <w:numPr>
-          <w:ilvl w:val="1"/>
-          <w:numId w:val="1"/>
-        </w:numPr>
-        <w:spacing w:after="240"/>
-      </w:pPr>
-      <w:r>
-        <w:rPr>
-          <w:rFonts w:ascii="Roboto Mono" w:eastAsia="Roboto Mono" w:hAnsi="Roboto Mono" w:cs="Roboto Mono"/>
-        </w:rPr>
-        <w:t>Root cause: The requirement document said “over 100 points” instead of “100 or more points,” and the developer coded it exactly as written.</w:t>
-      </w:r>
-    </w:p>
-    <w:p/>
-    <w:p>
-      <w:pPr>
-        <w:pStyle w:val="Heading2"/>
-        <w:rPr>
-          <w:lang w:val="en-US"/>
-        </w:rPr>
-      </w:pPr>
-      <w:r>
-        <w:rPr>
-          <w:lang w:val="en-US"/>
-        </w:rPr>
-        <w:t>6</w:t>
-      </w:r>
-      <w:r>
-        <w:rPr>
-          <w:lang w:val="en-US"/>
-        </w:rPr>
-        <w:t>.</w:t>
-      </w:r>
-      <w:r>
-        <w:rPr>
-          <w:lang w:val="en-US"/>
-        </w:rPr>
-        <w:t xml:space="preserve"> </w:t>
-      </w:r>
-      <w:r>
-        <w:rPr>
-          <w:lang w:val="en-US"/>
-        </w:rPr>
-        <w:t>Root Cause Analysis (RCA)</w:t>
-      </w:r>
-    </w:p>
-    <w:p>
-      <w:pPr>
-        <w:spacing w:before="240" w:after="240"/>
-      </w:pPr>
-      <w:r>
-        <w:rPr>
-          <w:b/>
-          <w:shd w:val="clear" w:color="auto" w:fill="B7B7B7"/>
-        </w:rPr>
-        <w:t># Source</w:t>
-      </w:r>
-      <w:r>
-        <w:rPr>
-          <w:shd w:val="clear" w:color="auto" w:fill="B7B7B7"/>
-        </w:rPr>
-        <w:t xml:space="preserve">: </w:t>
-      </w:r>
-      <w:r>
-        <w:rPr>
-          <w:b/>
-          <w:shd w:val="clear" w:color="auto" w:fill="B7B7B7"/>
-        </w:rPr>
-        <w:t xml:space="preserve">Chatgpt </w:t>
-      </w:r>
-      <w:r>
-        <w:rPr>
+        <w:t>(GPT</w:t>
+      </w:r>
+      <w:r>
+        <w:rPr>
+          <w:rFonts w:ascii="Cambria Math" w:hAnsi="Cambria Math" w:cs="Cambria Math"/>
           <w:b/>
           <w:sz w:val="14"/>
           <w:szCs w:val="14"/>
           <w:shd w:val="clear" w:color="auto" w:fill="B7B7B7"/>
         </w:rPr>
-        <w:t>(GPT-5-Standard) at [</w:t>
+        <w:t>‑</w:t>
       </w:r>
       <w:r>
         <w:rPr>
@@ -1952,7 +1814,174 @@
           <w:szCs w:val="14"/>
           <w:shd w:val="clear" w:color="auto" w:fill="B7B7B7"/>
         </w:rPr>
-        <w:t>9</w:t>
+        <w:t>5 Mini) at [8/12/2025]</w:t>
+      </w:r>
+    </w:p>
+    <w:p>
+      <w:pPr>
+        <w:numPr>
+          <w:ilvl w:val="0"/>
+          <w:numId w:val="1"/>
+        </w:numPr>
+        <w:spacing w:before="240"/>
+      </w:pPr>
+      <w:r>
+        <w:rPr>
+          <w:rFonts w:ascii="Roboto Mono" w:eastAsia="Roboto Mono" w:hAnsi="Roboto Mono" w:cs="Roboto Mono"/>
+          <w:b/>
+        </w:rPr>
+        <w:t>Meaning:</w:t>
+      </w:r>
+      <w:r>
+        <w:rPr>
+          <w:rFonts w:ascii="Roboto Mono" w:eastAsia="Roboto Mono" w:hAnsi="Roboto Mono" w:cs="Roboto Mono"/>
+        </w:rPr>
+        <w:t xml:space="preserve"> The </w:t>
+      </w:r>
+      <w:r>
+        <w:rPr>
+          <w:rFonts w:ascii="Roboto Mono" w:eastAsia="Roboto Mono" w:hAnsi="Roboto Mono" w:cs="Roboto Mono"/>
+          <w:b/>
+        </w:rPr>
+        <w:t>original source</w:t>
+      </w:r>
+      <w:r>
+        <w:rPr>
+          <w:rFonts w:ascii="Roboto Mono" w:eastAsia="Roboto Mono" w:hAnsi="Roboto Mono" w:cs="Roboto Mono"/>
+        </w:rPr>
+        <w:t xml:space="preserve"> of the defect — what actually caused the error in the first place.</w:t>
+      </w:r>
+      <w:r>
+        <w:rPr>
+          <w:rFonts w:ascii="Roboto Mono" w:eastAsia="Roboto Mono" w:hAnsi="Roboto Mono" w:cs="Roboto Mono"/>
+        </w:rPr>
+        <w:br/>
+      </w:r>
+    </w:p>
+    <w:p>
+      <w:pPr>
+        <w:numPr>
+          <w:ilvl w:val="0"/>
+          <w:numId w:val="1"/>
+        </w:numPr>
+      </w:pPr>
+      <w:r>
+        <w:rPr>
+          <w:rFonts w:ascii="Roboto Mono" w:eastAsia="Roboto Mono" w:hAnsi="Roboto Mono" w:cs="Roboto Mono"/>
+          <w:b/>
+        </w:rPr>
+        <w:t>Purpose:</w:t>
+      </w:r>
+      <w:r>
+        <w:rPr>
+          <w:rFonts w:ascii="Roboto Mono" w:eastAsia="Roboto Mono" w:hAnsi="Roboto Mono" w:cs="Roboto Mono"/>
+        </w:rPr>
+        <w:t xml:space="preserve"> Found through </w:t>
+      </w:r>
+      <w:r>
+        <w:rPr>
+          <w:rFonts w:ascii="Roboto Mono" w:eastAsia="Roboto Mono" w:hAnsi="Roboto Mono" w:cs="Roboto Mono"/>
+          <w:b/>
+        </w:rPr>
+        <w:t>Root Cause Analysis (RCA)</w:t>
+      </w:r>
+      <w:r>
+        <w:rPr>
+          <w:rFonts w:ascii="Roboto Mono" w:eastAsia="Roboto Mono" w:hAnsi="Roboto Mono" w:cs="Roboto Mono"/>
+        </w:rPr>
+        <w:t xml:space="preserve"> to prevent it from happening again.</w:t>
+      </w:r>
+      <w:r>
+        <w:rPr>
+          <w:rFonts w:ascii="Roboto Mono" w:eastAsia="Roboto Mono" w:hAnsi="Roboto Mono" w:cs="Roboto Mono"/>
+        </w:rPr>
+        <w:br/>
+      </w:r>
+    </w:p>
+    <w:p>
+      <w:pPr>
+        <w:numPr>
+          <w:ilvl w:val="0"/>
+          <w:numId w:val="1"/>
+        </w:numPr>
+        <w:rPr>
+          <w:rFonts w:ascii="Roboto Mono" w:eastAsia="Roboto Mono" w:hAnsi="Roboto Mono" w:cs="Roboto Mono"/>
+        </w:rPr>
+      </w:pPr>
+      <w:r>
+        <w:rPr>
+          <w:rFonts w:ascii="Roboto Mono" w:eastAsia="Roboto Mono" w:hAnsi="Roboto Mono" w:cs="Roboto Mono"/>
+          <w:b/>
+        </w:rPr>
+        <w:t>Example:</w:t>
+      </w:r>
+      <w:r>
+        <w:rPr>
+          <w:rFonts w:ascii="Roboto Mono" w:eastAsia="Roboto Mono" w:hAnsi="Roboto Mono" w:cs="Roboto Mono"/>
+          <w:b/>
+        </w:rPr>
+        <w:br/>
+      </w:r>
+    </w:p>
+    <w:p>
+      <w:pPr>
+        <w:numPr>
+          <w:ilvl w:val="1"/>
+          <w:numId w:val="1"/>
+        </w:numPr>
+        <w:spacing w:after="240"/>
+      </w:pPr>
+      <w:r>
+        <w:rPr>
+          <w:rFonts w:ascii="Roboto Mono" w:eastAsia="Roboto Mono" w:hAnsi="Roboto Mono" w:cs="Roboto Mono"/>
+        </w:rPr>
+        <w:t>Root cause: The requirement document said “over 100 points” instead of “100 or more points,” and the developer coded it exactly as written.</w:t>
+      </w:r>
+    </w:p>
+    <w:p/>
+    <w:p>
+      <w:pPr>
+        <w:pStyle w:val="Heading2"/>
+        <w:rPr>
+          <w:lang w:val="en-US"/>
+        </w:rPr>
+      </w:pPr>
+      <w:r>
+        <w:rPr>
+          <w:lang w:val="en-US"/>
+        </w:rPr>
+        <w:t xml:space="preserve">6. </w:t>
+      </w:r>
+      <w:r>
+        <w:rPr>
+          <w:lang w:val="en-US"/>
+        </w:rPr>
+        <w:t>Root Cause Analysis (RCA)</w:t>
+      </w:r>
+    </w:p>
+    <w:p>
+      <w:pPr>
+        <w:spacing w:before="240" w:after="240"/>
+      </w:pPr>
+      <w:r>
+        <w:rPr>
+          <w:b/>
+          <w:shd w:val="clear" w:color="auto" w:fill="B7B7B7"/>
+        </w:rPr>
+        <w:t># Source</w:t>
+      </w:r>
+      <w:r>
+        <w:rPr>
+          <w:shd w:val="clear" w:color="auto" w:fill="B7B7B7"/>
+        </w:rPr>
+        <w:t xml:space="preserve">: </w:t>
+      </w:r>
+      <w:r>
+        <w:rPr>
+          <w:b/>
+          <w:shd w:val="clear" w:color="auto" w:fill="B7B7B7"/>
+        </w:rPr>
+        <w:t xml:space="preserve">Chatgpt </w:t>
       </w:r>
       <w:r>
         <w:rPr>
@@ -1961,16 +1990,17 @@
           <w:szCs w:val="14"/>
           <w:shd w:val="clear" w:color="auto" w:fill="B7B7B7"/>
         </w:rPr>
-        <w:t>/</w:t>
-      </w:r>
-      <w:r>
-        <w:rPr>
+        <w:t>(GPT</w:t>
+      </w:r>
+      <w:r>
+        <w:rPr>
+          <w:rFonts w:ascii="Cambria Math" w:hAnsi="Cambria Math" w:cs="Cambria Math"/>
           <w:b/>
           <w:sz w:val="14"/>
           <w:szCs w:val="14"/>
           <w:shd w:val="clear" w:color="auto" w:fill="B7B7B7"/>
         </w:rPr>
-        <w:t>3</w:t>
+        <w:t>‑</w:t>
       </w:r>
       <w:r>
         <w:rPr>
@@ -1979,7 +2009,7 @@
           <w:szCs w:val="14"/>
           <w:shd w:val="clear" w:color="auto" w:fill="B7B7B7"/>
         </w:rPr>
-        <w:t>/2025]</w:t>
+        <w:t>5 Mini) at [9/3/2025]</w:t>
       </w:r>
     </w:p>
     <w:p>
@@ -2115,8 +2145,8 @@
         <w:rPr>
           <w:lang w:val="en-US"/>
         </w:rPr>
-        <w:pict w14:anchorId="07207909">
-          <v:rect id="_x0000_i1038" style="width:0;height:1.5pt" o:hralign="center" o:hrstd="t" o:hr="t" fillcolor="#a0a0a0" stroked="f"/>
+        <w:pict w14:anchorId="4306991D">
+          <v:rect id="_x0000_i1034" style="width:0;height:1.5pt" o:hralign="center" o:hrstd="t" o:hr="t" fillcolor="#a0a0a0" stroked="f"/>
         </w:pict>
       </w:r>
     </w:p>
@@ -2136,7 +2166,173 @@
           <w:bCs/>
           <w:lang w:val="en-US"/>
         </w:rPr>
+        <w:t>🔹</w:t>
+      </w:r>
+      <w:r>
+        <w:rPr>
+          <w:rFonts w:ascii="Roboto Mono" w:hAnsi="Roboto Mono"/>
+          <w:b/>
+          <w:bCs/>
+          <w:lang w:val="en-US"/>
+        </w:rPr>
+        <w:t xml:space="preserve"> Key Points</w:t>
+      </w:r>
+    </w:p>
+    <w:p>
+      <w:pPr>
+        <w:numPr>
+          <w:ilvl w:val="0"/>
+          <w:numId w:val="10"/>
+        </w:numPr>
+        <w:rPr>
+          <w:rFonts w:ascii="Roboto Mono" w:hAnsi="Roboto Mono"/>
+          <w:lang w:val="en-US"/>
+        </w:rPr>
+      </w:pPr>
+      <w:r>
+        <w:rPr>
+          <w:rFonts w:ascii="Roboto Mono" w:hAnsi="Roboto Mono"/>
+          <w:b/>
+          <w:bCs/>
+          <w:lang w:val="en-US"/>
+        </w:rPr>
+        <w:t>Symptom</w:t>
+      </w:r>
+      <w:r>
+        <w:rPr>
+          <w:rFonts w:ascii="Roboto Mono" w:hAnsi="Roboto Mono"/>
+          <w:lang w:val="en-US"/>
+        </w:rPr>
+        <w:t xml:space="preserve"> </w:t>
+      </w:r>
+      <w:r>
+        <w:rPr>
+          <w:lang w:val="en-US"/>
+        </w:rPr>
+        <w:t>→</w:t>
+      </w:r>
+      <w:r>
+        <w:rPr>
+          <w:rFonts w:ascii="Roboto Mono" w:hAnsi="Roboto Mono"/>
+          <w:lang w:val="en-US"/>
+        </w:rPr>
+        <w:t xml:space="preserve"> What you see (error message, system crash, failed test).</w:t>
+      </w:r>
+    </w:p>
+    <w:p>
+      <w:pPr>
+        <w:numPr>
+          <w:ilvl w:val="0"/>
+          <w:numId w:val="10"/>
+        </w:numPr>
+        <w:rPr>
+          <w:rFonts w:ascii="Roboto Mono" w:hAnsi="Roboto Mono"/>
+          <w:lang w:val="en-US"/>
+        </w:rPr>
+      </w:pPr>
+      <w:r>
+        <w:rPr>
+          <w:rFonts w:ascii="Roboto Mono" w:hAnsi="Roboto Mono"/>
+          <w:b/>
+          <w:bCs/>
+          <w:lang w:val="en-US"/>
+        </w:rPr>
+        <w:t>Immediate cause</w:t>
+      </w:r>
+      <w:r>
+        <w:rPr>
+          <w:rFonts w:ascii="Roboto Mono" w:hAnsi="Roboto Mono"/>
+          <w:lang w:val="en-US"/>
+        </w:rPr>
+        <w:t xml:space="preserve"> </w:t>
+      </w:r>
+      <w:r>
+        <w:rPr>
+          <w:lang w:val="en-US"/>
+        </w:rPr>
+        <w:t>→</w:t>
+      </w:r>
+      <w:r>
+        <w:rPr>
+          <w:rFonts w:ascii="Roboto Mono" w:hAnsi="Roboto Mono"/>
+          <w:lang w:val="en-US"/>
+        </w:rPr>
+        <w:t xml:space="preserve"> What directly caused the symptom (e.g., null pointer).</w:t>
+      </w:r>
+    </w:p>
+    <w:p>
+      <w:pPr>
+        <w:numPr>
+          <w:ilvl w:val="0"/>
+          <w:numId w:val="10"/>
+        </w:numPr>
+        <w:rPr>
+          <w:rFonts w:ascii="Roboto Mono" w:hAnsi="Roboto Mono"/>
+          <w:lang w:val="en-US"/>
+        </w:rPr>
+      </w:pPr>
+      <w:r>
+        <w:rPr>
+          <w:rFonts w:ascii="Roboto Mono" w:hAnsi="Roboto Mono"/>
+          <w:b/>
+          <w:bCs/>
+          <w:lang w:val="en-US"/>
+        </w:rPr>
         <w:lastRenderedPageBreak/>
+        <w:t>Root cause</w:t>
+      </w:r>
+      <w:r>
+        <w:rPr>
+          <w:rFonts w:ascii="Roboto Mono" w:hAnsi="Roboto Mono"/>
+          <w:lang w:val="en-US"/>
+        </w:rPr>
+        <w:t xml:space="preserve"> </w:t>
+      </w:r>
+      <w:r>
+        <w:rPr>
+          <w:lang w:val="en-US"/>
+        </w:rPr>
+        <w:t>→</w:t>
+      </w:r>
+      <w:r>
+        <w:rPr>
+          <w:rFonts w:ascii="Roboto Mono" w:hAnsi="Roboto Mono"/>
+          <w:lang w:val="en-US"/>
+        </w:rPr>
+        <w:t xml:space="preserve"> The deeper underlying reason (e.g., missing input validation in requirements).</w:t>
+      </w:r>
+    </w:p>
+    <w:p>
+      <w:pPr>
+        <w:rPr>
+          <w:lang w:val="en-US"/>
+        </w:rPr>
+      </w:pPr>
+      <w:r>
+        <w:rPr>
+          <w:lang w:val="en-US"/>
+        </w:rPr>
+        <w:pict w14:anchorId="6F2CC799">
+          <v:rect id="_x0000_i1035" style="width:0;height:1.5pt" o:hralign="center" o:hrstd="t" o:hr="t" fillcolor="#a0a0a0" stroked="f"/>
+        </w:pict>
+      </w:r>
+    </w:p>
+    <w:p>
+      <w:pPr>
+        <w:rPr>
+          <w:rFonts w:ascii="Roboto Mono" w:hAnsi="Roboto Mono"/>
+          <w:b/>
+          <w:bCs/>
+          <w:lang w:val="en-US"/>
+        </w:rPr>
+      </w:pPr>
+      <w:r>
+        <w:rPr>
+          <w:rFonts w:ascii="Segoe UI Emoji" w:hAnsi="Segoe UI Emoji" w:cs="Segoe UI Emoji"/>
+          <w:b/>
+          <w:bCs/>
+          <w:lang w:val="en-US"/>
+        </w:rPr>
         <w:t>🔹</w:t>
       </w:r>
       <w:r>
@@ -2146,7 +2342,7 @@
           <w:bCs/>
           <w:lang w:val="en-US"/>
         </w:rPr>
-        <w:t xml:space="preserve"> Key Points</w:t>
+        <w:t xml:space="preserve"> Common RCA Techniques</w:t>
       </w:r>
     </w:p>
     <w:p>
@@ -2167,14 +2363,83 @@
           <w:bCs/>
           <w:lang w:val="en-US"/>
         </w:rPr>
-        <w:t>Symptom</w:t>
-      </w:r>
-      <w:r>
-        <w:rPr>
-          <w:rFonts w:ascii="Roboto Mono" w:hAnsi="Roboto Mono"/>
-          <w:lang w:val="en-US"/>
-        </w:rPr>
-        <w:t xml:space="preserve"> </w:t>
+        <w:t>5 Whys</w:t>
+      </w:r>
+    </w:p>
+    <w:p>
+      <w:pPr>
+        <w:numPr>
+          <w:ilvl w:val="1"/>
+          <w:numId w:val="11"/>
+        </w:numPr>
+        <w:rPr>
+          <w:rFonts w:ascii="Roboto Mono" w:hAnsi="Roboto Mono"/>
+          <w:lang w:val="en-US"/>
+        </w:rPr>
+      </w:pPr>
+      <w:r>
+        <w:rPr>
+          <w:rFonts w:ascii="Roboto Mono" w:hAnsi="Roboto Mono"/>
+          <w:lang w:val="en-US"/>
+        </w:rPr>
+        <w:t>Ask “why?” repeatedly until you reach the real root cause.</w:t>
+      </w:r>
+    </w:p>
+    <w:p>
+      <w:pPr>
+        <w:numPr>
+          <w:ilvl w:val="1"/>
+          <w:numId w:val="11"/>
+        </w:numPr>
+        <w:rPr>
+          <w:rFonts w:ascii="Roboto Mono" w:hAnsi="Roboto Mono"/>
+          <w:lang w:val="en-US"/>
+        </w:rPr>
+      </w:pPr>
+      <w:r>
+        <w:rPr>
+          <w:rFonts w:ascii="Roboto Mono" w:hAnsi="Roboto Mono"/>
+          <w:lang w:val="en-US"/>
+        </w:rPr>
+        <w:t>Example:</w:t>
+      </w:r>
+    </w:p>
+    <w:p>
+      <w:pPr>
+        <w:numPr>
+          <w:ilvl w:val="2"/>
+          <w:numId w:val="11"/>
+        </w:numPr>
+        <w:rPr>
+          <w:rFonts w:ascii="Roboto Mono" w:hAnsi="Roboto Mono"/>
+          <w:lang w:val="en-US"/>
+        </w:rPr>
+      </w:pPr>
+      <w:r>
+        <w:rPr>
+          <w:rFonts w:ascii="Roboto Mono" w:hAnsi="Roboto Mono"/>
+          <w:lang w:val="en-US"/>
+        </w:rPr>
+        <w:t>Problem: Website crashed.</w:t>
+      </w:r>
+    </w:p>
+    <w:p>
+      <w:pPr>
+        <w:numPr>
+          <w:ilvl w:val="2"/>
+          <w:numId w:val="11"/>
+        </w:numPr>
+        <w:rPr>
+          <w:rFonts w:ascii="Roboto Mono" w:hAnsi="Roboto Mono"/>
+          <w:lang w:val="en-US"/>
+        </w:rPr>
+      </w:pPr>
+      <w:r>
+        <w:rPr>
+          <w:rFonts w:ascii="Roboto Mono" w:hAnsi="Roboto Mono"/>
+          <w:lang w:val="en-US"/>
+        </w:rPr>
+        <w:t xml:space="preserve">Why? </w:t>
       </w:r>
       <w:r>
         <w:rPr>
@@ -2187,7 +2452,135 @@
           <w:rFonts w:ascii="Roboto Mono" w:hAnsi="Roboto Mono"/>
           <w:lang w:val="en-US"/>
         </w:rPr>
-        <w:t xml:space="preserve"> What you see (error message, system crash, failed test).</w:t>
+        <w:t xml:space="preserve"> Server overloaded.</w:t>
+      </w:r>
+    </w:p>
+    <w:p>
+      <w:pPr>
+        <w:numPr>
+          <w:ilvl w:val="2"/>
+          <w:numId w:val="11"/>
+        </w:numPr>
+        <w:rPr>
+          <w:rFonts w:ascii="Roboto Mono" w:hAnsi="Roboto Mono"/>
+          <w:lang w:val="en-US"/>
+        </w:rPr>
+      </w:pPr>
+      <w:r>
+        <w:rPr>
+          <w:rFonts w:ascii="Roboto Mono" w:hAnsi="Roboto Mono"/>
+          <w:lang w:val="en-US"/>
+        </w:rPr>
+        <w:t xml:space="preserve">Why? </w:t>
+      </w:r>
+      <w:r>
+        <w:rPr>
+          <w:lang w:val="en-US"/>
+        </w:rPr>
+        <w:t>→</w:t>
+      </w:r>
+      <w:r>
+        <w:rPr>
+          <w:rFonts w:ascii="Roboto Mono" w:hAnsi="Roboto Mono"/>
+          <w:lang w:val="en-US"/>
+        </w:rPr>
+        <w:t xml:space="preserve"> Too many database queries.</w:t>
+      </w:r>
+    </w:p>
+    <w:p>
+      <w:pPr>
+        <w:numPr>
+          <w:ilvl w:val="2"/>
+          <w:numId w:val="11"/>
+        </w:numPr>
+        <w:rPr>
+          <w:rFonts w:ascii="Roboto Mono" w:hAnsi="Roboto Mono"/>
+          <w:lang w:val="en-US"/>
+        </w:rPr>
+      </w:pPr>
+      <w:r>
+        <w:rPr>
+          <w:rFonts w:ascii="Roboto Mono" w:hAnsi="Roboto Mono"/>
+          <w:lang w:val="en-US"/>
+        </w:rPr>
+        <w:t xml:space="preserve">Why? </w:t>
+      </w:r>
+      <w:r>
+        <w:rPr>
+          <w:lang w:val="en-US"/>
+        </w:rPr>
+        <w:t>→</w:t>
+      </w:r>
+      <w:r>
+        <w:rPr>
+          <w:rFonts w:ascii="Roboto Mono" w:hAnsi="Roboto Mono"/>
+          <w:lang w:val="en-US"/>
+        </w:rPr>
+        <w:t xml:space="preserve"> Queries not optimized.</w:t>
+      </w:r>
+    </w:p>
+    <w:p>
+      <w:pPr>
+        <w:numPr>
+          <w:ilvl w:val="2"/>
+          <w:numId w:val="11"/>
+        </w:numPr>
+        <w:rPr>
+          <w:rFonts w:ascii="Roboto Mono" w:hAnsi="Roboto Mono"/>
+          <w:lang w:val="en-US"/>
+        </w:rPr>
+      </w:pPr>
+      <w:r>
+        <w:rPr>
+          <w:rFonts w:ascii="Roboto Mono" w:hAnsi="Roboto Mono"/>
+          <w:lang w:val="en-US"/>
+        </w:rPr>
+        <w:t xml:space="preserve">Why? </w:t>
+      </w:r>
+      <w:r>
+        <w:rPr>
+          <w:lang w:val="en-US"/>
+        </w:rPr>
+        <w:t>→</w:t>
+      </w:r>
+      <w:r>
+        <w:rPr>
+          <w:rFonts w:ascii="Roboto Mono" w:hAnsi="Roboto Mono"/>
+          <w:lang w:val="en-US"/>
+        </w:rPr>
+        <w:t xml:space="preserve"> No performance testing done.</w:t>
+      </w:r>
+    </w:p>
+    <w:p>
+      <w:pPr>
+        <w:numPr>
+          <w:ilvl w:val="2"/>
+          <w:numId w:val="11"/>
+        </w:numPr>
+        <w:rPr>
+          <w:rFonts w:ascii="Roboto Mono" w:hAnsi="Roboto Mono"/>
+          <w:lang w:val="en-US"/>
+        </w:rPr>
+      </w:pPr>
+      <w:r>
+        <w:rPr>
+          <w:rFonts w:ascii="Roboto Mono" w:hAnsi="Roboto Mono"/>
+          <w:lang w:val="en-US"/>
+        </w:rPr>
+        <w:t xml:space="preserve">Root cause </w:t>
+      </w:r>
+      <w:r>
+        <w:rPr>
+          <w:lang w:val="en-US"/>
+        </w:rPr>
+        <w:t>→</w:t>
+      </w:r>
+      <w:r>
+        <w:rPr>
+          <w:rFonts w:ascii="Roboto Mono" w:hAnsi="Roboto Mono"/>
+          <w:lang w:val="en-US"/>
+        </w:rPr>
+        <w:t xml:space="preserve"> Performance testing missing in process.</w:t>
       </w:r>
     </w:p>
     <w:p>
@@ -2208,27 +2601,42 @@
           <w:bCs/>
           <w:lang w:val="en-US"/>
         </w:rPr>
-        <w:t>Immediate cause</w:t>
-      </w:r>
-      <w:r>
-        <w:rPr>
-          <w:rFonts w:ascii="Roboto Mono" w:hAnsi="Roboto Mono"/>
-          <w:lang w:val="en-US"/>
-        </w:rPr>
-        <w:t xml:space="preserve"> </w:t>
-      </w:r>
-      <w:r>
-        <w:rPr>
-          <w:lang w:val="en-US"/>
-        </w:rPr>
-        <w:t>→</w:t>
-      </w:r>
-      <w:r>
-        <w:rPr>
-          <w:rFonts w:ascii="Roboto Mono" w:hAnsi="Roboto Mono"/>
-          <w:lang w:val="en-US"/>
-        </w:rPr>
-        <w:t xml:space="preserve"> What directly caused the symptom (e.g., null pointer).</w:t>
+        <w:t>Fishbone Diagram (Ishikawa)</w:t>
+      </w:r>
+    </w:p>
+    <w:p>
+      <w:pPr>
+        <w:numPr>
+          <w:ilvl w:val="1"/>
+          <w:numId w:val="11"/>
+        </w:numPr>
+        <w:rPr>
+          <w:rFonts w:ascii="Roboto Mono" w:hAnsi="Roboto Mono"/>
+          <w:lang w:val="en-US"/>
+        </w:rPr>
+      </w:pPr>
+      <w:r>
+        <w:rPr>
+          <w:rFonts w:ascii="Roboto Mono" w:hAnsi="Roboto Mono"/>
+          <w:lang w:val="en-US"/>
+        </w:rPr>
+        <w:t xml:space="preserve">Categorizes causes under </w:t>
+      </w:r>
+      <w:r>
+        <w:rPr>
+          <w:rFonts w:ascii="Roboto Mono" w:hAnsi="Roboto Mono"/>
+          <w:b/>
+          <w:bCs/>
+          <w:lang w:val="en-US"/>
+        </w:rPr>
+        <w:t>People, Process, Tools, Environment, Materials, Management</w:t>
+      </w:r>
+      <w:r>
+        <w:rPr>
+          <w:rFonts w:ascii="Roboto Mono" w:hAnsi="Roboto Mono"/>
+          <w:lang w:val="en-US"/>
+        </w:rPr>
+        <w:t>.</w:t>
       </w:r>
     </w:p>
     <w:p>
@@ -2249,41 +2657,40 @@
           <w:bCs/>
           <w:lang w:val="en-US"/>
         </w:rPr>
-        <w:t>Root cause</w:t>
-      </w:r>
-      <w:r>
-        <w:rPr>
-          <w:rFonts w:ascii="Roboto Mono" w:hAnsi="Roboto Mono"/>
-          <w:lang w:val="en-US"/>
-        </w:rPr>
-        <w:t xml:space="preserve"> </w:t>
-      </w:r>
-      <w:r>
-        <w:rPr>
-          <w:lang w:val="en-US"/>
-        </w:rPr>
-        <w:t>→</w:t>
-      </w:r>
-      <w:r>
-        <w:rPr>
-          <w:rFonts w:ascii="Roboto Mono" w:hAnsi="Roboto Mono"/>
-          <w:lang w:val="en-US"/>
-        </w:rPr>
-        <w:t xml:space="preserve"> The deeper underlying reason (e.g., missing input validation in requirements).</w:t>
-      </w:r>
-    </w:p>
-    <w:p>
-      <w:pPr>
-        <w:rPr>
-          <w:lang w:val="en-US"/>
-        </w:rPr>
-      </w:pPr>
-      <w:r>
-        <w:rPr>
-          <w:lang w:val="en-US"/>
-        </w:rPr>
-        <w:pict w14:anchorId="03CFF1CA">
-          <v:rect id="_x0000_i1039" style="width:0;height:1.5pt" o:hralign="center" o:hrstd="t" o:hr="t" fillcolor="#a0a0a0" stroked="f"/>
+        <w:t>Fault Tree Analysis</w:t>
+      </w:r>
+    </w:p>
+    <w:p>
+      <w:pPr>
+        <w:numPr>
+          <w:ilvl w:val="1"/>
+          <w:numId w:val="11"/>
+        </w:numPr>
+        <w:rPr>
+          <w:rFonts w:ascii="Roboto Mono" w:hAnsi="Roboto Mono"/>
+          <w:lang w:val="en-US"/>
+        </w:rPr>
+      </w:pPr>
+      <w:r>
+        <w:rPr>
+          <w:rFonts w:ascii="Roboto Mono" w:hAnsi="Roboto Mono"/>
+          <w:lang w:val="en-US"/>
+        </w:rPr>
+        <w:t>Start from the failure and break down into logical possible causes.</w:t>
+      </w:r>
+    </w:p>
+    <w:p>
+      <w:pPr>
+        <w:rPr>
+          <w:lang w:val="en-US"/>
+        </w:rPr>
+      </w:pPr>
+      <w:r>
+        <w:rPr>
+          <w:lang w:val="en-US"/>
+        </w:rPr>
+        <w:pict w14:anchorId="23F21F29">
+          <v:rect id="_x0000_i1036" style="width:0;height:1.5pt" o:hralign="center" o:hrstd="t" o:hr="t" fillcolor="#a0a0a0" stroked="f"/>
         </w:pict>
       </w:r>
     </w:p>
@@ -2312,7 +2719,31 @@
           <w:bCs/>
           <w:lang w:val="en-US"/>
         </w:rPr>
-        <w:t xml:space="preserve"> Common RCA Techniques</w:t>
+        <w:t xml:space="preserve"> Example in Software Testing</w:t>
+      </w:r>
+    </w:p>
+    <w:p>
+      <w:pPr>
+        <w:rPr>
+          <w:rFonts w:ascii="Roboto Mono" w:hAnsi="Roboto Mono"/>
+          <w:lang w:val="en-US"/>
+        </w:rPr>
+      </w:pPr>
+      <w:r>
+        <w:rPr>
+          <w:rFonts w:ascii="Roboto Mono" w:hAnsi="Roboto Mono"/>
+          <w:b/>
+          <w:bCs/>
+          <w:lang w:val="en-US"/>
+        </w:rPr>
+        <w:t>Failure (Symptom):</w:t>
+      </w:r>
+      <w:r>
+        <w:rPr>
+          <w:rFonts w:ascii="Roboto Mono" w:hAnsi="Roboto Mono"/>
+          <w:lang w:val="en-US"/>
+        </w:rPr>
+        <w:t xml:space="preserve"> Mobile app crashes when user uploads a large image.</w:t>
       </w:r>
     </w:p>
     <w:p>
@@ -2329,11 +2760,28 @@
       <w:r>
         <w:rPr>
           <w:rFonts w:ascii="Roboto Mono" w:hAnsi="Roboto Mono"/>
-          <w:b/>
-          <w:bCs/>
-          <w:lang w:val="en-US"/>
-        </w:rPr>
-        <w:t>5 Whys</w:t>
+          <w:lang w:val="en-US"/>
+        </w:rPr>
+        <w:t>Immediate cause: App runs out of memory.</w:t>
+      </w:r>
+    </w:p>
+    <w:p>
+      <w:pPr>
+        <w:numPr>
+          <w:ilvl w:val="0"/>
+          <w:numId w:val="12"/>
+        </w:numPr>
+        <w:rPr>
+          <w:rFonts w:ascii="Roboto Mono" w:hAnsi="Roboto Mono"/>
+          <w:lang w:val="en-US"/>
+        </w:rPr>
+      </w:pPr>
+      <w:r>
+        <w:rPr>
+          <w:rFonts w:ascii="Roboto Mono" w:hAnsi="Roboto Mono"/>
+          <w:lang w:val="en-US"/>
+        </w:rPr>
+        <w:t>Root cause:</w:t>
       </w:r>
     </w:p>
     <w:p>
@@ -2352,7 +2800,7 @@
           <w:rFonts w:ascii="Roboto Mono" w:hAnsi="Roboto Mono"/>
           <w:lang w:val="en-US"/>
         </w:rPr>
-        <w:t>Ask “why?” repeatedly until you reach the real root cause.</w:t>
+        <w:t>No image size validation in requirements.</w:t>
       </w:r>
     </w:p>
     <w:p>
@@ -2371,207 +2819,7 @@
           <w:rFonts w:ascii="Roboto Mono" w:hAnsi="Roboto Mono"/>
           <w:lang w:val="en-US"/>
         </w:rPr>
-        <w:t>Example:</w:t>
-      </w:r>
-    </w:p>
-    <w:p>
-      <w:pPr>
-        <w:numPr>
-          <w:ilvl w:val="2"/>
-          <w:numId w:val="12"/>
-        </w:numPr>
-        <w:rPr>
-          <w:rFonts w:ascii="Roboto Mono" w:hAnsi="Roboto Mono"/>
-          <w:lang w:val="en-US"/>
-        </w:rPr>
-      </w:pPr>
-      <w:r>
-        <w:rPr>
-          <w:rFonts w:ascii="Roboto Mono" w:hAnsi="Roboto Mono"/>
-          <w:lang w:val="en-US"/>
-        </w:rPr>
-        <w:t>Problem: Website crashed.</w:t>
-      </w:r>
-    </w:p>
-    <w:p>
-      <w:pPr>
-        <w:numPr>
-          <w:ilvl w:val="2"/>
-          <w:numId w:val="12"/>
-        </w:numPr>
-        <w:rPr>
-          <w:rFonts w:ascii="Roboto Mono" w:hAnsi="Roboto Mono"/>
-          <w:lang w:val="en-US"/>
-        </w:rPr>
-      </w:pPr>
-      <w:r>
-        <w:rPr>
-          <w:rFonts w:ascii="Roboto Mono" w:hAnsi="Roboto Mono"/>
-          <w:lang w:val="en-US"/>
-        </w:rPr>
-        <w:t xml:space="preserve">Why? </w:t>
-      </w:r>
-      <w:r>
-        <w:rPr>
-          <w:lang w:val="en-US"/>
-        </w:rPr>
-        <w:t>→</w:t>
-      </w:r>
-      <w:r>
-        <w:rPr>
-          <w:rFonts w:ascii="Roboto Mono" w:hAnsi="Roboto Mono"/>
-          <w:lang w:val="en-US"/>
-        </w:rPr>
-        <w:t xml:space="preserve"> Server overloaded.</w:t>
-      </w:r>
-    </w:p>
-    <w:p>
-      <w:pPr>
-        <w:numPr>
-          <w:ilvl w:val="2"/>
-          <w:numId w:val="12"/>
-        </w:numPr>
-        <w:rPr>
-          <w:rFonts w:ascii="Roboto Mono" w:hAnsi="Roboto Mono"/>
-          <w:lang w:val="en-US"/>
-        </w:rPr>
-      </w:pPr>
-      <w:r>
-        <w:rPr>
-          <w:rFonts w:ascii="Roboto Mono" w:hAnsi="Roboto Mono"/>
-          <w:lang w:val="en-US"/>
-        </w:rPr>
-        <w:t xml:space="preserve">Why? </w:t>
-      </w:r>
-      <w:r>
-        <w:rPr>
-          <w:lang w:val="en-US"/>
-        </w:rPr>
-        <w:t>→</w:t>
-      </w:r>
-      <w:r>
-        <w:rPr>
-          <w:rFonts w:ascii="Roboto Mono" w:hAnsi="Roboto Mono"/>
-          <w:lang w:val="en-US"/>
-        </w:rPr>
-        <w:t xml:space="preserve"> Too many database queries.</w:t>
-      </w:r>
-    </w:p>
-    <w:p>
-      <w:pPr>
-        <w:numPr>
-          <w:ilvl w:val="2"/>
-          <w:numId w:val="12"/>
-        </w:numPr>
-        <w:rPr>
-          <w:rFonts w:ascii="Roboto Mono" w:hAnsi="Roboto Mono"/>
-          <w:lang w:val="en-US"/>
-        </w:rPr>
-      </w:pPr>
-      <w:r>
-        <w:rPr>
-          <w:rFonts w:ascii="Roboto Mono" w:hAnsi="Roboto Mono"/>
-          <w:lang w:val="en-US"/>
-        </w:rPr>
-        <w:t xml:space="preserve">Why? </w:t>
-      </w:r>
-      <w:r>
-        <w:rPr>
-          <w:lang w:val="en-US"/>
-        </w:rPr>
-        <w:t>→</w:t>
-      </w:r>
-      <w:r>
-        <w:rPr>
-          <w:rFonts w:ascii="Roboto Mono" w:hAnsi="Roboto Mono"/>
-          <w:lang w:val="en-US"/>
-        </w:rPr>
-        <w:t xml:space="preserve"> Queries not optimized.</w:t>
-      </w:r>
-    </w:p>
-    <w:p>
-      <w:pPr>
-        <w:numPr>
-          <w:ilvl w:val="2"/>
-          <w:numId w:val="12"/>
-        </w:numPr>
-        <w:rPr>
-          <w:rFonts w:ascii="Roboto Mono" w:hAnsi="Roboto Mono"/>
-          <w:lang w:val="en-US"/>
-        </w:rPr>
-      </w:pPr>
-      <w:r>
-        <w:rPr>
-          <w:rFonts w:ascii="Roboto Mono" w:hAnsi="Roboto Mono"/>
-          <w:lang w:val="en-US"/>
-        </w:rPr>
-        <w:t xml:space="preserve">Why? </w:t>
-      </w:r>
-      <w:r>
-        <w:rPr>
-          <w:lang w:val="en-US"/>
-        </w:rPr>
-        <w:t>→</w:t>
-      </w:r>
-      <w:r>
-        <w:rPr>
-          <w:rFonts w:ascii="Roboto Mono" w:hAnsi="Roboto Mono"/>
-          <w:lang w:val="en-US"/>
-        </w:rPr>
-        <w:t xml:space="preserve"> No performance testing done.</w:t>
-      </w:r>
-    </w:p>
-    <w:p>
-      <w:pPr>
-        <w:numPr>
-          <w:ilvl w:val="2"/>
-          <w:numId w:val="12"/>
-        </w:numPr>
-        <w:rPr>
-          <w:rFonts w:ascii="Roboto Mono" w:hAnsi="Roboto Mono"/>
-          <w:lang w:val="en-US"/>
-        </w:rPr>
-      </w:pPr>
-      <w:r>
-        <w:rPr>
-          <w:rFonts w:ascii="Roboto Mono" w:hAnsi="Roboto Mono"/>
-          <w:lang w:val="en-US"/>
-        </w:rPr>
-        <w:t xml:space="preserve">Root cause </w:t>
-      </w:r>
-      <w:r>
-        <w:rPr>
-          <w:lang w:val="en-US"/>
-        </w:rPr>
-        <w:t>→</w:t>
-      </w:r>
-      <w:r>
-        <w:rPr>
-          <w:rFonts w:ascii="Roboto Mono" w:hAnsi="Roboto Mono"/>
-          <w:lang w:val="en-US"/>
-        </w:rPr>
-        <w:t xml:space="preserve"> Performance testing missing in process.</w:t>
-      </w:r>
-    </w:p>
-    <w:p>
-      <w:pPr>
-        <w:numPr>
-          <w:ilvl w:val="0"/>
-          <w:numId w:val="12"/>
-        </w:numPr>
-        <w:rPr>
-          <w:rFonts w:ascii="Roboto Mono" w:hAnsi="Roboto Mono"/>
-          <w:lang w:val="en-US"/>
-        </w:rPr>
-      </w:pPr>
-      <w:r>
-        <w:rPr>
-          <w:rFonts w:ascii="Roboto Mono" w:hAnsi="Roboto Mono"/>
-          <w:b/>
-          <w:bCs/>
-          <w:lang w:val="en-US"/>
-        </w:rPr>
-        <w:t>Fishbone Diagram (Ishikawa)</w:t>
+        <w:t>Developers didn’t add compression logic.</w:t>
       </w:r>
     </w:p>
     <w:p>
@@ -2590,7 +2838,29 @@
           <w:rFonts w:ascii="Roboto Mono" w:hAnsi="Roboto Mono"/>
           <w:lang w:val="en-US"/>
         </w:rPr>
-        <w:t xml:space="preserve">Categorizes causes under </w:t>
+        <w:t>Test cases didn’t cover large file uploads.</w:t>
+      </w:r>
+    </w:p>
+    <w:p>
+      <w:pPr>
+        <w:rPr>
+          <w:rFonts w:ascii="Roboto Mono" w:hAnsi="Roboto Mono"/>
+          <w:lang w:val="en-US"/>
+        </w:rPr>
+      </w:pPr>
+      <w:r>
+        <w:rPr>
+          <w:rFonts w:ascii="Segoe UI Emoji" w:hAnsi="Segoe UI Emoji" w:cs="Segoe UI Emoji"/>
+          <w:lang w:val="en-US"/>
+        </w:rPr>
+        <w:t>👉</w:t>
+      </w:r>
+      <w:r>
+        <w:rPr>
+          <w:rFonts w:ascii="Roboto Mono" w:hAnsi="Roboto Mono"/>
+          <w:lang w:val="en-US"/>
+        </w:rPr>
+        <w:t xml:space="preserve"> Fixing the </w:t>
       </w:r>
       <w:r>
         <w:rPr>
@@ -2599,246 +2869,6 @@
           <w:bCs/>
           <w:lang w:val="en-US"/>
         </w:rPr>
-        <w:t>People, Process, Tools, Environment, Materials, Management</w:t>
-      </w:r>
-      <w:r>
-        <w:rPr>
-          <w:rFonts w:ascii="Roboto Mono" w:hAnsi="Roboto Mono"/>
-          <w:lang w:val="en-US"/>
-        </w:rPr>
-        <w:t>.</w:t>
-      </w:r>
-    </w:p>
-    <w:p>
-      <w:pPr>
-        <w:numPr>
-          <w:ilvl w:val="0"/>
-          <w:numId w:val="12"/>
-        </w:numPr>
-        <w:rPr>
-          <w:rFonts w:ascii="Roboto Mono" w:hAnsi="Roboto Mono"/>
-          <w:lang w:val="en-US"/>
-        </w:rPr>
-      </w:pPr>
-      <w:r>
-        <w:rPr>
-          <w:rFonts w:ascii="Roboto Mono" w:hAnsi="Roboto Mono"/>
-          <w:b/>
-          <w:bCs/>
-          <w:lang w:val="en-US"/>
-        </w:rPr>
-        <w:t>Fault Tree Analysis</w:t>
-      </w:r>
-    </w:p>
-    <w:p>
-      <w:pPr>
-        <w:numPr>
-          <w:ilvl w:val="1"/>
-          <w:numId w:val="12"/>
-        </w:numPr>
-        <w:rPr>
-          <w:rFonts w:ascii="Roboto Mono" w:hAnsi="Roboto Mono"/>
-          <w:lang w:val="en-US"/>
-        </w:rPr>
-      </w:pPr>
-      <w:r>
-        <w:rPr>
-          <w:rFonts w:ascii="Roboto Mono" w:hAnsi="Roboto Mono"/>
-          <w:lang w:val="en-US"/>
-        </w:rPr>
-        <w:t>Start from the failure and break down into logical possible causes.</w:t>
-      </w:r>
-    </w:p>
-    <w:p>
-      <w:pPr>
-        <w:rPr>
-          <w:lang w:val="en-US"/>
-        </w:rPr>
-      </w:pPr>
-      <w:r>
-        <w:rPr>
-          <w:lang w:val="en-US"/>
-        </w:rPr>
-        <w:pict w14:anchorId="5B7B899B">
-          <v:rect id="_x0000_i1040" style="width:0;height:1.5pt" o:hralign="center" o:hrstd="t" o:hr="t" fillcolor="#a0a0a0" stroked="f"/>
-        </w:pict>
-      </w:r>
-    </w:p>
-    <w:p>
-      <w:pPr>
-        <w:rPr>
-          <w:rFonts w:ascii="Roboto Mono" w:hAnsi="Roboto Mono"/>
-          <w:b/>
-          <w:bCs/>
-          <w:lang w:val="en-US"/>
-        </w:rPr>
-      </w:pPr>
-      <w:r>
-        <w:rPr>
-          <w:rFonts w:ascii="Segoe UI Emoji" w:hAnsi="Segoe UI Emoji" w:cs="Segoe UI Emoji"/>
-          <w:b/>
-          <w:bCs/>
-          <w:lang w:val="en-US"/>
-        </w:rPr>
-        <w:t>🔹</w:t>
-      </w:r>
-      <w:r>
-        <w:rPr>
-          <w:rFonts w:ascii="Roboto Mono" w:hAnsi="Roboto Mono"/>
-          <w:b/>
-          <w:bCs/>
-          <w:lang w:val="en-US"/>
-        </w:rPr>
-        <w:t xml:space="preserve"> Example in Software Testing</w:t>
-      </w:r>
-    </w:p>
-    <w:p>
-      <w:pPr>
-        <w:rPr>
-          <w:rFonts w:ascii="Roboto Mono" w:hAnsi="Roboto Mono"/>
-          <w:lang w:val="en-US"/>
-        </w:rPr>
-      </w:pPr>
-      <w:r>
-        <w:rPr>
-          <w:rFonts w:ascii="Roboto Mono" w:hAnsi="Roboto Mono"/>
-          <w:b/>
-          <w:bCs/>
-          <w:lang w:val="en-US"/>
-        </w:rPr>
-        <w:t>Failure (Symptom):</w:t>
-      </w:r>
-      <w:r>
-        <w:rPr>
-          <w:rFonts w:ascii="Roboto Mono" w:hAnsi="Roboto Mono"/>
-          <w:lang w:val="en-US"/>
-        </w:rPr>
-        <w:t xml:space="preserve"> Mobile app crashes when user uploads a large image.</w:t>
-      </w:r>
-    </w:p>
-    <w:p>
-      <w:pPr>
-        <w:numPr>
-          <w:ilvl w:val="0"/>
-          <w:numId w:val="13"/>
-        </w:numPr>
-        <w:rPr>
-          <w:rFonts w:ascii="Roboto Mono" w:hAnsi="Roboto Mono"/>
-          <w:lang w:val="en-US"/>
-        </w:rPr>
-      </w:pPr>
-      <w:r>
-        <w:rPr>
-          <w:rFonts w:ascii="Roboto Mono" w:hAnsi="Roboto Mono"/>
-          <w:lang w:val="en-US"/>
-        </w:rPr>
-        <w:t>Immediate cause: App runs out of memory.</w:t>
-      </w:r>
-    </w:p>
-    <w:p>
-      <w:pPr>
-        <w:numPr>
-          <w:ilvl w:val="0"/>
-          <w:numId w:val="13"/>
-        </w:numPr>
-        <w:rPr>
-          <w:rFonts w:ascii="Roboto Mono" w:hAnsi="Roboto Mono"/>
-          <w:lang w:val="en-US"/>
-        </w:rPr>
-      </w:pPr>
-      <w:r>
-        <w:rPr>
-          <w:rFonts w:ascii="Roboto Mono" w:hAnsi="Roboto Mono"/>
-          <w:lang w:val="en-US"/>
-        </w:rPr>
-        <w:t>Root cause:</w:t>
-      </w:r>
-    </w:p>
-    <w:p>
-      <w:pPr>
-        <w:numPr>
-          <w:ilvl w:val="1"/>
-          <w:numId w:val="13"/>
-        </w:numPr>
-        <w:rPr>
-          <w:rFonts w:ascii="Roboto Mono" w:hAnsi="Roboto Mono"/>
-          <w:lang w:val="en-US"/>
-        </w:rPr>
-      </w:pPr>
-      <w:r>
-        <w:rPr>
-          <w:rFonts w:ascii="Roboto Mono" w:hAnsi="Roboto Mono"/>
-          <w:lang w:val="en-US"/>
-        </w:rPr>
-        <w:t>No image size validation in requirements.</w:t>
-      </w:r>
-    </w:p>
-    <w:p>
-      <w:pPr>
-        <w:numPr>
-          <w:ilvl w:val="1"/>
-          <w:numId w:val="13"/>
-        </w:numPr>
-        <w:rPr>
-          <w:rFonts w:ascii="Roboto Mono" w:hAnsi="Roboto Mono"/>
-          <w:lang w:val="en-US"/>
-        </w:rPr>
-      </w:pPr>
-      <w:r>
-        <w:rPr>
-          <w:rFonts w:ascii="Roboto Mono" w:hAnsi="Roboto Mono"/>
-          <w:lang w:val="en-US"/>
-        </w:rPr>
-        <w:t>Developers didn’t add compression logic.</w:t>
-      </w:r>
-    </w:p>
-    <w:p>
-      <w:pPr>
-        <w:numPr>
-          <w:ilvl w:val="1"/>
-          <w:numId w:val="13"/>
-        </w:numPr>
-        <w:rPr>
-          <w:rFonts w:ascii="Roboto Mono" w:hAnsi="Roboto Mono"/>
-          <w:lang w:val="en-US"/>
-        </w:rPr>
-      </w:pPr>
-      <w:r>
-        <w:rPr>
-          <w:rFonts w:ascii="Roboto Mono" w:hAnsi="Roboto Mono"/>
-          <w:lang w:val="en-US"/>
-        </w:rPr>
-        <w:t>Test cases didn’t cover large file uploads.</w:t>
-      </w:r>
-    </w:p>
-    <w:p>
-      <w:pPr>
-        <w:rPr>
-          <w:rFonts w:ascii="Roboto Mono" w:hAnsi="Roboto Mono"/>
-          <w:lang w:val="en-US"/>
-        </w:rPr>
-      </w:pPr>
-      <w:r>
-        <w:rPr>
-          <w:rFonts w:ascii="Segoe UI Emoji" w:hAnsi="Segoe UI Emoji" w:cs="Segoe UI Emoji"/>
-          <w:lang w:val="en-US"/>
-        </w:rPr>
-        <w:t>👉</w:t>
-      </w:r>
-      <w:r>
-        <w:rPr>
-          <w:rFonts w:ascii="Roboto Mono" w:hAnsi="Roboto Mono"/>
-          <w:lang w:val="en-US"/>
-        </w:rPr>
-        <w:t xml:space="preserve"> Fixing the </w:t>
-      </w:r>
-      <w:r>
-        <w:rPr>
-          <w:rFonts w:ascii="Roboto Mono" w:hAnsi="Roboto Mono"/>
-          <w:b/>
-          <w:bCs/>
-          <w:lang w:val="en-US"/>
-        </w:rPr>
         <w:t>root cause</w:t>
       </w:r>
       <w:r>
@@ -2859,8 +2889,8 @@
         <w:rPr>
           <w:lang w:val="en-US"/>
         </w:rPr>
-        <w:pict w14:anchorId="2D5AD421">
-          <v:rect id="_x0000_i1041" style="width:0;height:1.5pt" o:hralign="center" o:hrstd="t" o:hr="t" fillcolor="#a0a0a0" stroked="f"/>
+        <w:pict w14:anchorId="1AA23500">
+          <v:rect id="_x0000_i1037" style="width:0;height:1.5pt" o:hralign="center" o:hrstd="t" o:hr="t" fillcolor="#a0a0a0" stroked="f"/>
         </w:pict>
       </w:r>
     </w:p>
@@ -2932,8 +2962,8 @@
         <w:rPr>
           <w:lang w:val="en-US"/>
         </w:rPr>
-        <w:pict w14:anchorId="1088C125">
-          <v:rect id="_x0000_i1042" style="width:0;height:1.5pt" o:hralign="center" o:hrstd="t" o:hr="t" fillcolor="#a0a0a0" stroked="f"/>
+        <w:pict w14:anchorId="5BD7F0F4">
+          <v:rect id="_x0000_i1038" style="width:0;height:1.5pt" o:hralign="center" o:hrstd="t" o:hr="t" fillcolor="#a0a0a0" stroked="f"/>
         </w:pict>
       </w:r>
     </w:p>
@@ -2942,7 +2972,6 @@
         <w:pStyle w:val="Heading2"/>
       </w:pPr>
       <w:r>
-        <w:lastRenderedPageBreak/>
         <w:t>Relationship Flow</w:t>
       </w:r>
     </w:p>
@@ -2977,246 +3006,285 @@
           <w:szCs w:val="14"/>
           <w:shd w:val="clear" w:color="auto" w:fill="B7B7B7"/>
         </w:rPr>
-        <w:t>(GPT-5-Standard) at [9/3/2025]</w:t>
-      </w:r>
-    </w:p>
-    <w:p>
-      <w:pPr>
-        <w:numPr>
-          <w:ilvl w:val="0"/>
-          <w:numId w:val="7"/>
-        </w:numPr>
-        <w:spacing w:before="240"/>
-      </w:pPr>
-      <w:r>
-        <w:rPr>
-          <w:rFonts w:ascii="Roboto Mono" w:eastAsia="Roboto Mono" w:hAnsi="Roboto Mono" w:cs="Roboto Mono"/>
-          <w:b/>
-        </w:rPr>
-        <w:t>Error</w:t>
-      </w:r>
-      <w:r>
-        <w:rPr>
-          <w:rFonts w:ascii="Nova Mono" w:eastAsia="Nova Mono" w:hAnsi="Nova Mono" w:cs="Nova Mono"/>
-        </w:rPr>
-        <w:t xml:space="preserve"> → made by a human.</w:t>
-      </w:r>
-      <w:r>
-        <w:rPr>
-          <w:rFonts w:ascii="Nova Mono" w:eastAsia="Nova Mono" w:hAnsi="Nova Mono" w:cs="Nova Mono"/>
-        </w:rPr>
-        <w:br/>
-      </w:r>
-    </w:p>
-    <w:p>
-      <w:pPr>
-        <w:numPr>
-          <w:ilvl w:val="0"/>
-          <w:numId w:val="7"/>
-        </w:numPr>
-      </w:pPr>
-      <w:r>
-        <w:rPr>
-          <w:rFonts w:ascii="Roboto Mono" w:eastAsia="Roboto Mono" w:hAnsi="Roboto Mono" w:cs="Roboto Mono"/>
-          <w:b/>
-        </w:rPr>
-        <w:t>Defect</w:t>
-      </w:r>
-      <w:r>
-        <w:rPr>
-          <w:rFonts w:ascii="Nova Mono" w:eastAsia="Nova Mono" w:hAnsi="Nova Mono" w:cs="Nova Mono"/>
-        </w:rPr>
-        <w:t xml:space="preserve"> → appears in the software artifact/code.</w:t>
-      </w:r>
-      <w:r>
-        <w:rPr>
-          <w:rFonts w:ascii="Nova Mono" w:eastAsia="Nova Mono" w:hAnsi="Nova Mono" w:cs="Nova Mono"/>
-        </w:rPr>
-        <w:br/>
-      </w:r>
-    </w:p>
-    <w:p>
-      <w:pPr>
-        <w:numPr>
-          <w:ilvl w:val="0"/>
-          <w:numId w:val="7"/>
-        </w:numPr>
-      </w:pPr>
-      <w:r>
-        <w:rPr>
-          <w:rFonts w:ascii="Roboto Mono" w:eastAsia="Roboto Mono" w:hAnsi="Roboto Mono" w:cs="Roboto Mono"/>
-          <w:b/>
-        </w:rPr>
-        <w:t>Failure</w:t>
-      </w:r>
-      <w:r>
-        <w:rPr>
-          <w:rFonts w:ascii="Nova Mono" w:eastAsia="Nova Mono" w:hAnsi="Nova Mono" w:cs="Nova Mono"/>
-        </w:rPr>
-        <w:t xml:space="preserve"> → happens when the defect is triggered during execution.</w:t>
-      </w:r>
-      <w:r>
-        <w:rPr>
-          <w:rFonts w:ascii="Nova Mono" w:eastAsia="Nova Mono" w:hAnsi="Nova Mono" w:cs="Nova Mono"/>
-        </w:rPr>
-        <w:br/>
-      </w:r>
-    </w:p>
-    <w:p>
-      <w:pPr>
-        <w:numPr>
-          <w:ilvl w:val="0"/>
-          <w:numId w:val="7"/>
-        </w:numPr>
-        <w:spacing w:after="240"/>
-      </w:pPr>
-      <w:r>
-        <w:rPr>
-          <w:rFonts w:ascii="Roboto Mono" w:eastAsia="Roboto Mono" w:hAnsi="Roboto Mono" w:cs="Roboto Mono"/>
-          <w:b/>
-        </w:rPr>
-        <w:t>Root Cause</w:t>
-      </w:r>
-      <w:r>
-        <w:rPr>
-          <w:rFonts w:ascii="Nova Mono" w:eastAsia="Nova Mono" w:hAnsi="Nova Mono" w:cs="Nova Mono"/>
-        </w:rPr>
-        <w:t xml:space="preserve"> → explains </w:t>
-      </w:r>
-      <w:r>
-        <w:rPr>
-          <w:rFonts w:ascii="Roboto Mono" w:eastAsia="Roboto Mono" w:hAnsi="Roboto Mono" w:cs="Roboto Mono"/>
-          <w:i/>
-        </w:rPr>
-        <w:t>why</w:t>
-      </w:r>
-      <w:r>
-        <w:rPr>
-          <w:rFonts w:ascii="Roboto Mono" w:eastAsia="Roboto Mono" w:hAnsi="Roboto Mono" w:cs="Roboto Mono"/>
-        </w:rPr>
-        <w:t xml:space="preserve"> the error happened.</w:t>
-      </w:r>
-    </w:p>
-    <w:p>
-      <w:pPr>
-        <w:numPr>
-          <w:ilvl w:val="0"/>
-          <w:numId w:val="7"/>
-        </w:numPr>
-        <w:spacing w:after="240"/>
-        <w:rPr>
-          <w:rFonts w:ascii="Nova Mono" w:hAnsi="Nova Mono"/>
-          <w:b/>
-          <w:bCs/>
-        </w:rPr>
-      </w:pPr>
-      <w:r>
-        <w:rPr>
-          <w:b/>
-          <w:bCs/>
-        </w:rPr>
-        <w:t>Root Cause Analysis (RCA)</w:t>
-      </w:r>
-      <w:r>
-        <w:rPr>
-          <w:b/>
-          <w:bCs/>
-        </w:rPr>
-        <w:t xml:space="preserve"> </w:t>
-      </w:r>
-      <w:r>
-        <w:t xml:space="preserve">- </w:t>
-      </w:r>
-      <w:r>
-        <w:rPr>
-          <w:rFonts w:ascii="Nova Mono" w:hAnsi="Nova Mono"/>
-        </w:rPr>
-        <w:t>process used to identify and eliminate the root cause.</w:t>
-      </w:r>
-    </w:p>
-    <w:p>
-      <w:pPr>
-        <w:numPr>
-          <w:ilvl w:val="0"/>
-          <w:numId w:val="7"/>
-        </w:numPr>
-        <w:spacing w:after="240"/>
-        <w:rPr>
-          <w:rFonts w:ascii="Nova Mono" w:hAnsi="Nova Mono"/>
-          <w:b/>
-          <w:bCs/>
-        </w:rPr>
-      </w:pPr>
-      <w:r>
-        <w:rPr>
-          <w:b/>
-          <w:bCs/>
-        </w:rPr>
-        <w:t>Anomaly</w:t>
-      </w:r>
-      <w:r>
-        <w:t xml:space="preserve"> → </w:t>
-      </w:r>
-      <w:r>
-        <w:rPr>
-          <w:rFonts w:ascii="Nova Mono" w:hAnsi="Nova Mono"/>
-        </w:rPr>
-        <w:t>any unexpected behavior, output, or event noticed during testing</w:t>
-      </w:r>
-    </w:p>
-    <w:p>
-      <w:r>
-        <w:pict w14:anchorId="38A1B8BE">
-          <v:rect id="_x0000_i1043" style="width:0;height:1.5pt" o:hralign="center" o:hrstd="t" o:hr="t" fillcolor="#a0a0a0" stroked="f"/>
-        </w:pict>
-      </w:r>
-    </w:p>
-    <w:p>
-      <w:pPr>
-        <w:pStyle w:val="Heading2"/>
-      </w:pPr>
-      <w:r>
-        <w:rPr>
-          <w:rFonts w:ascii="Segoe UI Emoji" w:hAnsi="Segoe UI Emoji" w:cs="Segoe UI Emoji"/>
-        </w:rPr>
-        <w:t>💡</w:t>
-      </w:r>
-      <w:r>
-        <w:t xml:space="preserve"> Quick analogy:</w:t>
-      </w:r>
-    </w:p>
-    <w:p>
-      <w:pPr>
-        <w:spacing w:before="240" w:after="240"/>
-      </w:pPr>
-      <w:r>
-        <w:rPr>
-          <w:b/>
-          <w:shd w:val="clear" w:color="auto" w:fill="B7B7B7"/>
-        </w:rPr>
-        <w:t># Source</w:t>
-      </w:r>
-      <w:r>
-        <w:rPr>
-          <w:shd w:val="clear" w:color="auto" w:fill="B7B7B7"/>
-        </w:rPr>
-        <w:t xml:space="preserve">: </w:t>
-      </w:r>
-      <w:r>
-        <w:rPr>
-          <w:b/>
-          <w:shd w:val="clear" w:color="auto" w:fill="B7B7B7"/>
-        </w:rPr>
-        <w:t xml:space="preserve">Chatgpt </w:t>
-      </w:r>
-      <w:r>
-        <w:rPr>
+        <w:t>(GPT</w:t>
+      </w:r>
+      <w:r>
+        <w:rPr>
+          <w:rFonts w:ascii="Cambria Math" w:hAnsi="Cambria Math" w:cs="Cambria Math"/>
           <w:b/>
           <w:sz w:val="14"/>
           <w:szCs w:val="14"/>
           <w:shd w:val="clear" w:color="auto" w:fill="B7B7B7"/>
         </w:rPr>
-        <w:t>(GPT-5-Standard) at [9/3/2025]</w:t>
+        <w:t>‑</w:t>
+      </w:r>
+      <w:r>
+        <w:rPr>
+          <w:b/>
+          <w:sz w:val="14"/>
+          <w:szCs w:val="14"/>
+          <w:shd w:val="clear" w:color="auto" w:fill="B7B7B7"/>
+        </w:rPr>
+        <w:t>5 Mini) at [9/3/2025]</w:t>
+      </w:r>
+    </w:p>
+    <w:p>
+      <w:pPr>
+        <w:numPr>
+          <w:ilvl w:val="0"/>
+          <w:numId w:val="7"/>
+        </w:numPr>
+        <w:spacing w:before="240"/>
+      </w:pPr>
+      <w:r>
+        <w:rPr>
+          <w:rFonts w:ascii="Roboto Mono" w:eastAsia="Roboto Mono" w:hAnsi="Roboto Mono" w:cs="Roboto Mono"/>
+          <w:b/>
+        </w:rPr>
+        <w:lastRenderedPageBreak/>
+        <w:t>Error</w:t>
+      </w:r>
+      <w:r>
+        <w:rPr>
+          <w:rFonts w:ascii="Nova Mono" w:eastAsia="Nova Mono" w:hAnsi="Nova Mono" w:cs="Nova Mono"/>
+        </w:rPr>
+        <w:t xml:space="preserve"> → made by a human.</w:t>
+      </w:r>
+      <w:r>
+        <w:rPr>
+          <w:rFonts w:ascii="Nova Mono" w:eastAsia="Nova Mono" w:hAnsi="Nova Mono" w:cs="Nova Mono"/>
+        </w:rPr>
+        <w:br/>
+      </w:r>
+    </w:p>
+    <w:p>
+      <w:pPr>
+        <w:numPr>
+          <w:ilvl w:val="0"/>
+          <w:numId w:val="7"/>
+        </w:numPr>
+      </w:pPr>
+      <w:r>
+        <w:rPr>
+          <w:rFonts w:ascii="Roboto Mono" w:eastAsia="Roboto Mono" w:hAnsi="Roboto Mono" w:cs="Roboto Mono"/>
+          <w:b/>
+        </w:rPr>
+        <w:t>Defect</w:t>
+      </w:r>
+      <w:r>
+        <w:rPr>
+          <w:rFonts w:ascii="Nova Mono" w:eastAsia="Nova Mono" w:hAnsi="Nova Mono" w:cs="Nova Mono"/>
+        </w:rPr>
+        <w:t xml:space="preserve"> → appears in the software artifact/code.</w:t>
+      </w:r>
+      <w:r>
+        <w:rPr>
+          <w:rFonts w:ascii="Nova Mono" w:eastAsia="Nova Mono" w:hAnsi="Nova Mono" w:cs="Nova Mono"/>
+        </w:rPr>
+        <w:br/>
+      </w:r>
+    </w:p>
+    <w:p>
+      <w:pPr>
+        <w:numPr>
+          <w:ilvl w:val="0"/>
+          <w:numId w:val="7"/>
+        </w:numPr>
+      </w:pPr>
+      <w:r>
+        <w:rPr>
+          <w:rFonts w:ascii="Roboto Mono" w:eastAsia="Roboto Mono" w:hAnsi="Roboto Mono" w:cs="Roboto Mono"/>
+          <w:b/>
+        </w:rPr>
+        <w:t>Failure</w:t>
+      </w:r>
+      <w:r>
+        <w:rPr>
+          <w:rFonts w:ascii="Nova Mono" w:eastAsia="Nova Mono" w:hAnsi="Nova Mono" w:cs="Nova Mono"/>
+        </w:rPr>
+        <w:t xml:space="preserve"> → happens when the defect is triggered during execution.</w:t>
+      </w:r>
+      <w:r>
+        <w:rPr>
+          <w:rFonts w:ascii="Nova Mono" w:eastAsia="Nova Mono" w:hAnsi="Nova Mono" w:cs="Nova Mono"/>
+        </w:rPr>
+        <w:br/>
+      </w:r>
+    </w:p>
+    <w:p>
+      <w:pPr>
+        <w:numPr>
+          <w:ilvl w:val="0"/>
+          <w:numId w:val="7"/>
+        </w:numPr>
+        <w:spacing w:after="240"/>
+      </w:pPr>
+      <w:r>
+        <w:rPr>
+          <w:rFonts w:ascii="Roboto Mono" w:eastAsia="Roboto Mono" w:hAnsi="Roboto Mono" w:cs="Roboto Mono"/>
+          <w:b/>
+        </w:rPr>
+        <w:t>Root Cause</w:t>
+      </w:r>
+      <w:r>
+        <w:rPr>
+          <w:rFonts w:ascii="Nova Mono" w:eastAsia="Nova Mono" w:hAnsi="Nova Mono" w:cs="Nova Mono"/>
+        </w:rPr>
+        <w:t xml:space="preserve"> → explains </w:t>
+      </w:r>
+      <w:r>
+        <w:rPr>
+          <w:rFonts w:ascii="Roboto Mono" w:eastAsia="Roboto Mono" w:hAnsi="Roboto Mono" w:cs="Roboto Mono"/>
+          <w:i/>
+        </w:rPr>
+        <w:t>why</w:t>
+      </w:r>
+      <w:r>
+        <w:rPr>
+          <w:rFonts w:ascii="Roboto Mono" w:eastAsia="Roboto Mono" w:hAnsi="Roboto Mono" w:cs="Roboto Mono"/>
+        </w:rPr>
+        <w:t xml:space="preserve"> the error happened.</w:t>
+      </w:r>
+    </w:p>
+    <w:p>
+      <w:pPr>
+        <w:numPr>
+          <w:ilvl w:val="0"/>
+          <w:numId w:val="7"/>
+        </w:numPr>
+        <w:spacing w:after="240"/>
+        <w:rPr>
+          <w:rFonts w:ascii="Nova Mono" w:hAnsi="Nova Mono"/>
+          <w:b/>
+          <w:bCs/>
+        </w:rPr>
+      </w:pPr>
+      <w:r>
+        <w:rPr>
+          <w:b/>
+          <w:bCs/>
+        </w:rPr>
+        <w:t>Root Cause Analysis (RCA)</w:t>
+      </w:r>
+      <w:r>
+        <w:rPr>
+          <w:b/>
+          <w:bCs/>
+        </w:rPr>
+        <w:t xml:space="preserve"> </w:t>
+      </w:r>
+      <w:r>
+        <w:t xml:space="preserve">- </w:t>
+      </w:r>
+      <w:r>
+        <w:rPr>
+          <w:rFonts w:ascii="Nova Mono" w:hAnsi="Nova Mono"/>
+        </w:rPr>
+        <w:t>process used to identify and eliminate the root cause.</w:t>
+      </w:r>
+    </w:p>
+    <w:p>
+      <w:pPr>
+        <w:numPr>
+          <w:ilvl w:val="0"/>
+          <w:numId w:val="7"/>
+        </w:numPr>
+        <w:spacing w:after="240"/>
+        <w:rPr>
+          <w:rFonts w:ascii="Nova Mono" w:hAnsi="Nova Mono"/>
+          <w:b/>
+          <w:bCs/>
+        </w:rPr>
+      </w:pPr>
+      <w:r>
+        <w:rPr>
+          <w:b/>
+          <w:bCs/>
+        </w:rPr>
+        <w:t>Anomaly</w:t>
+      </w:r>
+      <w:r>
+        <w:t xml:space="preserve"> → </w:t>
+      </w:r>
+      <w:r>
+        <w:rPr>
+          <w:rFonts w:ascii="Nova Mono" w:hAnsi="Nova Mono"/>
+        </w:rPr>
+        <w:t>any unexpected behavior, output, or event noticed during testing</w:t>
+      </w:r>
+    </w:p>
+    <w:p>
+      <w:r>
+        <w:pict w14:anchorId="0643A413">
+          <v:rect id="_x0000_i1039" style="width:0;height:1.5pt" o:hralign="center" o:hrstd="t" o:hr="t" fillcolor="#a0a0a0" stroked="f"/>
+        </w:pict>
+      </w:r>
+    </w:p>
+    <w:p>
+      <w:pPr>
+        <w:pStyle w:val="Heading2"/>
+      </w:pPr>
+      <w:r>
+        <w:rPr>
+          <w:rFonts w:ascii="Segoe UI Emoji" w:hAnsi="Segoe UI Emoji" w:cs="Segoe UI Emoji"/>
+        </w:rPr>
+        <w:t>💡</w:t>
+      </w:r>
+      <w:r>
+        <w:t xml:space="preserve"> Quick analogy:</w:t>
+      </w:r>
+    </w:p>
+    <w:p>
+      <w:pPr>
+        <w:spacing w:before="240" w:after="240"/>
+      </w:pPr>
+      <w:r>
+        <w:rPr>
+          <w:b/>
+          <w:shd w:val="clear" w:color="auto" w:fill="B7B7B7"/>
+        </w:rPr>
+        <w:t># Source</w:t>
+      </w:r>
+      <w:r>
+        <w:rPr>
+          <w:shd w:val="clear" w:color="auto" w:fill="B7B7B7"/>
+        </w:rPr>
+        <w:t xml:space="preserve">: </w:t>
+      </w:r>
+      <w:r>
+        <w:rPr>
+          <w:b/>
+          <w:shd w:val="clear" w:color="auto" w:fill="B7B7B7"/>
+        </w:rPr>
+        <w:t xml:space="preserve">Chatgpt </w:t>
+      </w:r>
+      <w:r>
+        <w:rPr>
+          <w:b/>
+          <w:sz w:val="14"/>
+          <w:szCs w:val="14"/>
+          <w:shd w:val="clear" w:color="auto" w:fill="B7B7B7"/>
+        </w:rPr>
+        <w:t>(GPT</w:t>
+      </w:r>
+      <w:r>
+        <w:rPr>
+          <w:rFonts w:ascii="Cambria Math" w:hAnsi="Cambria Math" w:cs="Cambria Math"/>
+          <w:b/>
+          <w:sz w:val="14"/>
+          <w:szCs w:val="14"/>
+          <w:shd w:val="clear" w:color="auto" w:fill="B7B7B7"/>
+        </w:rPr>
+        <w:t>‑</w:t>
+      </w:r>
+      <w:r>
+        <w:rPr>
+          <w:b/>
+          <w:sz w:val="14"/>
+          <w:szCs w:val="14"/>
+          <w:shd w:val="clear" w:color="auto" w:fill="B7B7B7"/>
+        </w:rPr>
+        <w:t>5 Mini) at [9/3/2025]</w:t>
       </w:r>
     </w:p>
     <w:p>
@@ -3419,6 +3487,7 @@
         <w:t xml:space="preserve"> (unexpected observation — may or may not be a real problem).</w:t>
       </w:r>
     </w:p>
+    <w:p/>
     <w:p/>
     <w:p/>
     <w:sectPr>
@@ -3433,16 +3502,6 @@
 
 <file path=word/numbering.xml><?xml version="1.0" encoding="utf-8"?>
 <w:numbering xmlns:wpc="http://schemas.microsoft.com/office/word/2010/wordprocessingCanvas" xmlns:cx="http://schemas.microsoft.com/office/drawing/2014/chartex" xmlns:cx1="http://schemas.microsoft.com/office/drawing/2015/9/8/chartex" xmlns:cx2="http://schemas.microsoft.com/office/drawing/2015/10/21/chartex" xmlns:cx3="http://schemas.microsoft.com/office/drawing/2016/5/9/chartex" xmlns:cx4="http://schemas.microsoft.com/office/drawing/2016/5/10/chartex" xmlns:cx5="http://schemas.microsoft.com/office/drawing/2016/5/11/chartex" xmlns:cx6="http://schemas.microsoft.com/office/drawing/2016/5/12/chartex" xmlns:cx7="http://schemas.microsoft.com/office/drawing/2016/5/13/chartex" xmlns:cx8="http://schemas.microsoft.com/office/drawing/2016/5/14/chartex" xmlns:mc="http://schemas.openxmlformats.org/markup-compatibility/2006" xmlns:aink="http://schemas.microsoft.com/office/drawing/2016/ink" xmlns:am3d="http://schemas.microsoft.com/office/drawing/2017/model3d" xmlns:o="urn:schemas-microsoft-com:office:office" xmlns:oel="http://schemas.microsoft.com/office/2019/extlst" xmlns:r="http://schemas.openxmlformats.org/officeDocument/2006/relationships" xmlns:m="http://schemas.openxmlformats.org/officeDocument/2006/math" xmlns:v="urn:schemas-microsoft-com:vml" xmlns:wp14="http://schemas.microsoft.com/office/word/2010/wordprocessingDrawing" xmlns:wp="http://schemas.openxmlformats.org/drawingml/2006/wordprocessingDrawing" xmlns:w10="urn:schemas-microsoft-com:office:word" xmlns:w="http://schemas.openxmlformats.org/wordprocessingml/2006/main" xmlns:w14="http://schemas.microsoft.com/office/word/2010/wordml" xmlns:w15="http://schemas.microsoft.com/office/word/2012/wordml" xmlns:w16cex="http://schemas.microsoft.com/office/word/2018/wordml/cex" xmlns:w16cid="http://schemas.microsoft.com/office/word/2016/wordml/cid" xmlns:w16="http://schemas.microsoft.com/office/word/2018/wordml" xmlns:w16du="http://schemas.microsoft.com/office/word/2023/wordml/word16du" xmlns:w16sdtdh="http://schemas.microsoft.com/office/word/2020/wordml/sdtdatahash" xmlns:w16sdtfl="http://schemas.microsoft.com/office/word/2024/wordml/sdtformatlock" xmlns:w16se="http://schemas.microsoft.com/office/word/2015/wordml/symex" xmlns:wpg="http://schemas.microsoft.com/office/word/2010/wordprocessingGroup" xmlns:wpi="http://schemas.microsoft.com/office/word/2010/wordprocessingInk" xmlns:wne="http://schemas.microsoft.com/office/word/2006/wordml" xmlns:wps="http://schemas.microsoft.com/office/word/2010/wordprocessingShape" mc:Ignorable="w14 w15 w16se w16cid w16 w16cex w16sdtdh w16sdtfl w16du wp14">
-  <w:numPicBullet w:numPicBulletId="0">
-    <w:pict>
-      <v:rect id="_x0000_i1265" style="width:0;height:1.5pt" o:hralign="center" o:bullet="t" o:hrstd="t" o:hr="t" fillcolor="#a0a0a0" stroked="f"/>
-    </w:pict>
-  </w:numPicBullet>
-  <w:numPicBullet w:numPicBulletId="1">
-    <w:pict>
-      <v:rect id="_x0000_i1266" style="width:0;height:1.5pt" o:hralign="center" o:bullet="t" o:hrstd="t" o:hr="t" fillcolor="#a0a0a0" stroked="f"/>
-    </w:pict>
-  </w:numPicBullet>
   <w:abstractNum w:abstractNumId="0" w15:restartNumberingAfterBreak="0">
     <w:nsid w:val="036E535D"/>
     <w:multiLevelType w:val="multilevel"/>
@@ -3932,14 +3991,239 @@
     </w:lvl>
   </w:abstractNum>
   <w:abstractNum w:abstractNumId="4" w15:restartNumberingAfterBreak="0">
-    <w:nsid w:val="1FEC4AC5"/>
-    <w:multiLevelType w:val="hybridMultilevel"/>
-    <w:tmpl w:val="66AAEE08"/>
-    <w:lvl w:ilvl="0" w:tplc="701E9D7E">
-      <w:start w:val="1"/>
-      <w:numFmt w:val="bullet"/>
-      <w:lvlText w:val=""/>
-      <w:lvlPicBulletId w:val="0"/>
+    <w:nsid w:val="24BA3739"/>
+    <w:multiLevelType w:val="multilevel"/>
+    <w:tmpl w:val="A6CEA34C"/>
+    <w:lvl w:ilvl="0">
+      <w:start w:val="1"/>
+      <w:numFmt w:val="decimal"/>
+      <w:lvlText w:val="%1."/>
+      <w:lvlJc w:val="left"/>
+      <w:pPr>
+        <w:ind w:left="720" w:hanging="360"/>
+      </w:pPr>
+      <w:rPr>
+        <w:u w:val="none"/>
+      </w:rPr>
+    </w:lvl>
+    <w:lvl w:ilvl="1">
+      <w:start w:val="1"/>
+      <w:numFmt w:val="lowerLetter"/>
+      <w:lvlText w:val="%2."/>
+      <w:lvlJc w:val="left"/>
+      <w:pPr>
+        <w:ind w:left="1440" w:hanging="360"/>
+      </w:pPr>
+      <w:rPr>
+        <w:u w:val="none"/>
+      </w:rPr>
+    </w:lvl>
+    <w:lvl w:ilvl="2">
+      <w:start w:val="1"/>
+      <w:numFmt w:val="lowerRoman"/>
+      <w:lvlText w:val="%3."/>
+      <w:lvlJc w:val="left"/>
+      <w:pPr>
+        <w:ind w:left="2160" w:hanging="360"/>
+      </w:pPr>
+      <w:rPr>
+        <w:u w:val="none"/>
+      </w:rPr>
+    </w:lvl>
+    <w:lvl w:ilvl="3">
+      <w:start w:val="1"/>
+      <w:numFmt w:val="decimal"/>
+      <w:lvlText w:val="%4."/>
+      <w:lvlJc w:val="left"/>
+      <w:pPr>
+        <w:ind w:left="2880" w:hanging="360"/>
+      </w:pPr>
+      <w:rPr>
+        <w:u w:val="none"/>
+      </w:rPr>
+    </w:lvl>
+    <w:lvl w:ilvl="4">
+      <w:start w:val="1"/>
+      <w:numFmt w:val="lowerLetter"/>
+      <w:lvlText w:val="%5."/>
+      <w:lvlJc w:val="left"/>
+      <w:pPr>
+        <w:ind w:left="3600" w:hanging="360"/>
+      </w:pPr>
+      <w:rPr>
+        <w:u w:val="none"/>
+      </w:rPr>
+    </w:lvl>
+    <w:lvl w:ilvl="5">
+      <w:start w:val="1"/>
+      <w:numFmt w:val="lowerRoman"/>
+      <w:lvlText w:val="%6."/>
+      <w:lvlJc w:val="left"/>
+      <w:pPr>
+        <w:ind w:left="4320" w:hanging="360"/>
+      </w:pPr>
+      <w:rPr>
+        <w:u w:val="none"/>
+      </w:rPr>
+    </w:lvl>
+    <w:lvl w:ilvl="6">
+      <w:start w:val="1"/>
+      <w:numFmt w:val="decimal"/>
+      <w:lvlText w:val="%7."/>
+      <w:lvlJc w:val="left"/>
+      <w:pPr>
+        <w:ind w:left="5040" w:hanging="360"/>
+      </w:pPr>
+      <w:rPr>
+        <w:u w:val="none"/>
+      </w:rPr>
+    </w:lvl>
+    <w:lvl w:ilvl="7">
+      <w:start w:val="1"/>
+      <w:numFmt w:val="lowerLetter"/>
+      <w:lvlText w:val="%8."/>
+      <w:lvlJc w:val="left"/>
+      <w:pPr>
+        <w:ind w:left="5760" w:hanging="360"/>
+      </w:pPr>
+      <w:rPr>
+        <w:u w:val="none"/>
+      </w:rPr>
+    </w:lvl>
+    <w:lvl w:ilvl="8">
+      <w:start w:val="1"/>
+      <w:numFmt w:val="lowerRoman"/>
+      <w:lvlText w:val="%9."/>
+      <w:lvlJc w:val="left"/>
+      <w:pPr>
+        <w:ind w:left="6480" w:hanging="360"/>
+      </w:pPr>
+      <w:rPr>
+        <w:u w:val="none"/>
+      </w:rPr>
+    </w:lvl>
+  </w:abstractNum>
+  <w:abstractNum w:abstractNumId="5" w15:restartNumberingAfterBreak="0">
+    <w:nsid w:val="27CC64E7"/>
+    <w:multiLevelType w:val="multilevel"/>
+    <w:tmpl w:val="76BA599A"/>
+    <w:lvl w:ilvl="0">
+      <w:start w:val="1"/>
+      <w:numFmt w:val="decimal"/>
+      <w:lvlText w:val="%1."/>
+      <w:lvlJc w:val="left"/>
+      <w:pPr>
+        <w:ind w:left="720" w:hanging="360"/>
+      </w:pPr>
+      <w:rPr>
+        <w:u w:val="none"/>
+      </w:rPr>
+    </w:lvl>
+    <w:lvl w:ilvl="1">
+      <w:start w:val="1"/>
+      <w:numFmt w:val="lowerLetter"/>
+      <w:lvlText w:val="%2."/>
+      <w:lvlJc w:val="left"/>
+      <w:pPr>
+        <w:ind w:left="1440" w:hanging="360"/>
+      </w:pPr>
+      <w:rPr>
+        <w:u w:val="none"/>
+      </w:rPr>
+    </w:lvl>
+    <w:lvl w:ilvl="2">
+      <w:start w:val="1"/>
+      <w:numFmt w:val="lowerRoman"/>
+      <w:lvlText w:val="%3."/>
+      <w:lvlJc w:val="left"/>
+      <w:pPr>
+        <w:ind w:left="2160" w:hanging="360"/>
+      </w:pPr>
+      <w:rPr>
+        <w:u w:val="none"/>
+      </w:rPr>
+    </w:lvl>
+    <w:lvl w:ilvl="3">
+      <w:start w:val="1"/>
+      <w:numFmt w:val="decimal"/>
+      <w:lvlText w:val="%4."/>
+      <w:lvlJc w:val="left"/>
+      <w:pPr>
+        <w:ind w:left="2880" w:hanging="360"/>
+      </w:pPr>
+      <w:rPr>
+        <w:u w:val="none"/>
+      </w:rPr>
+    </w:lvl>
+    <w:lvl w:ilvl="4">
+      <w:start w:val="1"/>
+      <w:numFmt w:val="lowerLetter"/>
+      <w:lvlText w:val="%5."/>
+      <w:lvlJc w:val="left"/>
+      <w:pPr>
+        <w:ind w:left="3600" w:hanging="360"/>
+      </w:pPr>
+      <w:rPr>
+        <w:u w:val="none"/>
+      </w:rPr>
+    </w:lvl>
+    <w:lvl w:ilvl="5">
+      <w:start w:val="1"/>
+      <w:numFmt w:val="lowerRoman"/>
+      <w:lvlText w:val="%6."/>
+      <w:lvlJc w:val="left"/>
+      <w:pPr>
+        <w:ind w:left="4320" w:hanging="360"/>
+      </w:pPr>
+      <w:rPr>
+        <w:u w:val="none"/>
+      </w:rPr>
+    </w:lvl>
+    <w:lvl w:ilvl="6">
+      <w:start w:val="1"/>
+      <w:numFmt w:val="decimal"/>
+      <w:lvlText w:val="%7."/>
+      <w:lvlJc w:val="left"/>
+      <w:pPr>
+        <w:ind w:left="5040" w:hanging="360"/>
+      </w:pPr>
+      <w:rPr>
+        <w:u w:val="none"/>
+      </w:rPr>
+    </w:lvl>
+    <w:lvl w:ilvl="7">
+      <w:start w:val="1"/>
+      <w:numFmt w:val="lowerLetter"/>
+      <w:lvlText w:val="%8."/>
+      <w:lvlJc w:val="left"/>
+      <w:pPr>
+        <w:ind w:left="5760" w:hanging="360"/>
+      </w:pPr>
+      <w:rPr>
+        <w:u w:val="none"/>
+      </w:rPr>
+    </w:lvl>
+    <w:lvl w:ilvl="8">
+      <w:start w:val="1"/>
+      <w:numFmt w:val="lowerRoman"/>
+      <w:lvlText w:val="%9."/>
+      <w:lvlJc w:val="left"/>
+      <w:pPr>
+        <w:ind w:left="6480" w:hanging="360"/>
+      </w:pPr>
+      <w:rPr>
+        <w:u w:val="none"/>
+      </w:rPr>
+    </w:lvl>
+  </w:abstractNum>
+  <w:abstractNum w:abstractNumId="6" w15:restartNumberingAfterBreak="0">
+    <w:nsid w:val="2A4A1C32"/>
+    <w:multiLevelType w:val="multilevel"/>
+    <w:tmpl w:val="C3E839CC"/>
+    <w:lvl w:ilvl="0">
+      <w:start w:val="1"/>
+      <w:numFmt w:val="decimal"/>
+      <w:lvlText w:val="%1."/>
       <w:lvlJc w:val="left"/>
       <w:pPr>
         <w:tabs>
@@ -3947,14 +4231,11 @@
         </w:tabs>
         <w:ind w:left="720" w:hanging="360"/>
       </w:pPr>
-      <w:rPr>
-        <w:rFonts w:ascii="Symbol" w:hAnsi="Symbol" w:hint="default"/>
-      </w:rPr>
-    </w:lvl>
-    <w:lvl w:ilvl="1" w:tplc="56FA48CA" w:tentative="1">
-      <w:start w:val="1"/>
-      <w:numFmt w:val="bullet"/>
-      <w:lvlText w:val=""/>
+    </w:lvl>
+    <w:lvl w:ilvl="1">
+      <w:start w:val="1"/>
+      <w:numFmt w:val="bullet"/>
+      <w:lvlText w:val="o"/>
       <w:lvlJc w:val="left"/>
       <w:pPr>
         <w:tabs>
@@ -3963,13 +4244,14 @@
         <w:ind w:left="1440" w:hanging="360"/>
       </w:pPr>
       <w:rPr>
-        <w:rFonts w:ascii="Symbol" w:hAnsi="Symbol" w:hint="default"/>
-      </w:rPr>
-    </w:lvl>
-    <w:lvl w:ilvl="2" w:tplc="F888051E" w:tentative="1">
-      <w:start w:val="1"/>
-      <w:numFmt w:val="bullet"/>
-      <w:lvlText w:val=""/>
+        <w:rFonts w:ascii="Courier New" w:hAnsi="Courier New" w:hint="default"/>
+        <w:sz w:val="20"/>
+      </w:rPr>
+    </w:lvl>
+    <w:lvl w:ilvl="2">
+      <w:start w:val="1"/>
+      <w:numFmt w:val="bullet"/>
+      <w:lvlText w:val=""/>
       <w:lvlJc w:val="left"/>
       <w:pPr>
         <w:tabs>
@@ -3978,13 +4260,14 @@
         <w:ind w:left="2160" w:hanging="360"/>
       </w:pPr>
       <w:rPr>
-        <w:rFonts w:ascii="Symbol" w:hAnsi="Symbol" w:hint="default"/>
-      </w:rPr>
-    </w:lvl>
-    <w:lvl w:ilvl="3" w:tplc="A2EA94A4" w:tentative="1">
-      <w:start w:val="1"/>
-      <w:numFmt w:val="bullet"/>
-      <w:lvlText w:val=""/>
+        <w:rFonts w:ascii="Wingdings" w:hAnsi="Wingdings" w:hint="default"/>
+        <w:sz w:val="20"/>
+      </w:rPr>
+    </w:lvl>
+    <w:lvl w:ilvl="3" w:tentative="1">
+      <w:start w:val="1"/>
+      <w:numFmt w:val="decimal"/>
+      <w:lvlText w:val="%4."/>
       <w:lvlJc w:val="left"/>
       <w:pPr>
         <w:tabs>
@@ -3992,14 +4275,11 @@
         </w:tabs>
         <w:ind w:left="2880" w:hanging="360"/>
       </w:pPr>
-      <w:rPr>
-        <w:rFonts w:ascii="Symbol" w:hAnsi="Symbol" w:hint="default"/>
-      </w:rPr>
-    </w:lvl>
-    <w:lvl w:ilvl="4" w:tplc="BC1CEEEA" w:tentative="1">
-      <w:start w:val="1"/>
-      <w:numFmt w:val="bullet"/>
-      <w:lvlText w:val=""/>
+    </w:lvl>
+    <w:lvl w:ilvl="4" w:tentative="1">
+      <w:start w:val="1"/>
+      <w:numFmt w:val="decimal"/>
+      <w:lvlText w:val="%5."/>
       <w:lvlJc w:val="left"/>
       <w:pPr>
         <w:tabs>
@@ -4007,14 +4287,11 @@
         </w:tabs>
         <w:ind w:left="3600" w:hanging="360"/>
       </w:pPr>
-      <w:rPr>
-        <w:rFonts w:ascii="Symbol" w:hAnsi="Symbol" w:hint="default"/>
-      </w:rPr>
-    </w:lvl>
-    <w:lvl w:ilvl="5" w:tplc="3634CA8E" w:tentative="1">
-      <w:start w:val="1"/>
-      <w:numFmt w:val="bullet"/>
-      <w:lvlText w:val=""/>
+    </w:lvl>
+    <w:lvl w:ilvl="5" w:tentative="1">
+      <w:start w:val="1"/>
+      <w:numFmt w:val="decimal"/>
+      <w:lvlText w:val="%6."/>
       <w:lvlJc w:val="left"/>
       <w:pPr>
         <w:tabs>
@@ -4022,14 +4299,11 @@
         </w:tabs>
         <w:ind w:left="4320" w:hanging="360"/>
       </w:pPr>
-      <w:rPr>
-        <w:rFonts w:ascii="Symbol" w:hAnsi="Symbol" w:hint="default"/>
-      </w:rPr>
-    </w:lvl>
-    <w:lvl w:ilvl="6" w:tplc="45CC0C4C" w:tentative="1">
-      <w:start w:val="1"/>
-      <w:numFmt w:val="bullet"/>
-      <w:lvlText w:val=""/>
+    </w:lvl>
+    <w:lvl w:ilvl="6" w:tentative="1">
+      <w:start w:val="1"/>
+      <w:numFmt w:val="decimal"/>
+      <w:lvlText w:val="%7."/>
       <w:lvlJc w:val="left"/>
       <w:pPr>
         <w:tabs>
@@ -4037,14 +4311,11 @@
         </w:tabs>
         <w:ind w:left="5040" w:hanging="360"/>
       </w:pPr>
-      <w:rPr>
-        <w:rFonts w:ascii="Symbol" w:hAnsi="Symbol" w:hint="default"/>
-      </w:rPr>
-    </w:lvl>
-    <w:lvl w:ilvl="7" w:tplc="355EE546" w:tentative="1">
-      <w:start w:val="1"/>
-      <w:numFmt w:val="bullet"/>
-      <w:lvlText w:val=""/>
+    </w:lvl>
+    <w:lvl w:ilvl="7" w:tentative="1">
+      <w:start w:val="1"/>
+      <w:numFmt w:val="decimal"/>
+      <w:lvlText w:val="%8."/>
       <w:lvlJc w:val="left"/>
       <w:pPr>
         <w:tabs>
@@ -4052,14 +4323,11 @@
         </w:tabs>
         <w:ind w:left="5760" w:hanging="360"/>
       </w:pPr>
-      <w:rPr>
-        <w:rFonts w:ascii="Symbol" w:hAnsi="Symbol" w:hint="default"/>
-      </w:rPr>
-    </w:lvl>
-    <w:lvl w:ilvl="8" w:tplc="38C09B1E" w:tentative="1">
-      <w:start w:val="1"/>
-      <w:numFmt w:val="bullet"/>
-      <w:lvlText w:val=""/>
+    </w:lvl>
+    <w:lvl w:ilvl="8" w:tentative="1">
+      <w:start w:val="1"/>
+      <w:numFmt w:val="decimal"/>
+      <w:lvlText w:val="%9."/>
       <w:lvlJc w:val="left"/>
       <w:pPr>
         <w:tabs>
@@ -4067,241 +4335,12 @@
         </w:tabs>
         <w:ind w:left="6480" w:hanging="360"/>
       </w:pPr>
-      <w:rPr>
-        <w:rFonts w:ascii="Symbol" w:hAnsi="Symbol" w:hint="default"/>
-      </w:rPr>
-    </w:lvl>
-  </w:abstractNum>
-  <w:abstractNum w:abstractNumId="5" w15:restartNumberingAfterBreak="0">
-    <w:nsid w:val="24BA3739"/>
-    <w:multiLevelType w:val="multilevel"/>
-    <w:tmpl w:val="A6CEA34C"/>
-    <w:lvl w:ilvl="0">
-      <w:start w:val="1"/>
-      <w:numFmt w:val="decimal"/>
-      <w:lvlText w:val="%1."/>
-      <w:lvlJc w:val="left"/>
-      <w:pPr>
-        <w:ind w:left="720" w:hanging="360"/>
-      </w:pPr>
-      <w:rPr>
-        <w:u w:val="none"/>
-      </w:rPr>
-    </w:lvl>
-    <w:lvl w:ilvl="1">
-      <w:start w:val="1"/>
-      <w:numFmt w:val="lowerLetter"/>
-      <w:lvlText w:val="%2."/>
-      <w:lvlJc w:val="left"/>
-      <w:pPr>
-        <w:ind w:left="1440" w:hanging="360"/>
-      </w:pPr>
-      <w:rPr>
-        <w:u w:val="none"/>
-      </w:rPr>
-    </w:lvl>
-    <w:lvl w:ilvl="2">
-      <w:start w:val="1"/>
-      <w:numFmt w:val="lowerRoman"/>
-      <w:lvlText w:val="%3."/>
-      <w:lvlJc w:val="left"/>
-      <w:pPr>
-        <w:ind w:left="2160" w:hanging="360"/>
-      </w:pPr>
-      <w:rPr>
-        <w:u w:val="none"/>
-      </w:rPr>
-    </w:lvl>
-    <w:lvl w:ilvl="3">
-      <w:start w:val="1"/>
-      <w:numFmt w:val="decimal"/>
-      <w:lvlText w:val="%4."/>
-      <w:lvlJc w:val="left"/>
-      <w:pPr>
-        <w:ind w:left="2880" w:hanging="360"/>
-      </w:pPr>
-      <w:rPr>
-        <w:u w:val="none"/>
-      </w:rPr>
-    </w:lvl>
-    <w:lvl w:ilvl="4">
-      <w:start w:val="1"/>
-      <w:numFmt w:val="lowerLetter"/>
-      <w:lvlText w:val="%5."/>
-      <w:lvlJc w:val="left"/>
-      <w:pPr>
-        <w:ind w:left="3600" w:hanging="360"/>
-      </w:pPr>
-      <w:rPr>
-        <w:u w:val="none"/>
-      </w:rPr>
-    </w:lvl>
-    <w:lvl w:ilvl="5">
-      <w:start w:val="1"/>
-      <w:numFmt w:val="lowerRoman"/>
-      <w:lvlText w:val="%6."/>
-      <w:lvlJc w:val="left"/>
-      <w:pPr>
-        <w:ind w:left="4320" w:hanging="360"/>
-      </w:pPr>
-      <w:rPr>
-        <w:u w:val="none"/>
-      </w:rPr>
-    </w:lvl>
-    <w:lvl w:ilvl="6">
-      <w:start w:val="1"/>
-      <w:numFmt w:val="decimal"/>
-      <w:lvlText w:val="%7."/>
-      <w:lvlJc w:val="left"/>
-      <w:pPr>
-        <w:ind w:left="5040" w:hanging="360"/>
-      </w:pPr>
-      <w:rPr>
-        <w:u w:val="none"/>
-      </w:rPr>
-    </w:lvl>
-    <w:lvl w:ilvl="7">
-      <w:start w:val="1"/>
-      <w:numFmt w:val="lowerLetter"/>
-      <w:lvlText w:val="%8."/>
-      <w:lvlJc w:val="left"/>
-      <w:pPr>
-        <w:ind w:left="5760" w:hanging="360"/>
-      </w:pPr>
-      <w:rPr>
-        <w:u w:val="none"/>
-      </w:rPr>
-    </w:lvl>
-    <w:lvl w:ilvl="8">
-      <w:start w:val="1"/>
-      <w:numFmt w:val="lowerRoman"/>
-      <w:lvlText w:val="%9."/>
-      <w:lvlJc w:val="left"/>
-      <w:pPr>
-        <w:ind w:left="6480" w:hanging="360"/>
-      </w:pPr>
-      <w:rPr>
-        <w:u w:val="none"/>
-      </w:rPr>
-    </w:lvl>
-  </w:abstractNum>
-  <w:abstractNum w:abstractNumId="6" w15:restartNumberingAfterBreak="0">
-    <w:nsid w:val="27CC64E7"/>
-    <w:multiLevelType w:val="multilevel"/>
-    <w:tmpl w:val="76BA599A"/>
-    <w:lvl w:ilvl="0">
-      <w:start w:val="1"/>
-      <w:numFmt w:val="decimal"/>
-      <w:lvlText w:val="%1."/>
-      <w:lvlJc w:val="left"/>
-      <w:pPr>
-        <w:ind w:left="720" w:hanging="360"/>
-      </w:pPr>
-      <w:rPr>
-        <w:u w:val="none"/>
-      </w:rPr>
-    </w:lvl>
-    <w:lvl w:ilvl="1">
-      <w:start w:val="1"/>
-      <w:numFmt w:val="lowerLetter"/>
-      <w:lvlText w:val="%2."/>
-      <w:lvlJc w:val="left"/>
-      <w:pPr>
-        <w:ind w:left="1440" w:hanging="360"/>
-      </w:pPr>
-      <w:rPr>
-        <w:u w:val="none"/>
-      </w:rPr>
-    </w:lvl>
-    <w:lvl w:ilvl="2">
-      <w:start w:val="1"/>
-      <w:numFmt w:val="lowerRoman"/>
-      <w:lvlText w:val="%3."/>
-      <w:lvlJc w:val="left"/>
-      <w:pPr>
-        <w:ind w:left="2160" w:hanging="360"/>
-      </w:pPr>
-      <w:rPr>
-        <w:u w:val="none"/>
-      </w:rPr>
-    </w:lvl>
-    <w:lvl w:ilvl="3">
-      <w:start w:val="1"/>
-      <w:numFmt w:val="decimal"/>
-      <w:lvlText w:val="%4."/>
-      <w:lvlJc w:val="left"/>
-      <w:pPr>
-        <w:ind w:left="2880" w:hanging="360"/>
-      </w:pPr>
-      <w:rPr>
-        <w:u w:val="none"/>
-      </w:rPr>
-    </w:lvl>
-    <w:lvl w:ilvl="4">
-      <w:start w:val="1"/>
-      <w:numFmt w:val="lowerLetter"/>
-      <w:lvlText w:val="%5."/>
-      <w:lvlJc w:val="left"/>
-      <w:pPr>
-        <w:ind w:left="3600" w:hanging="360"/>
-      </w:pPr>
-      <w:rPr>
-        <w:u w:val="none"/>
-      </w:rPr>
-    </w:lvl>
-    <w:lvl w:ilvl="5">
-      <w:start w:val="1"/>
-      <w:numFmt w:val="lowerRoman"/>
-      <w:lvlText w:val="%6."/>
-      <w:lvlJc w:val="left"/>
-      <w:pPr>
-        <w:ind w:left="4320" w:hanging="360"/>
-      </w:pPr>
-      <w:rPr>
-        <w:u w:val="none"/>
-      </w:rPr>
-    </w:lvl>
-    <w:lvl w:ilvl="6">
-      <w:start w:val="1"/>
-      <w:numFmt w:val="decimal"/>
-      <w:lvlText w:val="%7."/>
-      <w:lvlJc w:val="left"/>
-      <w:pPr>
-        <w:ind w:left="5040" w:hanging="360"/>
-      </w:pPr>
-      <w:rPr>
-        <w:u w:val="none"/>
-      </w:rPr>
-    </w:lvl>
-    <w:lvl w:ilvl="7">
-      <w:start w:val="1"/>
-      <w:numFmt w:val="lowerLetter"/>
-      <w:lvlText w:val="%8."/>
-      <w:lvlJc w:val="left"/>
-      <w:pPr>
-        <w:ind w:left="5760" w:hanging="360"/>
-      </w:pPr>
-      <w:rPr>
-        <w:u w:val="none"/>
-      </w:rPr>
-    </w:lvl>
-    <w:lvl w:ilvl="8">
-      <w:start w:val="1"/>
-      <w:numFmt w:val="lowerRoman"/>
-      <w:lvlText w:val="%9."/>
-      <w:lvlJc w:val="left"/>
-      <w:pPr>
-        <w:ind w:left="6480" w:hanging="360"/>
-      </w:pPr>
-      <w:rPr>
-        <w:u w:val="none"/>
-      </w:rPr>
     </w:lvl>
   </w:abstractNum>
   <w:abstractNum w:abstractNumId="7" w15:restartNumberingAfterBreak="0">
-    <w:nsid w:val="2A4A1C32"/>
+    <w:nsid w:val="354B2AD7"/>
     <w:multiLevelType w:val="multilevel"/>
-    <w:tmpl w:val="C3E839CC"/>
+    <w:tmpl w:val="480C8A46"/>
     <w:lvl w:ilvl="0">
       <w:start w:val="1"/>
       <w:numFmt w:val="decimal"/>
@@ -4330,10 +4369,10 @@
         <w:sz w:val="20"/>
       </w:rPr>
     </w:lvl>
-    <w:lvl w:ilvl="2">
-      <w:start w:val="1"/>
-      <w:numFmt w:val="bullet"/>
-      <w:lvlText w:val=""/>
+    <w:lvl w:ilvl="2" w:tentative="1">
+      <w:start w:val="1"/>
+      <w:numFmt w:val="decimal"/>
+      <w:lvlText w:val="%3."/>
       <w:lvlJc w:val="left"/>
       <w:pPr>
         <w:tabs>
@@ -4341,10 +4380,6 @@
         </w:tabs>
         <w:ind w:left="2160" w:hanging="360"/>
       </w:pPr>
-      <w:rPr>
-        <w:rFonts w:ascii="Wingdings" w:hAnsi="Wingdings" w:hint="default"/>
-        <w:sz w:val="20"/>
-      </w:rPr>
     </w:lvl>
     <w:lvl w:ilvl="3" w:tentative="1">
       <w:start w:val="1"/>
@@ -4420,13 +4455,126 @@
     </w:lvl>
   </w:abstractNum>
   <w:abstractNum w:abstractNumId="8" w15:restartNumberingAfterBreak="0">
-    <w:nsid w:val="354B2AD7"/>
+    <w:nsid w:val="42C00025"/>
     <w:multiLevelType w:val="multilevel"/>
-    <w:tmpl w:val="480C8A46"/>
+    <w:tmpl w:val="6A128CA6"/>
     <w:lvl w:ilvl="0">
       <w:start w:val="1"/>
-      <w:numFmt w:val="decimal"/>
-      <w:lvlText w:val="%1."/>
+      <w:numFmt w:val="bullet"/>
+      <w:lvlText w:val="●"/>
+      <w:lvlJc w:val="left"/>
+      <w:pPr>
+        <w:ind w:left="720" w:hanging="360"/>
+      </w:pPr>
+      <w:rPr>
+        <w:u w:val="none"/>
+      </w:rPr>
+    </w:lvl>
+    <w:lvl w:ilvl="1">
+      <w:start w:val="1"/>
+      <w:numFmt w:val="bullet"/>
+      <w:lvlText w:val="○"/>
+      <w:lvlJc w:val="left"/>
+      <w:pPr>
+        <w:ind w:left="1440" w:hanging="360"/>
+      </w:pPr>
+      <w:rPr>
+        <w:u w:val="none"/>
+      </w:rPr>
+    </w:lvl>
+    <w:lvl w:ilvl="2">
+      <w:start w:val="1"/>
+      <w:numFmt w:val="bullet"/>
+      <w:lvlText w:val="■"/>
+      <w:lvlJc w:val="left"/>
+      <w:pPr>
+        <w:ind w:left="2160" w:hanging="360"/>
+      </w:pPr>
+      <w:rPr>
+        <w:u w:val="none"/>
+      </w:rPr>
+    </w:lvl>
+    <w:lvl w:ilvl="3">
+      <w:start w:val="1"/>
+      <w:numFmt w:val="bullet"/>
+      <w:lvlText w:val="●"/>
+      <w:lvlJc w:val="left"/>
+      <w:pPr>
+        <w:ind w:left="2880" w:hanging="360"/>
+      </w:pPr>
+      <w:rPr>
+        <w:u w:val="none"/>
+      </w:rPr>
+    </w:lvl>
+    <w:lvl w:ilvl="4">
+      <w:start w:val="1"/>
+      <w:numFmt w:val="bullet"/>
+      <w:lvlText w:val="○"/>
+      <w:lvlJc w:val="left"/>
+      <w:pPr>
+        <w:ind w:left="3600" w:hanging="360"/>
+      </w:pPr>
+      <w:rPr>
+        <w:u w:val="none"/>
+      </w:rPr>
+    </w:lvl>
+    <w:lvl w:ilvl="5">
+      <w:start w:val="1"/>
+      <w:numFmt w:val="bullet"/>
+      <w:lvlText w:val="■"/>
+      <w:lvlJc w:val="left"/>
+      <w:pPr>
+        <w:ind w:left="4320" w:hanging="360"/>
+      </w:pPr>
+      <w:rPr>
+        <w:u w:val="none"/>
+      </w:rPr>
+    </w:lvl>
+    <w:lvl w:ilvl="6">
+      <w:start w:val="1"/>
+      <w:numFmt w:val="bullet"/>
+      <w:lvlText w:val="●"/>
+      <w:lvlJc w:val="left"/>
+      <w:pPr>
+        <w:ind w:left="5040" w:hanging="360"/>
+      </w:pPr>
+      <w:rPr>
+        <w:u w:val="none"/>
+      </w:rPr>
+    </w:lvl>
+    <w:lvl w:ilvl="7">
+      <w:start w:val="1"/>
+      <w:numFmt w:val="bullet"/>
+      <w:lvlText w:val="○"/>
+      <w:lvlJc w:val="left"/>
+      <w:pPr>
+        <w:ind w:left="5760" w:hanging="360"/>
+      </w:pPr>
+      <w:rPr>
+        <w:u w:val="none"/>
+      </w:rPr>
+    </w:lvl>
+    <w:lvl w:ilvl="8">
+      <w:start w:val="1"/>
+      <w:numFmt w:val="bullet"/>
+      <w:lvlText w:val="■"/>
+      <w:lvlJc w:val="left"/>
+      <w:pPr>
+        <w:ind w:left="6480" w:hanging="360"/>
+      </w:pPr>
+      <w:rPr>
+        <w:u w:val="none"/>
+      </w:rPr>
+    </w:lvl>
+  </w:abstractNum>
+  <w:abstractNum w:abstractNumId="9" w15:restartNumberingAfterBreak="0">
+    <w:nsid w:val="56891F06"/>
+    <w:multiLevelType w:val="multilevel"/>
+    <w:tmpl w:val="BF8E4082"/>
+    <w:lvl w:ilvl="0">
+      <w:start w:val="1"/>
+      <w:numFmt w:val="bullet"/>
+      <w:lvlText w:val=""/>
       <w:lvlJc w:val="left"/>
       <w:pPr>
         <w:tabs>
@@ -4434,8 +4582,12 @@
         </w:tabs>
         <w:ind w:left="720" w:hanging="360"/>
       </w:pPr>
-    </w:lvl>
-    <w:lvl w:ilvl="1">
+      <w:rPr>
+        <w:rFonts w:ascii="Symbol" w:hAnsi="Symbol" w:hint="default"/>
+        <w:sz w:val="20"/>
+      </w:rPr>
+    </w:lvl>
+    <w:lvl w:ilvl="1" w:tentative="1">
       <w:start w:val="1"/>
       <w:numFmt w:val="bullet"/>
       <w:lvlText w:val="o"/>
@@ -4453,8 +4605,8 @@
     </w:lvl>
     <w:lvl w:ilvl="2" w:tentative="1">
       <w:start w:val="1"/>
-      <w:numFmt w:val="decimal"/>
-      <w:lvlText w:val="%3."/>
+      <w:numFmt w:val="bullet"/>
+      <w:lvlText w:val=""/>
       <w:lvlJc w:val="left"/>
       <w:pPr>
         <w:tabs>
@@ -4462,11 +4614,15 @@
         </w:tabs>
         <w:ind w:left="2160" w:hanging="360"/>
       </w:pPr>
+      <w:rPr>
+        <w:rFonts w:ascii="Wingdings" w:hAnsi="Wingdings" w:hint="default"/>
+        <w:sz w:val="20"/>
+      </w:rPr>
     </w:lvl>
     <w:lvl w:ilvl="3" w:tentative="1">
       <w:start w:val="1"/>
-      <w:numFmt w:val="decimal"/>
-      <w:lvlText w:val="%4."/>
+      <w:numFmt w:val="bullet"/>
+      <w:lvlText w:val=""/>
       <w:lvlJc w:val="left"/>
       <w:pPr>
         <w:tabs>
@@ -4474,11 +4630,15 @@
         </w:tabs>
         <w:ind w:left="2880" w:hanging="360"/>
       </w:pPr>
+      <w:rPr>
+        <w:rFonts w:ascii="Wingdings" w:hAnsi="Wingdings" w:hint="default"/>
+        <w:sz w:val="20"/>
+      </w:rPr>
     </w:lvl>
     <w:lvl w:ilvl="4" w:tentative="1">
       <w:start w:val="1"/>
-      <w:numFmt w:val="decimal"/>
-      <w:lvlText w:val="%5."/>
+      <w:numFmt w:val="bullet"/>
+      <w:lvlText w:val=""/>
       <w:lvlJc w:val="left"/>
       <w:pPr>
         <w:tabs>
@@ -4486,11 +4646,15 @@
         </w:tabs>
         <w:ind w:left="3600" w:hanging="360"/>
       </w:pPr>
+      <w:rPr>
+        <w:rFonts w:ascii="Wingdings" w:hAnsi="Wingdings" w:hint="default"/>
+        <w:sz w:val="20"/>
+      </w:rPr>
     </w:lvl>
     <w:lvl w:ilvl="5" w:tentative="1">
       <w:start w:val="1"/>
-      <w:numFmt w:val="decimal"/>
-      <w:lvlText w:val="%6."/>
+      <w:numFmt w:val="bullet"/>
+      <w:lvlText w:val=""/>
       <w:lvlJc w:val="left"/>
       <w:pPr>
         <w:tabs>
@@ -4498,11 +4662,15 @@
         </w:tabs>
         <w:ind w:left="4320" w:hanging="360"/>
       </w:pPr>
+      <w:rPr>
+        <w:rFonts w:ascii="Wingdings" w:hAnsi="Wingdings" w:hint="default"/>
+        <w:sz w:val="20"/>
+      </w:rPr>
     </w:lvl>
     <w:lvl w:ilvl="6" w:tentative="1">
       <w:start w:val="1"/>
-      <w:numFmt w:val="decimal"/>
-      <w:lvlText w:val="%7."/>
+      <w:numFmt w:val="bullet"/>
+      <w:lvlText w:val=""/>
       <w:lvlJc w:val="left"/>
       <w:pPr>
         <w:tabs>
@@ -4510,11 +4678,15 @@
         </w:tabs>
         <w:ind w:left="5040" w:hanging="360"/>
       </w:pPr>
+      <w:rPr>
+        <w:rFonts w:ascii="Wingdings" w:hAnsi="Wingdings" w:hint="default"/>
+        <w:sz w:val="20"/>
+      </w:rPr>
     </w:lvl>
     <w:lvl w:ilvl="7" w:tentative="1">
       <w:start w:val="1"/>
-      <w:numFmt w:val="decimal"/>
-      <w:lvlText w:val="%8."/>
+      <w:numFmt w:val="bullet"/>
+      <w:lvlText w:val=""/>
       <w:lvlJc w:val="left"/>
       <w:pPr>
         <w:tabs>
@@ -4522,11 +4694,15 @@
         </w:tabs>
         <w:ind w:left="5760" w:hanging="360"/>
       </w:pPr>
+      <w:rPr>
+        <w:rFonts w:ascii="Wingdings" w:hAnsi="Wingdings" w:hint="default"/>
+        <w:sz w:val="20"/>
+      </w:rPr>
     </w:lvl>
     <w:lvl w:ilvl="8" w:tentative="1">
       <w:start w:val="1"/>
-      <w:numFmt w:val="decimal"/>
-      <w:lvlText w:val="%9."/>
+      <w:numFmt w:val="bullet"/>
+      <w:lvlText w:val=""/>
       <w:lvlJc w:val="left"/>
       <w:pPr>
         <w:tabs>
@@ -4534,125 +4710,16 @@
         </w:tabs>
         <w:ind w:left="6480" w:hanging="360"/>
       </w:pPr>
-    </w:lvl>
-  </w:abstractNum>
-  <w:abstractNum w:abstractNumId="9" w15:restartNumberingAfterBreak="0">
-    <w:nsid w:val="42C00025"/>
-    <w:multiLevelType w:val="multilevel"/>
-    <w:tmpl w:val="6A128CA6"/>
-    <w:lvl w:ilvl="0">
-      <w:start w:val="1"/>
-      <w:numFmt w:val="bullet"/>
-      <w:lvlText w:val="●"/>
-      <w:lvlJc w:val="left"/>
-      <w:pPr>
-        <w:ind w:left="720" w:hanging="360"/>
-      </w:pPr>
-      <w:rPr>
-        <w:u w:val="none"/>
-      </w:rPr>
-    </w:lvl>
-    <w:lvl w:ilvl="1">
-      <w:start w:val="1"/>
-      <w:numFmt w:val="bullet"/>
-      <w:lvlText w:val="○"/>
-      <w:lvlJc w:val="left"/>
-      <w:pPr>
-        <w:ind w:left="1440" w:hanging="360"/>
-      </w:pPr>
-      <w:rPr>
-        <w:u w:val="none"/>
-      </w:rPr>
-    </w:lvl>
-    <w:lvl w:ilvl="2">
-      <w:start w:val="1"/>
-      <w:numFmt w:val="bullet"/>
-      <w:lvlText w:val="■"/>
-      <w:lvlJc w:val="left"/>
-      <w:pPr>
-        <w:ind w:left="2160" w:hanging="360"/>
-      </w:pPr>
-      <w:rPr>
-        <w:u w:val="none"/>
-      </w:rPr>
-    </w:lvl>
-    <w:lvl w:ilvl="3">
-      <w:start w:val="1"/>
-      <w:numFmt w:val="bullet"/>
-      <w:lvlText w:val="●"/>
-      <w:lvlJc w:val="left"/>
-      <w:pPr>
-        <w:ind w:left="2880" w:hanging="360"/>
-      </w:pPr>
-      <w:rPr>
-        <w:u w:val="none"/>
-      </w:rPr>
-    </w:lvl>
-    <w:lvl w:ilvl="4">
-      <w:start w:val="1"/>
-      <w:numFmt w:val="bullet"/>
-      <w:lvlText w:val="○"/>
-      <w:lvlJc w:val="left"/>
-      <w:pPr>
-        <w:ind w:left="3600" w:hanging="360"/>
-      </w:pPr>
-      <w:rPr>
-        <w:u w:val="none"/>
-      </w:rPr>
-    </w:lvl>
-    <w:lvl w:ilvl="5">
-      <w:start w:val="1"/>
-      <w:numFmt w:val="bullet"/>
-      <w:lvlText w:val="■"/>
-      <w:lvlJc w:val="left"/>
-      <w:pPr>
-        <w:ind w:left="4320" w:hanging="360"/>
-      </w:pPr>
-      <w:rPr>
-        <w:u w:val="none"/>
-      </w:rPr>
-    </w:lvl>
-    <w:lvl w:ilvl="6">
-      <w:start w:val="1"/>
-      <w:numFmt w:val="bullet"/>
-      <w:lvlText w:val="●"/>
-      <w:lvlJc w:val="left"/>
-      <w:pPr>
-        <w:ind w:left="5040" w:hanging="360"/>
-      </w:pPr>
-      <w:rPr>
-        <w:u w:val="none"/>
-      </w:rPr>
-    </w:lvl>
-    <w:lvl w:ilvl="7">
-      <w:start w:val="1"/>
-      <w:numFmt w:val="bullet"/>
-      <w:lvlText w:val="○"/>
-      <w:lvlJc w:val="left"/>
-      <w:pPr>
-        <w:ind w:left="5760" w:hanging="360"/>
-      </w:pPr>
-      <w:rPr>
-        <w:u w:val="none"/>
-      </w:rPr>
-    </w:lvl>
-    <w:lvl w:ilvl="8">
-      <w:start w:val="1"/>
-      <w:numFmt w:val="bullet"/>
-      <w:lvlText w:val="■"/>
-      <w:lvlJc w:val="left"/>
-      <w:pPr>
-        <w:ind w:left="6480" w:hanging="360"/>
-      </w:pPr>
-      <w:rPr>
-        <w:u w:val="none"/>
+      <w:rPr>
+        <w:rFonts w:ascii="Wingdings" w:hAnsi="Wingdings" w:hint="default"/>
+        <w:sz w:val="20"/>
       </w:rPr>
     </w:lvl>
   </w:abstractNum>
   <w:abstractNum w:abstractNumId="10" w15:restartNumberingAfterBreak="0">
-    <w:nsid w:val="4B7D4FA5"/>
+    <w:nsid w:val="5D3502BC"/>
     <w:multiLevelType w:val="multilevel"/>
-    <w:tmpl w:val="769249E6"/>
+    <w:tmpl w:val="21C87F38"/>
     <w:lvl w:ilvl="0">
       <w:start w:val="1"/>
       <w:numFmt w:val="bullet"/>
@@ -4799,304 +4866,6 @@
     </w:lvl>
   </w:abstractNum>
   <w:abstractNum w:abstractNumId="11" w15:restartNumberingAfterBreak="0">
-    <w:nsid w:val="56891F06"/>
-    <w:multiLevelType w:val="multilevel"/>
-    <w:tmpl w:val="BF8E4082"/>
-    <w:lvl w:ilvl="0">
-      <w:start w:val="1"/>
-      <w:numFmt w:val="bullet"/>
-      <w:lvlText w:val=""/>
-      <w:lvlJc w:val="left"/>
-      <w:pPr>
-        <w:tabs>
-          <w:tab w:val="num" w:pos="720"/>
-        </w:tabs>
-        <w:ind w:left="720" w:hanging="360"/>
-      </w:pPr>
-      <w:rPr>
-        <w:rFonts w:ascii="Symbol" w:hAnsi="Symbol" w:hint="default"/>
-        <w:sz w:val="20"/>
-      </w:rPr>
-    </w:lvl>
-    <w:lvl w:ilvl="1" w:tentative="1">
-      <w:start w:val="1"/>
-      <w:numFmt w:val="bullet"/>
-      <w:lvlText w:val="o"/>
-      <w:lvlJc w:val="left"/>
-      <w:pPr>
-        <w:tabs>
-          <w:tab w:val="num" w:pos="1440"/>
-        </w:tabs>
-        <w:ind w:left="1440" w:hanging="360"/>
-      </w:pPr>
-      <w:rPr>
-        <w:rFonts w:ascii="Courier New" w:hAnsi="Courier New" w:hint="default"/>
-        <w:sz w:val="20"/>
-      </w:rPr>
-    </w:lvl>
-    <w:lvl w:ilvl="2" w:tentative="1">
-      <w:start w:val="1"/>
-      <w:numFmt w:val="bullet"/>
-      <w:lvlText w:val=""/>
-      <w:lvlJc w:val="left"/>
-      <w:pPr>
-        <w:tabs>
-          <w:tab w:val="num" w:pos="2160"/>
-        </w:tabs>
-        <w:ind w:left="2160" w:hanging="360"/>
-      </w:pPr>
-      <w:rPr>
-        <w:rFonts w:ascii="Wingdings" w:hAnsi="Wingdings" w:hint="default"/>
-        <w:sz w:val="20"/>
-      </w:rPr>
-    </w:lvl>
-    <w:lvl w:ilvl="3" w:tentative="1">
-      <w:start w:val="1"/>
-      <w:numFmt w:val="bullet"/>
-      <w:lvlText w:val=""/>
-      <w:lvlJc w:val="left"/>
-      <w:pPr>
-        <w:tabs>
-          <w:tab w:val="num" w:pos="2880"/>
-        </w:tabs>
-        <w:ind w:left="2880" w:hanging="360"/>
-      </w:pPr>
-      <w:rPr>
-        <w:rFonts w:ascii="Wingdings" w:hAnsi="Wingdings" w:hint="default"/>
-        <w:sz w:val="20"/>
-      </w:rPr>
-    </w:lvl>
-    <w:lvl w:ilvl="4" w:tentative="1">
-      <w:start w:val="1"/>
-      <w:numFmt w:val="bullet"/>
-      <w:lvlText w:val=""/>
-      <w:lvlJc w:val="left"/>
-      <w:pPr>
-        <w:tabs>
-          <w:tab w:val="num" w:pos="3600"/>
-        </w:tabs>
-        <w:ind w:left="3600" w:hanging="360"/>
-      </w:pPr>
-      <w:rPr>
-        <w:rFonts w:ascii="Wingdings" w:hAnsi="Wingdings" w:hint="default"/>
-        <w:sz w:val="20"/>
-      </w:rPr>
-    </w:lvl>
-    <w:lvl w:ilvl="5" w:tentative="1">
-      <w:start w:val="1"/>
-      <w:numFmt w:val="bullet"/>
-      <w:lvlText w:val=""/>
-      <w:lvlJc w:val="left"/>
-      <w:pPr>
-        <w:tabs>
-          <w:tab w:val="num" w:pos="4320"/>
-        </w:tabs>
-        <w:ind w:left="4320" w:hanging="360"/>
-      </w:pPr>
-      <w:rPr>
-        <w:rFonts w:ascii="Wingdings" w:hAnsi="Wingdings" w:hint="default"/>
-        <w:sz w:val="20"/>
-      </w:rPr>
-    </w:lvl>
-    <w:lvl w:ilvl="6" w:tentative="1">
-      <w:start w:val="1"/>
-      <w:numFmt w:val="bullet"/>
-      <w:lvlText w:val=""/>
-      <w:lvlJc w:val="left"/>
-      <w:pPr>
-        <w:tabs>
-          <w:tab w:val="num" w:pos="5040"/>
-        </w:tabs>
-        <w:ind w:left="5040" w:hanging="360"/>
-      </w:pPr>
-      <w:rPr>
-        <w:rFonts w:ascii="Wingdings" w:hAnsi="Wingdings" w:hint="default"/>
-        <w:sz w:val="20"/>
-      </w:rPr>
-    </w:lvl>
-    <w:lvl w:ilvl="7" w:tentative="1">
-      <w:start w:val="1"/>
-      <w:numFmt w:val="bullet"/>
-      <w:lvlText w:val=""/>
-      <w:lvlJc w:val="left"/>
-      <w:pPr>
-        <w:tabs>
-          <w:tab w:val="num" w:pos="5760"/>
-        </w:tabs>
-        <w:ind w:left="5760" w:hanging="360"/>
-      </w:pPr>
-      <w:rPr>
-        <w:rFonts w:ascii="Wingdings" w:hAnsi="Wingdings" w:hint="default"/>
-        <w:sz w:val="20"/>
-      </w:rPr>
-    </w:lvl>
-    <w:lvl w:ilvl="8" w:tentative="1">
-      <w:start w:val="1"/>
-      <w:numFmt w:val="bullet"/>
-      <w:lvlText w:val=""/>
-      <w:lvlJc w:val="left"/>
-      <w:pPr>
-        <w:tabs>
-          <w:tab w:val="num" w:pos="6480"/>
-        </w:tabs>
-        <w:ind w:left="6480" w:hanging="360"/>
-      </w:pPr>
-      <w:rPr>
-        <w:rFonts w:ascii="Wingdings" w:hAnsi="Wingdings" w:hint="default"/>
-        <w:sz w:val="20"/>
-      </w:rPr>
-    </w:lvl>
-  </w:abstractNum>
-  <w:abstractNum w:abstractNumId="12" w15:restartNumberingAfterBreak="0">
-    <w:nsid w:val="5D3502BC"/>
-    <w:multiLevelType w:val="multilevel"/>
-    <w:tmpl w:val="21C87F38"/>
-    <w:lvl w:ilvl="0">
-      <w:start w:val="1"/>
-      <w:numFmt w:val="bullet"/>
-      <w:lvlText w:val=""/>
-      <w:lvlJc w:val="left"/>
-      <w:pPr>
-        <w:tabs>
-          <w:tab w:val="num" w:pos="720"/>
-        </w:tabs>
-        <w:ind w:left="720" w:hanging="360"/>
-      </w:pPr>
-      <w:rPr>
-        <w:rFonts w:ascii="Symbol" w:hAnsi="Symbol" w:hint="default"/>
-        <w:sz w:val="20"/>
-      </w:rPr>
-    </w:lvl>
-    <w:lvl w:ilvl="1" w:tentative="1">
-      <w:start w:val="1"/>
-      <w:numFmt w:val="bullet"/>
-      <w:lvlText w:val="o"/>
-      <w:lvlJc w:val="left"/>
-      <w:pPr>
-        <w:tabs>
-          <w:tab w:val="num" w:pos="1440"/>
-        </w:tabs>
-        <w:ind w:left="1440" w:hanging="360"/>
-      </w:pPr>
-      <w:rPr>
-        <w:rFonts w:ascii="Courier New" w:hAnsi="Courier New" w:hint="default"/>
-        <w:sz w:val="20"/>
-      </w:rPr>
-    </w:lvl>
-    <w:lvl w:ilvl="2" w:tentative="1">
-      <w:start w:val="1"/>
-      <w:numFmt w:val="bullet"/>
-      <w:lvlText w:val=""/>
-      <w:lvlJc w:val="left"/>
-      <w:pPr>
-        <w:tabs>
-          <w:tab w:val="num" w:pos="2160"/>
-        </w:tabs>
-        <w:ind w:left="2160" w:hanging="360"/>
-      </w:pPr>
-      <w:rPr>
-        <w:rFonts w:ascii="Wingdings" w:hAnsi="Wingdings" w:hint="default"/>
-        <w:sz w:val="20"/>
-      </w:rPr>
-    </w:lvl>
-    <w:lvl w:ilvl="3" w:tentative="1">
-      <w:start w:val="1"/>
-      <w:numFmt w:val="bullet"/>
-      <w:lvlText w:val=""/>
-      <w:lvlJc w:val="left"/>
-      <w:pPr>
-        <w:tabs>
-          <w:tab w:val="num" w:pos="2880"/>
-        </w:tabs>
-        <w:ind w:left="2880" w:hanging="360"/>
-      </w:pPr>
-      <w:rPr>
-        <w:rFonts w:ascii="Wingdings" w:hAnsi="Wingdings" w:hint="default"/>
-        <w:sz w:val="20"/>
-      </w:rPr>
-    </w:lvl>
-    <w:lvl w:ilvl="4" w:tentative="1">
-      <w:start w:val="1"/>
-      <w:numFmt w:val="bullet"/>
-      <w:lvlText w:val=""/>
-      <w:lvlJc w:val="left"/>
-      <w:pPr>
-        <w:tabs>
-          <w:tab w:val="num" w:pos="3600"/>
-        </w:tabs>
-        <w:ind w:left="3600" w:hanging="360"/>
-      </w:pPr>
-      <w:rPr>
-        <w:rFonts w:ascii="Wingdings" w:hAnsi="Wingdings" w:hint="default"/>
-        <w:sz w:val="20"/>
-      </w:rPr>
-    </w:lvl>
-    <w:lvl w:ilvl="5" w:tentative="1">
-      <w:start w:val="1"/>
-      <w:numFmt w:val="bullet"/>
-      <w:lvlText w:val=""/>
-      <w:lvlJc w:val="left"/>
-      <w:pPr>
-        <w:tabs>
-          <w:tab w:val="num" w:pos="4320"/>
-        </w:tabs>
-        <w:ind w:left="4320" w:hanging="360"/>
-      </w:pPr>
-      <w:rPr>
-        <w:rFonts w:ascii="Wingdings" w:hAnsi="Wingdings" w:hint="default"/>
-        <w:sz w:val="20"/>
-      </w:rPr>
-    </w:lvl>
-    <w:lvl w:ilvl="6" w:tentative="1">
-      <w:start w:val="1"/>
-      <w:numFmt w:val="bullet"/>
-      <w:lvlText w:val=""/>
-      <w:lvlJc w:val="left"/>
-      <w:pPr>
-        <w:tabs>
-          <w:tab w:val="num" w:pos="5040"/>
-        </w:tabs>
-        <w:ind w:left="5040" w:hanging="360"/>
-      </w:pPr>
-      <w:rPr>
-        <w:rFonts w:ascii="Wingdings" w:hAnsi="Wingdings" w:hint="default"/>
-        <w:sz w:val="20"/>
-      </w:rPr>
-    </w:lvl>
-    <w:lvl w:ilvl="7" w:tentative="1">
-      <w:start w:val="1"/>
-      <w:numFmt w:val="bullet"/>
-      <w:lvlText w:val=""/>
-      <w:lvlJc w:val="left"/>
-      <w:pPr>
-        <w:tabs>
-          <w:tab w:val="num" w:pos="5760"/>
-        </w:tabs>
-        <w:ind w:left="5760" w:hanging="360"/>
-      </w:pPr>
-      <w:rPr>
-        <w:rFonts w:ascii="Wingdings" w:hAnsi="Wingdings" w:hint="default"/>
-        <w:sz w:val="20"/>
-      </w:rPr>
-    </w:lvl>
-    <w:lvl w:ilvl="8" w:tentative="1">
-      <w:start w:val="1"/>
-      <w:numFmt w:val="bullet"/>
-      <w:lvlText w:val=""/>
-      <w:lvlJc w:val="left"/>
-      <w:pPr>
-        <w:tabs>
-          <w:tab w:val="num" w:pos="6480"/>
-        </w:tabs>
-        <w:ind w:left="6480" w:hanging="360"/>
-      </w:pPr>
-      <w:rPr>
-        <w:rFonts w:ascii="Wingdings" w:hAnsi="Wingdings" w:hint="default"/>
-        <w:sz w:val="20"/>
-      </w:rPr>
-    </w:lvl>
-  </w:abstractNum>
-  <w:abstractNum w:abstractNumId="13" w15:restartNumberingAfterBreak="0">
     <w:nsid w:val="62FB0915"/>
     <w:multiLevelType w:val="multilevel"/>
     <w:tmpl w:val="14647CE8"/>
@@ -5209,7 +4978,7 @@
       </w:rPr>
     </w:lvl>
   </w:abstractNum>
-  <w:abstractNum w:abstractNumId="14" w15:restartNumberingAfterBreak="0">
+  <w:abstractNum w:abstractNumId="12" w15:restartNumberingAfterBreak="0">
     <w:nsid w:val="69F0740C"/>
     <w:multiLevelType w:val="multilevel"/>
     <w:tmpl w:val="A14EBDD6"/>
@@ -5322,7 +5091,7 @@
       </w:rPr>
     </w:lvl>
   </w:abstractNum>
-  <w:abstractNum w:abstractNumId="15" w15:restartNumberingAfterBreak="0">
+  <w:abstractNum w:abstractNumId="13" w15:restartNumberingAfterBreak="0">
     <w:nsid w:val="6CCA5325"/>
     <w:multiLevelType w:val="multilevel"/>
     <w:tmpl w:val="03B460B4"/>
@@ -5433,327 +5202,49 @@
       <w:rPr>
         <w:u w:val="none"/>
       </w:rPr>
-    </w:lvl>
-  </w:abstractNum>
-  <w:abstractNum w:abstractNumId="16" w15:restartNumberingAfterBreak="0">
-    <w:nsid w:val="766A14BF"/>
-    <w:multiLevelType w:val="multilevel"/>
-    <w:tmpl w:val="37FAECEC"/>
-    <w:lvl w:ilvl="0">
-      <w:start w:val="1"/>
-      <w:numFmt w:val="bullet"/>
-      <w:lvlText w:val=""/>
-      <w:lvlJc w:val="left"/>
-      <w:pPr>
-        <w:tabs>
-          <w:tab w:val="num" w:pos="720"/>
-        </w:tabs>
-        <w:ind w:left="720" w:hanging="360"/>
-      </w:pPr>
-      <w:rPr>
-        <w:rFonts w:ascii="Symbol" w:hAnsi="Symbol" w:hint="default"/>
-        <w:sz w:val="20"/>
-      </w:rPr>
-    </w:lvl>
-    <w:lvl w:ilvl="1" w:tentative="1">
-      <w:start w:val="1"/>
-      <w:numFmt w:val="bullet"/>
-      <w:lvlText w:val="o"/>
-      <w:lvlJc w:val="left"/>
-      <w:pPr>
-        <w:tabs>
-          <w:tab w:val="num" w:pos="1440"/>
-        </w:tabs>
-        <w:ind w:left="1440" w:hanging="360"/>
-      </w:pPr>
-      <w:rPr>
-        <w:rFonts w:ascii="Courier New" w:hAnsi="Courier New" w:hint="default"/>
-        <w:sz w:val="20"/>
-      </w:rPr>
-    </w:lvl>
-    <w:lvl w:ilvl="2" w:tentative="1">
-      <w:start w:val="1"/>
-      <w:numFmt w:val="bullet"/>
-      <w:lvlText w:val=""/>
-      <w:lvlJc w:val="left"/>
-      <w:pPr>
-        <w:tabs>
-          <w:tab w:val="num" w:pos="2160"/>
-        </w:tabs>
-        <w:ind w:left="2160" w:hanging="360"/>
-      </w:pPr>
-      <w:rPr>
-        <w:rFonts w:ascii="Wingdings" w:hAnsi="Wingdings" w:hint="default"/>
-        <w:sz w:val="20"/>
-      </w:rPr>
-    </w:lvl>
-    <w:lvl w:ilvl="3" w:tentative="1">
-      <w:start w:val="1"/>
-      <w:numFmt w:val="bullet"/>
-      <w:lvlText w:val=""/>
-      <w:lvlJc w:val="left"/>
-      <w:pPr>
-        <w:tabs>
-          <w:tab w:val="num" w:pos="2880"/>
-        </w:tabs>
-        <w:ind w:left="2880" w:hanging="360"/>
-      </w:pPr>
-      <w:rPr>
-        <w:rFonts w:ascii="Wingdings" w:hAnsi="Wingdings" w:hint="default"/>
-        <w:sz w:val="20"/>
-      </w:rPr>
-    </w:lvl>
-    <w:lvl w:ilvl="4" w:tentative="1">
-      <w:start w:val="1"/>
-      <w:numFmt w:val="bullet"/>
-      <w:lvlText w:val=""/>
-      <w:lvlJc w:val="left"/>
-      <w:pPr>
-        <w:tabs>
-          <w:tab w:val="num" w:pos="3600"/>
-        </w:tabs>
-        <w:ind w:left="3600" w:hanging="360"/>
-      </w:pPr>
-      <w:rPr>
-        <w:rFonts w:ascii="Wingdings" w:hAnsi="Wingdings" w:hint="default"/>
-        <w:sz w:val="20"/>
-      </w:rPr>
-    </w:lvl>
-    <w:lvl w:ilvl="5" w:tentative="1">
-      <w:start w:val="1"/>
-      <w:numFmt w:val="bullet"/>
-      <w:lvlText w:val=""/>
-      <w:lvlJc w:val="left"/>
-      <w:pPr>
-        <w:tabs>
-          <w:tab w:val="num" w:pos="4320"/>
-        </w:tabs>
-        <w:ind w:left="4320" w:hanging="360"/>
-      </w:pPr>
-      <w:rPr>
-        <w:rFonts w:ascii="Wingdings" w:hAnsi="Wingdings" w:hint="default"/>
-        <w:sz w:val="20"/>
-      </w:rPr>
-    </w:lvl>
-    <w:lvl w:ilvl="6" w:tentative="1">
-      <w:start w:val="1"/>
-      <w:numFmt w:val="bullet"/>
-      <w:lvlText w:val=""/>
-      <w:lvlJc w:val="left"/>
-      <w:pPr>
-        <w:tabs>
-          <w:tab w:val="num" w:pos="5040"/>
-        </w:tabs>
-        <w:ind w:left="5040" w:hanging="360"/>
-      </w:pPr>
-      <w:rPr>
-        <w:rFonts w:ascii="Wingdings" w:hAnsi="Wingdings" w:hint="default"/>
-        <w:sz w:val="20"/>
-      </w:rPr>
-    </w:lvl>
-    <w:lvl w:ilvl="7" w:tentative="1">
-      <w:start w:val="1"/>
-      <w:numFmt w:val="bullet"/>
-      <w:lvlText w:val=""/>
-      <w:lvlJc w:val="left"/>
-      <w:pPr>
-        <w:tabs>
-          <w:tab w:val="num" w:pos="5760"/>
-        </w:tabs>
-        <w:ind w:left="5760" w:hanging="360"/>
-      </w:pPr>
-      <w:rPr>
-        <w:rFonts w:ascii="Wingdings" w:hAnsi="Wingdings" w:hint="default"/>
-        <w:sz w:val="20"/>
-      </w:rPr>
-    </w:lvl>
-    <w:lvl w:ilvl="8" w:tentative="1">
-      <w:start w:val="1"/>
-      <w:numFmt w:val="bullet"/>
-      <w:lvlText w:val=""/>
-      <w:lvlJc w:val="left"/>
-      <w:pPr>
-        <w:tabs>
-          <w:tab w:val="num" w:pos="6480"/>
-        </w:tabs>
-        <w:ind w:left="6480" w:hanging="360"/>
-      </w:pPr>
-      <w:rPr>
-        <w:rFonts w:ascii="Wingdings" w:hAnsi="Wingdings" w:hint="default"/>
-        <w:sz w:val="20"/>
-      </w:rPr>
-    </w:lvl>
-  </w:abstractNum>
-  <w:abstractNum w:abstractNumId="17" w15:restartNumberingAfterBreak="0">
-    <w:nsid w:val="77CB75BB"/>
-    <w:multiLevelType w:val="multilevel"/>
-    <w:tmpl w:val="9F40D960"/>
-    <w:lvl w:ilvl="0">
-      <w:start w:val="1"/>
-      <w:numFmt w:val="decimal"/>
-      <w:lvlText w:val="%1."/>
-      <w:lvlJc w:val="left"/>
-      <w:pPr>
-        <w:tabs>
-          <w:tab w:val="num" w:pos="720"/>
-        </w:tabs>
-        <w:ind w:left="720" w:hanging="360"/>
-      </w:pPr>
-    </w:lvl>
-    <w:lvl w:ilvl="1">
-      <w:start w:val="1"/>
-      <w:numFmt w:val="bullet"/>
-      <w:lvlText w:val="o"/>
-      <w:lvlJc w:val="left"/>
-      <w:pPr>
-        <w:tabs>
-          <w:tab w:val="num" w:pos="1440"/>
-        </w:tabs>
-        <w:ind w:left="1440" w:hanging="360"/>
-      </w:pPr>
-      <w:rPr>
-        <w:rFonts w:ascii="Courier New" w:hAnsi="Courier New" w:hint="default"/>
-        <w:sz w:val="20"/>
-      </w:rPr>
-    </w:lvl>
-    <w:lvl w:ilvl="2" w:tentative="1">
-      <w:start w:val="1"/>
-      <w:numFmt w:val="decimal"/>
-      <w:lvlText w:val="%3."/>
-      <w:lvlJc w:val="left"/>
-      <w:pPr>
-        <w:tabs>
-          <w:tab w:val="num" w:pos="2160"/>
-        </w:tabs>
-        <w:ind w:left="2160" w:hanging="360"/>
-      </w:pPr>
-    </w:lvl>
-    <w:lvl w:ilvl="3" w:tentative="1">
-      <w:start w:val="1"/>
-      <w:numFmt w:val="decimal"/>
-      <w:lvlText w:val="%4."/>
-      <w:lvlJc w:val="left"/>
-      <w:pPr>
-        <w:tabs>
-          <w:tab w:val="num" w:pos="2880"/>
-        </w:tabs>
-        <w:ind w:left="2880" w:hanging="360"/>
-      </w:pPr>
-    </w:lvl>
-    <w:lvl w:ilvl="4" w:tentative="1">
-      <w:start w:val="1"/>
-      <w:numFmt w:val="decimal"/>
-      <w:lvlText w:val="%5."/>
-      <w:lvlJc w:val="left"/>
-      <w:pPr>
-        <w:tabs>
-          <w:tab w:val="num" w:pos="3600"/>
-        </w:tabs>
-        <w:ind w:left="3600" w:hanging="360"/>
-      </w:pPr>
-    </w:lvl>
-    <w:lvl w:ilvl="5" w:tentative="1">
-      <w:start w:val="1"/>
-      <w:numFmt w:val="decimal"/>
-      <w:lvlText w:val="%6."/>
-      <w:lvlJc w:val="left"/>
-      <w:pPr>
-        <w:tabs>
-          <w:tab w:val="num" w:pos="4320"/>
-        </w:tabs>
-        <w:ind w:left="4320" w:hanging="360"/>
-      </w:pPr>
-    </w:lvl>
-    <w:lvl w:ilvl="6" w:tentative="1">
-      <w:start w:val="1"/>
-      <w:numFmt w:val="decimal"/>
-      <w:lvlText w:val="%7."/>
-      <w:lvlJc w:val="left"/>
-      <w:pPr>
-        <w:tabs>
-          <w:tab w:val="num" w:pos="5040"/>
-        </w:tabs>
-        <w:ind w:left="5040" w:hanging="360"/>
-      </w:pPr>
-    </w:lvl>
-    <w:lvl w:ilvl="7" w:tentative="1">
-      <w:start w:val="1"/>
-      <w:numFmt w:val="decimal"/>
-      <w:lvlText w:val="%8."/>
-      <w:lvlJc w:val="left"/>
-      <w:pPr>
-        <w:tabs>
-          <w:tab w:val="num" w:pos="5760"/>
-        </w:tabs>
-        <w:ind w:left="5760" w:hanging="360"/>
-      </w:pPr>
-    </w:lvl>
-    <w:lvl w:ilvl="8" w:tentative="1">
-      <w:start w:val="1"/>
-      <w:numFmt w:val="decimal"/>
-      <w:lvlText w:val="%9."/>
-      <w:lvlJc w:val="left"/>
-      <w:pPr>
-        <w:tabs>
-          <w:tab w:val="num" w:pos="6480"/>
-        </w:tabs>
-        <w:ind w:left="6480" w:hanging="360"/>
-      </w:pPr>
     </w:lvl>
   </w:abstractNum>
   <w:num w:numId="1" w16cid:durableId="1926378017">
     <w:abstractNumId w:val="2"/>
   </w:num>
   <w:num w:numId="2" w16cid:durableId="1676835663">
-    <w:abstractNumId w:val="15"/>
+    <w:abstractNumId w:val="13"/>
   </w:num>
   <w:num w:numId="3" w16cid:durableId="1586762477">
-    <w:abstractNumId w:val="14"/>
+    <w:abstractNumId w:val="12"/>
   </w:num>
   <w:num w:numId="4" w16cid:durableId="857432640">
-    <w:abstractNumId w:val="5"/>
+    <w:abstractNumId w:val="4"/>
   </w:num>
   <w:num w:numId="5" w16cid:durableId="1109859762">
     <w:abstractNumId w:val="0"/>
   </w:num>
   <w:num w:numId="6" w16cid:durableId="1098983028">
-    <w:abstractNumId w:val="9"/>
+    <w:abstractNumId w:val="8"/>
   </w:num>
   <w:num w:numId="7" w16cid:durableId="431171336">
-    <w:abstractNumId w:val="6"/>
+    <w:abstractNumId w:val="5"/>
   </w:num>
   <w:num w:numId="8" w16cid:durableId="1483035005">
     <w:abstractNumId w:val="1"/>
   </w:num>
   <w:num w:numId="9" w16cid:durableId="341051770">
-    <w:abstractNumId w:val="13"/>
-  </w:num>
-  <w:num w:numId="10" w16cid:durableId="938179027">
-    <w:abstractNumId w:val="4"/>
-  </w:num>
-  <w:num w:numId="11" w16cid:durableId="191192040">
     <w:abstractNumId w:val="11"/>
   </w:num>
-  <w:num w:numId="12" w16cid:durableId="1768770235">
-    <w:abstractNumId w:val="7"/>
+  <w:num w:numId="10" w16cid:durableId="191192040">
+    <w:abstractNumId w:val="9"/>
   </w:num>
-  <w:num w:numId="13" w16cid:durableId="607586364">
+  <w:num w:numId="11" w16cid:durableId="1768770235">
+    <w:abstractNumId w:val="6"/>
+  </w:num>
+  <w:num w:numId="12" w16cid:durableId="607586364">
     <w:abstractNumId w:val="3"/>
   </w:num>
-  <w:num w:numId="14" w16cid:durableId="1574509452">
-    <w:abstractNumId w:val="16"/>
-  </w:num>
-  <w:num w:numId="15" w16cid:durableId="1849908846">
-    <w:abstractNumId w:val="17"/>
-  </w:num>
-  <w:num w:numId="16" w16cid:durableId="931164644">
+  <w:num w:numId="13" w16cid:durableId="165706040">
     <w:abstractNumId w:val="10"/>
   </w:num>
-  <w:num w:numId="17" w16cid:durableId="165706040">
-    <w:abstractNumId w:val="12"/>
-  </w:num>
-  <w:num w:numId="18" w16cid:durableId="90587371">
-    <w:abstractNumId w:val="8"/>
+  <w:num w:numId="14" w16cid:durableId="90587371">
+    <w:abstractNumId w:val="7"/>
   </w:num>
 </w:numbering>
 </file>
@@ -5763,15 +5254,17 @@
   <w:docDefaults>
     <w:rPrDefault>
       <w:rPr>
-        <w:rFonts w:ascii="Arial" w:eastAsia="Arial" w:hAnsi="Arial" w:cs="Arial"/>
-        <w:sz w:val="22"/>
-        <w:szCs w:val="22"/>
-        <w:lang w:val="en" w:eastAsia="en-US" w:bidi="ar-SA"/>
+        <w:rFonts w:asciiTheme="minorHAnsi" w:eastAsiaTheme="minorHAnsi" w:hAnsiTheme="minorHAnsi" w:cstheme="minorBidi"/>
+        <w:kern w:val="2"/>
+        <w:sz w:val="24"/>
+        <w:szCs w:val="24"/>
+        <w:lang w:val="en-US" w:eastAsia="en-US" w:bidi="ar-SA"/>
+        <w14:ligatures w14:val="standardContextual"/>
       </w:rPr>
     </w:rPrDefault>
     <w:pPrDefault>
       <w:pPr>
-        <w:spacing w:line="276" w:lineRule="auto"/>
+        <w:spacing w:after="160" w:line="278" w:lineRule="auto"/>
       </w:pPr>
     </w:pPrDefault>
   </w:docDefaults>
@@ -6156,21 +5649,36 @@
   <w:style w:type="paragraph" w:default="1" w:styleId="Normal">
     <w:name w:val="Normal"/>
     <w:qFormat/>
-    <w:rsid w:val="00673DF6"/>
+    <w:rsid w:val="008217FB"/>
+    <w:pPr>
+      <w:spacing w:after="0" w:line="276" w:lineRule="auto"/>
+    </w:pPr>
+    <w:rPr>
+      <w:rFonts w:ascii="Arial" w:eastAsia="Arial" w:hAnsi="Arial" w:cs="Arial"/>
+      <w:kern w:val="0"/>
+      <w:sz w:val="22"/>
+      <w:szCs w:val="22"/>
+      <w:lang w:val="en"/>
+      <w14:ligatures w14:val="none"/>
+    </w:rPr>
   </w:style>
   <w:style w:type="paragraph" w:styleId="Heading1">
     <w:name w:val="heading 1"/>
     <w:basedOn w:val="Normal"/>
     <w:next w:val="Normal"/>
+    <w:link w:val="Heading1Char"/>
     <w:uiPriority w:val="9"/>
     <w:qFormat/>
+    <w:rsid w:val="00B87193"/>
     <w:pPr>
       <w:keepNext/>
       <w:keepLines/>
-      <w:spacing w:before="400" w:after="120"/>
+      <w:spacing w:before="360" w:after="80"/>
       <w:outlineLvl w:val="0"/>
     </w:pPr>
     <w:rPr>
+      <w:rFonts w:asciiTheme="majorHAnsi" w:eastAsiaTheme="majorEastAsia" w:hAnsiTheme="majorHAnsi" w:cstheme="majorBidi"/>
+      <w:color w:val="2F5496" w:themeColor="accent1" w:themeShade="BF"/>
       <w:sz w:val="40"/>
       <w:szCs w:val="40"/>
     </w:rPr>
@@ -6183,13 +5691,16 @@
     <w:uiPriority w:val="9"/>
     <w:unhideWhenUsed/>
     <w:qFormat/>
+    <w:rsid w:val="00B87193"/>
     <w:pPr>
       <w:keepNext/>
       <w:keepLines/>
-      <w:spacing w:before="360" w:after="120"/>
+      <w:spacing w:before="160" w:after="80"/>
       <w:outlineLvl w:val="1"/>
     </w:pPr>
     <w:rPr>
+      <w:rFonts w:asciiTheme="majorHAnsi" w:eastAsiaTheme="majorEastAsia" w:hAnsiTheme="majorHAnsi" w:cstheme="majorBidi"/>
+      <w:color w:val="2F5496" w:themeColor="accent1" w:themeShade="BF"/>
       <w:sz w:val="32"/>
       <w:szCs w:val="32"/>
     </w:rPr>
@@ -6200,16 +5711,19 @@
     <w:next w:val="Normal"/>
     <w:link w:val="Heading3Char"/>
     <w:uiPriority w:val="9"/>
+    <w:semiHidden/>
     <w:unhideWhenUsed/>
     <w:qFormat/>
+    <w:rsid w:val="00B87193"/>
     <w:pPr>
       <w:keepNext/>
       <w:keepLines/>
-      <w:spacing w:before="320" w:after="80"/>
+      <w:spacing w:before="160" w:after="80"/>
       <w:outlineLvl w:val="2"/>
     </w:pPr>
     <w:rPr>
-      <w:color w:val="434343"/>
+      <w:rFonts w:eastAsiaTheme="majorEastAsia" w:cstheme="majorBidi"/>
+      <w:color w:val="2F5496" w:themeColor="accent1" w:themeShade="BF"/>
       <w:sz w:val="28"/>
       <w:szCs w:val="28"/>
     </w:rPr>
@@ -6218,57 +5732,130 @@
     <w:name w:val="heading 4"/>
     <w:basedOn w:val="Normal"/>
     <w:next w:val="Normal"/>
+    <w:link w:val="Heading4Char"/>
     <w:uiPriority w:val="9"/>
     <w:semiHidden/>
     <w:unhideWhenUsed/>
     <w:qFormat/>
+    <w:rsid w:val="00B87193"/>
     <w:pPr>
       <w:keepNext/>
       <w:keepLines/>
-      <w:spacing w:before="280" w:after="80"/>
+      <w:spacing w:before="80" w:after="40"/>
       <w:outlineLvl w:val="3"/>
     </w:pPr>
     <w:rPr>
-      <w:color w:val="666666"/>
-      <w:sz w:val="24"/>
-      <w:szCs w:val="24"/>
+      <w:rFonts w:eastAsiaTheme="majorEastAsia" w:cstheme="majorBidi"/>
+      <w:i/>
+      <w:iCs/>
+      <w:color w:val="2F5496" w:themeColor="accent1" w:themeShade="BF"/>
     </w:rPr>
   </w:style>
   <w:style w:type="paragraph" w:styleId="Heading5">
     <w:name w:val="heading 5"/>
     <w:basedOn w:val="Normal"/>
     <w:next w:val="Normal"/>
+    <w:link w:val="Heading5Char"/>
     <w:uiPriority w:val="9"/>
     <w:semiHidden/>
     <w:unhideWhenUsed/>
     <w:qFormat/>
+    <w:rsid w:val="00B87193"/>
     <w:pPr>
       <w:keepNext/>
       <w:keepLines/>
-      <w:spacing w:before="240" w:after="80"/>
+      <w:spacing w:before="80" w:after="40"/>
       <w:outlineLvl w:val="4"/>
     </w:pPr>
     <w:rPr>
-      <w:color w:val="666666"/>
+      <w:rFonts w:eastAsiaTheme="majorEastAsia" w:cstheme="majorBidi"/>
+      <w:color w:val="2F5496" w:themeColor="accent1" w:themeShade="BF"/>
     </w:rPr>
   </w:style>
   <w:style w:type="paragraph" w:styleId="Heading6">
     <w:name w:val="heading 6"/>
     <w:basedOn w:val="Normal"/>
     <w:next w:val="Normal"/>
+    <w:link w:val="Heading6Char"/>
     <w:uiPriority w:val="9"/>
     <w:semiHidden/>
     <w:unhideWhenUsed/>
     <w:qFormat/>
+    <w:rsid w:val="00B87193"/>
     <w:pPr>
       <w:keepNext/>
       <w:keepLines/>
-      <w:spacing w:before="240" w:after="80"/>
+      <w:spacing w:before="40"/>
       <w:outlineLvl w:val="5"/>
     </w:pPr>
     <w:rPr>
+      <w:rFonts w:eastAsiaTheme="majorEastAsia" w:cstheme="majorBidi"/>
       <w:i/>
-      <w:color w:val="666666"/>
+      <w:iCs/>
+      <w:color w:val="595959" w:themeColor="text1" w:themeTint="A6"/>
+    </w:rPr>
+  </w:style>
+  <w:style w:type="paragraph" w:styleId="Heading7">
+    <w:name w:val="heading 7"/>
+    <w:basedOn w:val="Normal"/>
+    <w:next w:val="Normal"/>
+    <w:link w:val="Heading7Char"/>
+    <w:uiPriority w:val="9"/>
+    <w:semiHidden/>
+    <w:unhideWhenUsed/>
+    <w:qFormat/>
+    <w:rsid w:val="00B87193"/>
+    <w:pPr>
+      <w:keepNext/>
+      <w:keepLines/>
+      <w:spacing w:before="40"/>
+      <w:outlineLvl w:val="6"/>
+    </w:pPr>
+    <w:rPr>
+      <w:rFonts w:eastAsiaTheme="majorEastAsia" w:cstheme="majorBidi"/>
+      <w:color w:val="595959" w:themeColor="text1" w:themeTint="A6"/>
+    </w:rPr>
+  </w:style>
+  <w:style w:type="paragraph" w:styleId="Heading8">
+    <w:name w:val="heading 8"/>
+    <w:basedOn w:val="Normal"/>
+    <w:next w:val="Normal"/>
+    <w:link w:val="Heading8Char"/>
+    <w:uiPriority w:val="9"/>
+    <w:semiHidden/>
+    <w:unhideWhenUsed/>
+    <w:qFormat/>
+    <w:rsid w:val="00B87193"/>
+    <w:pPr>
+      <w:keepNext/>
+      <w:keepLines/>
+      <w:outlineLvl w:val="7"/>
+    </w:pPr>
+    <w:rPr>
+      <w:rFonts w:eastAsiaTheme="majorEastAsia" w:cstheme="majorBidi"/>
+      <w:i/>
+      <w:iCs/>
+      <w:color w:val="272727" w:themeColor="text1" w:themeTint="D8"/>
+    </w:rPr>
+  </w:style>
+  <w:style w:type="paragraph" w:styleId="Heading9">
+    <w:name w:val="heading 9"/>
+    <w:basedOn w:val="Normal"/>
+    <w:next w:val="Normal"/>
+    <w:link w:val="Heading9Char"/>
+    <w:uiPriority w:val="9"/>
+    <w:semiHidden/>
+    <w:unhideWhenUsed/>
+    <w:qFormat/>
+    <w:rsid w:val="00B87193"/>
+    <w:pPr>
+      <w:keepNext/>
+      <w:keepLines/>
+      <w:outlineLvl w:val="8"/>
+    </w:pPr>
+    <w:rPr>
+      <w:rFonts w:eastAsiaTheme="majorEastAsia" w:cstheme="majorBidi"/>
+      <w:color w:val="272727" w:themeColor="text1" w:themeTint="D8"/>
     </w:rPr>
   </w:style>
   <w:style w:type="character" w:default="1" w:styleId="DefaultParagraphFont">
@@ -6298,68 +5885,28 @@
     <w:semiHidden/>
     <w:unhideWhenUsed/>
   </w:style>
-  <w:style w:type="table" w:customStyle="1" w:styleId="TableNormal0">
-    <w:name w:val="TableNormal"/>
-    <w:tblPr>
-      <w:tblCellMar>
-        <w:top w:w="0" w:type="dxa"/>
-        <w:left w:w="0" w:type="dxa"/>
-        <w:bottom w:w="0" w:type="dxa"/>
-        <w:right w:w="0" w:type="dxa"/>
-      </w:tblCellMar>
-    </w:tblPr>
-  </w:style>
-  <w:style w:type="paragraph" w:styleId="Title">
-    <w:name w:val="Title"/>
-    <w:basedOn w:val="Normal"/>
-    <w:next w:val="Normal"/>
-    <w:uiPriority w:val="10"/>
-    <w:qFormat/>
-    <w:pPr>
-      <w:keepNext/>
-      <w:keepLines/>
-      <w:spacing w:after="60"/>
-    </w:pPr>
+  <w:style w:type="character" w:customStyle="1" w:styleId="Heading1Char">
+    <w:name w:val="Heading 1 Char"/>
+    <w:basedOn w:val="DefaultParagraphFont"/>
+    <w:link w:val="Heading1"/>
+    <w:uiPriority w:val="9"/>
+    <w:rsid w:val="00B87193"/>
     <w:rPr>
-      <w:sz w:val="52"/>
-      <w:szCs w:val="52"/>
+      <w:rFonts w:asciiTheme="majorHAnsi" w:eastAsiaTheme="majorEastAsia" w:hAnsiTheme="majorHAnsi" w:cstheme="majorBidi"/>
+      <w:color w:val="2F5496" w:themeColor="accent1" w:themeShade="BF"/>
+      <w:sz w:val="40"/>
+      <w:szCs w:val="40"/>
     </w:rPr>
-  </w:style>
-  <w:style w:type="paragraph" w:styleId="Subtitle">
-    <w:name w:val="Subtitle"/>
-    <w:basedOn w:val="Normal"/>
-    <w:next w:val="Normal"/>
-    <w:uiPriority w:val="11"/>
-    <w:qFormat/>
-    <w:pPr>
-      <w:keepNext/>
-      <w:keepLines/>
-      <w:spacing w:after="320"/>
-    </w:pPr>
-    <w:rPr>
-      <w:color w:val="666666"/>
-      <w:sz w:val="30"/>
-      <w:szCs w:val="30"/>
-    </w:rPr>
-  </w:style>
-  <w:style w:type="paragraph" w:styleId="ListParagraph">
-    <w:name w:val="List Paragraph"/>
-    <w:basedOn w:val="Normal"/>
-    <w:uiPriority w:val="34"/>
-    <w:qFormat/>
-    <w:rsid w:val="00CD34AC"/>
-    <w:pPr>
-      <w:ind w:left="720"/>
-      <w:contextualSpacing/>
-    </w:pPr>
   </w:style>
   <w:style w:type="character" w:customStyle="1" w:styleId="Heading2Char">
     <w:name w:val="Heading 2 Char"/>
     <w:basedOn w:val="DefaultParagraphFont"/>
     <w:link w:val="Heading2"/>
     <w:uiPriority w:val="9"/>
-    <w:rsid w:val="00F7219D"/>
+    <w:rsid w:val="00B87193"/>
     <w:rPr>
+      <w:rFonts w:asciiTheme="majorHAnsi" w:eastAsiaTheme="majorEastAsia" w:hAnsiTheme="majorHAnsi" w:cstheme="majorBidi"/>
+      <w:color w:val="2F5496" w:themeColor="accent1" w:themeShade="BF"/>
       <w:sz w:val="32"/>
       <w:szCs w:val="32"/>
     </w:rPr>
@@ -6369,11 +5916,262 @@
     <w:basedOn w:val="DefaultParagraphFont"/>
     <w:link w:val="Heading3"/>
     <w:uiPriority w:val="9"/>
-    <w:rsid w:val="00F7219D"/>
+    <w:semiHidden/>
+    <w:rsid w:val="00B87193"/>
     <w:rPr>
-      <w:color w:val="434343"/>
+      <w:rFonts w:eastAsiaTheme="majorEastAsia" w:cstheme="majorBidi"/>
+      <w:color w:val="2F5496" w:themeColor="accent1" w:themeShade="BF"/>
       <w:sz w:val="28"/>
       <w:szCs w:val="28"/>
+    </w:rPr>
+  </w:style>
+  <w:style w:type="character" w:customStyle="1" w:styleId="Heading4Char">
+    <w:name w:val="Heading 4 Char"/>
+    <w:basedOn w:val="DefaultParagraphFont"/>
+    <w:link w:val="Heading4"/>
+    <w:uiPriority w:val="9"/>
+    <w:semiHidden/>
+    <w:rsid w:val="00B87193"/>
+    <w:rPr>
+      <w:rFonts w:eastAsiaTheme="majorEastAsia" w:cstheme="majorBidi"/>
+      <w:i/>
+      <w:iCs/>
+      <w:color w:val="2F5496" w:themeColor="accent1" w:themeShade="BF"/>
+    </w:rPr>
+  </w:style>
+  <w:style w:type="character" w:customStyle="1" w:styleId="Heading5Char">
+    <w:name w:val="Heading 5 Char"/>
+    <w:basedOn w:val="DefaultParagraphFont"/>
+    <w:link w:val="Heading5"/>
+    <w:uiPriority w:val="9"/>
+    <w:semiHidden/>
+    <w:rsid w:val="00B87193"/>
+    <w:rPr>
+      <w:rFonts w:eastAsiaTheme="majorEastAsia" w:cstheme="majorBidi"/>
+      <w:color w:val="2F5496" w:themeColor="accent1" w:themeShade="BF"/>
+    </w:rPr>
+  </w:style>
+  <w:style w:type="character" w:customStyle="1" w:styleId="Heading6Char">
+    <w:name w:val="Heading 6 Char"/>
+    <w:basedOn w:val="DefaultParagraphFont"/>
+    <w:link w:val="Heading6"/>
+    <w:uiPriority w:val="9"/>
+    <w:semiHidden/>
+    <w:rsid w:val="00B87193"/>
+    <w:rPr>
+      <w:rFonts w:eastAsiaTheme="majorEastAsia" w:cstheme="majorBidi"/>
+      <w:i/>
+      <w:iCs/>
+      <w:color w:val="595959" w:themeColor="text1" w:themeTint="A6"/>
+    </w:rPr>
+  </w:style>
+  <w:style w:type="character" w:customStyle="1" w:styleId="Heading7Char">
+    <w:name w:val="Heading 7 Char"/>
+    <w:basedOn w:val="DefaultParagraphFont"/>
+    <w:link w:val="Heading7"/>
+    <w:uiPriority w:val="9"/>
+    <w:semiHidden/>
+    <w:rsid w:val="00B87193"/>
+    <w:rPr>
+      <w:rFonts w:eastAsiaTheme="majorEastAsia" w:cstheme="majorBidi"/>
+      <w:color w:val="595959" w:themeColor="text1" w:themeTint="A6"/>
+    </w:rPr>
+  </w:style>
+  <w:style w:type="character" w:customStyle="1" w:styleId="Heading8Char">
+    <w:name w:val="Heading 8 Char"/>
+    <w:basedOn w:val="DefaultParagraphFont"/>
+    <w:link w:val="Heading8"/>
+    <w:uiPriority w:val="9"/>
+    <w:semiHidden/>
+    <w:rsid w:val="00B87193"/>
+    <w:rPr>
+      <w:rFonts w:eastAsiaTheme="majorEastAsia" w:cstheme="majorBidi"/>
+      <w:i/>
+      <w:iCs/>
+      <w:color w:val="272727" w:themeColor="text1" w:themeTint="D8"/>
+    </w:rPr>
+  </w:style>
+  <w:style w:type="character" w:customStyle="1" w:styleId="Heading9Char">
+    <w:name w:val="Heading 9 Char"/>
+    <w:basedOn w:val="DefaultParagraphFont"/>
+    <w:link w:val="Heading9"/>
+    <w:uiPriority w:val="9"/>
+    <w:semiHidden/>
+    <w:rsid w:val="00B87193"/>
+    <w:rPr>
+      <w:rFonts w:eastAsiaTheme="majorEastAsia" w:cstheme="majorBidi"/>
+      <w:color w:val="272727" w:themeColor="text1" w:themeTint="D8"/>
+    </w:rPr>
+  </w:style>
+  <w:style w:type="paragraph" w:styleId="Title">
+    <w:name w:val="Title"/>
+    <w:basedOn w:val="Normal"/>
+    <w:next w:val="Normal"/>
+    <w:link w:val="TitleChar"/>
+    <w:uiPriority w:val="10"/>
+    <w:qFormat/>
+    <w:rsid w:val="00B87193"/>
+    <w:pPr>
+      <w:spacing w:after="80" w:line="240" w:lineRule="auto"/>
+      <w:contextualSpacing/>
+    </w:pPr>
+    <w:rPr>
+      <w:rFonts w:asciiTheme="majorHAnsi" w:eastAsiaTheme="majorEastAsia" w:hAnsiTheme="majorHAnsi" w:cstheme="majorBidi"/>
+      <w:spacing w:val="-10"/>
+      <w:kern w:val="28"/>
+      <w:sz w:val="56"/>
+      <w:szCs w:val="56"/>
+    </w:rPr>
+  </w:style>
+  <w:style w:type="character" w:customStyle="1" w:styleId="TitleChar">
+    <w:name w:val="Title Char"/>
+    <w:basedOn w:val="DefaultParagraphFont"/>
+    <w:link w:val="Title"/>
+    <w:uiPriority w:val="10"/>
+    <w:rsid w:val="00B87193"/>
+    <w:rPr>
+      <w:rFonts w:asciiTheme="majorHAnsi" w:eastAsiaTheme="majorEastAsia" w:hAnsiTheme="majorHAnsi" w:cstheme="majorBidi"/>
+      <w:spacing w:val="-10"/>
+      <w:kern w:val="28"/>
+      <w:sz w:val="56"/>
+      <w:szCs w:val="56"/>
+    </w:rPr>
+  </w:style>
+  <w:style w:type="paragraph" w:styleId="Subtitle">
+    <w:name w:val="Subtitle"/>
+    <w:basedOn w:val="Normal"/>
+    <w:next w:val="Normal"/>
+    <w:link w:val="SubtitleChar"/>
+    <w:uiPriority w:val="11"/>
+    <w:qFormat/>
+    <w:rsid w:val="00B87193"/>
+    <w:pPr>
+      <w:numPr>
+        <w:ilvl w:val="1"/>
+      </w:numPr>
+    </w:pPr>
+    <w:rPr>
+      <w:rFonts w:eastAsiaTheme="majorEastAsia" w:cstheme="majorBidi"/>
+      <w:color w:val="595959" w:themeColor="text1" w:themeTint="A6"/>
+      <w:spacing w:val="15"/>
+      <w:sz w:val="28"/>
+      <w:szCs w:val="28"/>
+    </w:rPr>
+  </w:style>
+  <w:style w:type="character" w:customStyle="1" w:styleId="SubtitleChar">
+    <w:name w:val="Subtitle Char"/>
+    <w:basedOn w:val="DefaultParagraphFont"/>
+    <w:link w:val="Subtitle"/>
+    <w:uiPriority w:val="11"/>
+    <w:rsid w:val="00B87193"/>
+    <w:rPr>
+      <w:rFonts w:eastAsiaTheme="majorEastAsia" w:cstheme="majorBidi"/>
+      <w:color w:val="595959" w:themeColor="text1" w:themeTint="A6"/>
+      <w:spacing w:val="15"/>
+      <w:sz w:val="28"/>
+      <w:szCs w:val="28"/>
+    </w:rPr>
+  </w:style>
+  <w:style w:type="paragraph" w:styleId="Quote">
+    <w:name w:val="Quote"/>
+    <w:basedOn w:val="Normal"/>
+    <w:next w:val="Normal"/>
+    <w:link w:val="QuoteChar"/>
+    <w:uiPriority w:val="29"/>
+    <w:qFormat/>
+    <w:rsid w:val="00B87193"/>
+    <w:pPr>
+      <w:spacing w:before="160"/>
+      <w:jc w:val="center"/>
+    </w:pPr>
+    <w:rPr>
+      <w:i/>
+      <w:iCs/>
+      <w:color w:val="404040" w:themeColor="text1" w:themeTint="BF"/>
+    </w:rPr>
+  </w:style>
+  <w:style w:type="character" w:customStyle="1" w:styleId="QuoteChar">
+    <w:name w:val="Quote Char"/>
+    <w:basedOn w:val="DefaultParagraphFont"/>
+    <w:link w:val="Quote"/>
+    <w:uiPriority w:val="29"/>
+    <w:rsid w:val="00B87193"/>
+    <w:rPr>
+      <w:i/>
+      <w:iCs/>
+      <w:color w:val="404040" w:themeColor="text1" w:themeTint="BF"/>
+    </w:rPr>
+  </w:style>
+  <w:style w:type="paragraph" w:styleId="ListParagraph">
+    <w:name w:val="List Paragraph"/>
+    <w:basedOn w:val="Normal"/>
+    <w:uiPriority w:val="34"/>
+    <w:qFormat/>
+    <w:rsid w:val="00B87193"/>
+    <w:pPr>
+      <w:ind w:left="720"/>
+      <w:contextualSpacing/>
+    </w:pPr>
+  </w:style>
+  <w:style w:type="character" w:styleId="IntenseEmphasis">
+    <w:name w:val="Intense Emphasis"/>
+    <w:basedOn w:val="DefaultParagraphFont"/>
+    <w:uiPriority w:val="21"/>
+    <w:qFormat/>
+    <w:rsid w:val="00B87193"/>
+    <w:rPr>
+      <w:i/>
+      <w:iCs/>
+      <w:color w:val="2F5496" w:themeColor="accent1" w:themeShade="BF"/>
+    </w:rPr>
+  </w:style>
+  <w:style w:type="paragraph" w:styleId="IntenseQuote">
+    <w:name w:val="Intense Quote"/>
+    <w:basedOn w:val="Normal"/>
+    <w:next w:val="Normal"/>
+    <w:link w:val="IntenseQuoteChar"/>
+    <w:uiPriority w:val="30"/>
+    <w:qFormat/>
+    <w:rsid w:val="00B87193"/>
+    <w:pPr>
+      <w:pBdr>
+        <w:top w:val="single" w:sz="4" w:space="10" w:color="2F5496" w:themeColor="accent1" w:themeShade="BF"/>
+        <w:bottom w:val="single" w:sz="4" w:space="10" w:color="2F5496" w:themeColor="accent1" w:themeShade="BF"/>
+      </w:pBdr>
+      <w:spacing w:before="360" w:after="360"/>
+      <w:ind w:left="864" w:right="864"/>
+      <w:jc w:val="center"/>
+    </w:pPr>
+    <w:rPr>
+      <w:i/>
+      <w:iCs/>
+      <w:color w:val="2F5496" w:themeColor="accent1" w:themeShade="BF"/>
+    </w:rPr>
+  </w:style>
+  <w:style w:type="character" w:customStyle="1" w:styleId="IntenseQuoteChar">
+    <w:name w:val="Intense Quote Char"/>
+    <w:basedOn w:val="DefaultParagraphFont"/>
+    <w:link w:val="IntenseQuote"/>
+    <w:uiPriority w:val="30"/>
+    <w:rsid w:val="00B87193"/>
+    <w:rPr>
+      <w:i/>
+      <w:iCs/>
+      <w:color w:val="2F5496" w:themeColor="accent1" w:themeShade="BF"/>
+    </w:rPr>
+  </w:style>
+  <w:style w:type="character" w:styleId="IntenseReference">
+    <w:name w:val="Intense Reference"/>
+    <w:basedOn w:val="DefaultParagraphFont"/>
+    <w:uiPriority w:val="32"/>
+    <w:qFormat/>
+    <w:rsid w:val="00B87193"/>
+    <w:rPr>
+      <w:b/>
+      <w:bCs/>
+      <w:smallCaps/>
+      <w:color w:val="2F5496" w:themeColor="accent1" w:themeShade="BF"/>
+      <w:spacing w:val="5"/>
     </w:rPr>
   </w:style>
 </w:styles>
@@ -6390,44 +6188,44 @@
         <a:sysClr val="window" lastClr="FFFFFF"/>
       </a:lt1>
       <a:dk2>
-        <a:srgbClr val="1F497D"/>
+        <a:srgbClr val="44546A"/>
       </a:dk2>
       <a:lt2>
-        <a:srgbClr val="EEECE1"/>
+        <a:srgbClr val="E7E6E6"/>
       </a:lt2>
       <a:accent1>
-        <a:srgbClr val="4F81BD"/>
+        <a:srgbClr val="4472C4"/>
       </a:accent1>
       <a:accent2>
-        <a:srgbClr val="C0504D"/>
+        <a:srgbClr val="ED7D31"/>
       </a:accent2>
       <a:accent3>
-        <a:srgbClr val="9BBB59"/>
+        <a:srgbClr val="A5A5A5"/>
       </a:accent3>
       <a:accent4>
-        <a:srgbClr val="8064A2"/>
+        <a:srgbClr val="FFC000"/>
       </a:accent4>
       <a:accent5>
-        <a:srgbClr val="4BACC6"/>
+        <a:srgbClr val="5B9BD5"/>
       </a:accent5>
       <a:accent6>
-        <a:srgbClr val="F79646"/>
+        <a:srgbClr val="70AD47"/>
       </a:accent6>
       <a:hlink>
-        <a:srgbClr val="0000FF"/>
+        <a:srgbClr val="0563C1"/>
       </a:hlink>
       <a:folHlink>
-        <a:srgbClr val="800080"/>
+        <a:srgbClr val="954F72"/>
       </a:folHlink>
     </a:clrScheme>
     <a:fontScheme name="Office">
       <a:majorFont>
-        <a:latin typeface="Calibri"/>
+        <a:latin typeface="Calibri Light" panose="020F0302020204030204"/>
         <a:ea typeface=""/>
         <a:cs typeface=""/>
-        <a:font script="Jpan" typeface="ＭＳ ゴシック"/>
+        <a:font script="Jpan" typeface="游ゴシック Light"/>
         <a:font script="Hang" typeface="맑은 고딕"/>
-        <a:font script="Hans" typeface="宋体"/>
+        <a:font script="Hans" typeface="等线 Light"/>
         <a:font script="Hant" typeface="新細明體"/>
         <a:font script="Arab" typeface="Times New Roman"/>
         <a:font script="Hebr" typeface="Times New Roman"/>
@@ -6455,14 +6253,31 @@
         <a:font script="Viet" typeface="Times New Roman"/>
         <a:font script="Uigh" typeface="Microsoft Uighur"/>
         <a:font script="Geor" typeface="Sylfaen"/>
+        <a:font script="Armn" typeface="Arial"/>
+        <a:font script="Bugi" typeface="Leelawadee UI"/>
+        <a:font script="Bopo" typeface="Microsoft JhengHei"/>
+        <a:font script="Java" typeface="Javanese Text"/>
+        <a:font script="Lisu" typeface="Segoe UI"/>
+        <a:font script="Mymr" typeface="Myanmar Text"/>
+        <a:font script="Nkoo" typeface="Ebrima"/>
+        <a:font script="Olck" typeface="Nirmala UI"/>
+        <a:font script="Osma" typeface="Ebrima"/>
+        <a:font script="Phag" typeface="Phagspa"/>
+        <a:font script="Syrn" typeface="Estrangelo Edessa"/>
+        <a:font script="Syrj" typeface="Estrangelo Edessa"/>
+        <a:font script="Syre" typeface="Estrangelo Edessa"/>
+        <a:font script="Sora" typeface="Nirmala UI"/>
+        <a:font script="Tale" typeface="Microsoft Tai Le"/>
+        <a:font script="Talu" typeface="Microsoft New Tai Lue"/>
+        <a:font script="Tfng" typeface="Ebrima"/>
       </a:majorFont>
       <a:minorFont>
-        <a:latin typeface="Cambria"/>
+        <a:latin typeface="Calibri" panose="020F0502020204030204"/>
         <a:ea typeface=""/>
         <a:cs typeface=""/>
-        <a:font script="Jpan" typeface="ＭＳ 明朝"/>
+        <a:font script="Jpan" typeface="游ゴシック"/>
         <a:font script="Hang" typeface="맑은 고딕"/>
-        <a:font script="Hans" typeface="宋体"/>
+        <a:font script="Hans" typeface="等线"/>
         <a:font script="Hant" typeface="新細明體"/>
         <a:font script="Arab" typeface="Arial"/>
         <a:font script="Hebr" typeface="Arial"/>
@@ -6490,6 +6305,23 @@
         <a:font script="Viet" typeface="Arial"/>
         <a:font script="Uigh" typeface="Microsoft Uighur"/>
         <a:font script="Geor" typeface="Sylfaen"/>
+        <a:font script="Armn" typeface="Arial"/>
+        <a:font script="Bugi" typeface="Leelawadee UI"/>
+        <a:font script="Bopo" typeface="Microsoft JhengHei"/>
+        <a:font script="Java" typeface="Javanese Text"/>
+        <a:font script="Lisu" typeface="Segoe UI"/>
+        <a:font script="Mymr" typeface="Myanmar Text"/>
+        <a:font script="Nkoo" typeface="Ebrima"/>
+        <a:font script="Olck" typeface="Nirmala UI"/>
+        <a:font script="Osma" typeface="Ebrima"/>
+        <a:font script="Phag" typeface="Phagspa"/>
+        <a:font script="Syrn" typeface="Estrangelo Edessa"/>
+        <a:font script="Syrj" typeface="Estrangelo Edessa"/>
+        <a:font script="Syre" typeface="Estrangelo Edessa"/>
+        <a:font script="Sora" typeface="Nirmala UI"/>
+        <a:font script="Tale" typeface="Microsoft Tai Le"/>
+        <a:font script="Talu" typeface="Microsoft New Tai Lue"/>
+        <a:font script="Tfng" typeface="Ebrima"/>
       </a:minorFont>
     </a:fontScheme>
     <a:fmtScheme name="Office">
@@ -6501,200 +6333,141 @@
           <a:gsLst>
             <a:gs pos="0">
               <a:schemeClr val="phClr">
-                <a:tint val="50000"/>
-                <a:satMod val="300000"/>
+                <a:lumMod val="110000"/>
+                <a:satMod val="105000"/>
+                <a:tint val="67000"/>
               </a:schemeClr>
             </a:gs>
-            <a:gs pos="35000">
+            <a:gs pos="50000">
               <a:schemeClr val="phClr">
-                <a:tint val="37000"/>
-                <a:satMod val="300000"/>
+                <a:lumMod val="105000"/>
+                <a:satMod val="103000"/>
+                <a:tint val="73000"/>
               </a:schemeClr>
             </a:gs>
             <a:gs pos="100000">
               <a:schemeClr val="phClr">
-                <a:tint val="15000"/>
-                <a:satMod val="350000"/>
+                <a:lumMod val="105000"/>
+                <a:satMod val="109000"/>
+                <a:tint val="81000"/>
               </a:schemeClr>
             </a:gs>
           </a:gsLst>
-          <a:lin ang="16200000" scaled="1"/>
+          <a:lin ang="5400000" scaled="0"/>
         </a:gradFill>
         <a:gradFill rotWithShape="1">
           <a:gsLst>
             <a:gs pos="0">
               <a:schemeClr val="phClr">
-                <a:tint val="100000"/>
+                <a:satMod val="103000"/>
+                <a:lumMod val="102000"/>
+                <a:tint val="94000"/>
+              </a:schemeClr>
+            </a:gs>
+            <a:gs pos="50000">
+              <a:schemeClr val="phClr">
+                <a:satMod val="110000"/>
+                <a:lumMod val="100000"/>
                 <a:shade val="100000"/>
-                <a:satMod val="130000"/>
               </a:schemeClr>
             </a:gs>
             <a:gs pos="100000">
               <a:schemeClr val="phClr">
-                <a:tint val="50000"/>
-                <a:shade val="100000"/>
-                <a:satMod val="350000"/>
+                <a:lumMod val="99000"/>
+                <a:satMod val="120000"/>
+                <a:shade val="78000"/>
               </a:schemeClr>
             </a:gs>
           </a:gsLst>
-          <a:lin ang="16200000" scaled="0"/>
+          <a:lin ang="5400000" scaled="0"/>
         </a:gradFill>
       </a:fillStyleLst>
       <a:lnStyleLst>
-        <a:ln w="9525" cap="flat" cmpd="sng" algn="ctr">
-          <a:solidFill>
-            <a:schemeClr val="phClr">
-              <a:shade val="95000"/>
-              <a:satMod val="105000"/>
-            </a:schemeClr>
-          </a:solidFill>
-          <a:prstDash val="solid"/>
-        </a:ln>
-        <a:ln w="25400" cap="flat" cmpd="sng" algn="ctr">
+        <a:ln w="6350" cap="flat" cmpd="sng" algn="ctr">
           <a:solidFill>
             <a:schemeClr val="phClr"/>
           </a:solidFill>
           <a:prstDash val="solid"/>
+          <a:miter lim="800000"/>
         </a:ln>
-        <a:ln w="38100" cap="flat" cmpd="sng" algn="ctr">
+        <a:ln w="12700" cap="flat" cmpd="sng" algn="ctr">
           <a:solidFill>
             <a:schemeClr val="phClr"/>
           </a:solidFill>
           <a:prstDash val="solid"/>
+          <a:miter lim="800000"/>
+        </a:ln>
+        <a:ln w="19050" cap="flat" cmpd="sng" algn="ctr">
+          <a:solidFill>
+            <a:schemeClr val="phClr"/>
+          </a:solidFill>
+          <a:prstDash val="solid"/>
+          <a:miter lim="800000"/>
         </a:ln>
       </a:lnStyleLst>
       <a:effectStyleLst>
         <a:effectStyle>
+          <a:effectLst/>
+        </a:effectStyle>
+        <a:effectStyle>
+          <a:effectLst/>
+        </a:effectStyle>
+        <a:effectStyle>
           <a:effectLst>
-            <a:outerShdw blurRad="40000" dist="20000" dir="5400000" rotWithShape="0">
+            <a:outerShdw blurRad="57150" dist="19050" dir="5400000" algn="ctr" rotWithShape="0">
               <a:srgbClr val="000000">
-                <a:alpha val="38000"/>
+                <a:alpha val="63000"/>
               </a:srgbClr>
             </a:outerShdw>
           </a:effectLst>
-        </a:effectStyle>
-        <a:effectStyle>
-          <a:effectLst>
-            <a:outerShdw blurRad="40000" dist="23000" dir="5400000" rotWithShape="0">
-              <a:srgbClr val="000000">
-                <a:alpha val="35000"/>
-              </a:srgbClr>
-            </a:outerShdw>
-          </a:effectLst>
-        </a:effectStyle>
-        <a:effectStyle>
-          <a:effectLst>
-            <a:outerShdw blurRad="40000" dist="23000" dir="5400000" rotWithShape="0">
-              <a:srgbClr val="000000">
-                <a:alpha val="35000"/>
-              </a:srgbClr>
-            </a:outerShdw>
-          </a:effectLst>
-          <a:scene3d>
-            <a:camera prst="orthographicFront">
-              <a:rot lat="0" lon="0" rev="0"/>
-            </a:camera>
-            <a:lightRig rig="threePt" dir="t">
-              <a:rot lat="0" lon="0" rev="1200000"/>
-            </a:lightRig>
-          </a:scene3d>
-          <a:sp3d>
-            <a:bevelT w="63500" h="25400"/>
-          </a:sp3d>
         </a:effectStyle>
       </a:effectStyleLst>
       <a:bgFillStyleLst>
         <a:solidFill>
           <a:schemeClr val="phClr"/>
         </a:solidFill>
+        <a:solidFill>
+          <a:schemeClr val="phClr">
+            <a:tint val="95000"/>
+            <a:satMod val="170000"/>
+          </a:schemeClr>
+        </a:solidFill>
         <a:gradFill rotWithShape="1">
           <a:gsLst>
             <a:gs pos="0">
               <a:schemeClr val="phClr">
-                <a:tint val="40000"/>
-                <a:satMod val="350000"/>
+                <a:tint val="93000"/>
+                <a:satMod val="150000"/>
+                <a:shade val="98000"/>
+                <a:lumMod val="102000"/>
               </a:schemeClr>
             </a:gs>
-            <a:gs pos="40000">
+            <a:gs pos="50000">
               <a:schemeClr val="phClr">
-                <a:tint val="45000"/>
-                <a:shade val="99000"/>
-                <a:satMod val="350000"/>
+                <a:tint val="98000"/>
+                <a:satMod val="130000"/>
+                <a:shade val="90000"/>
+                <a:lumMod val="103000"/>
               </a:schemeClr>
             </a:gs>
             <a:gs pos="100000">
               <a:schemeClr val="phClr">
-                <a:shade val="20000"/>
-                <a:satMod val="255000"/>
+                <a:shade val="63000"/>
+                <a:satMod val="120000"/>
               </a:schemeClr>
             </a:gs>
           </a:gsLst>
-          <a:path path="circle">
-            <a:fillToRect l="50000" t="-80000" r="50000" b="180000"/>
-          </a:path>
-        </a:gradFill>
-        <a:gradFill rotWithShape="1">
-          <a:gsLst>
-            <a:gs pos="0">
-              <a:schemeClr val="phClr">
-                <a:tint val="80000"/>
-                <a:satMod val="300000"/>
-              </a:schemeClr>
-            </a:gs>
-            <a:gs pos="100000">
-              <a:schemeClr val="phClr">
-                <a:shade val="30000"/>
-                <a:satMod val="200000"/>
-              </a:schemeClr>
-            </a:gs>
-          </a:gsLst>
-          <a:path path="circle">
-            <a:fillToRect l="50000" t="50000" r="50000" b="50000"/>
-          </a:path>
+          <a:lin ang="5400000" scaled="0"/>
         </a:gradFill>
       </a:bgFillStyleLst>
     </a:fmtScheme>
   </a:themeElements>
-  <a:objectDefaults>
-    <a:spDef>
-      <a:spPr/>
-      <a:bodyPr/>
-      <a:lstStyle/>
-      <a:style>
-        <a:lnRef idx="1">
-          <a:schemeClr val="accent1"/>
-        </a:lnRef>
-        <a:fillRef idx="3">
-          <a:schemeClr val="accent1"/>
-        </a:fillRef>
-        <a:effectRef idx="2">
-          <a:schemeClr val="accent1"/>
-        </a:effectRef>
-        <a:fontRef idx="minor">
-          <a:schemeClr val="lt1"/>
-        </a:fontRef>
-      </a:style>
-    </a:spDef>
-    <a:lnDef>
-      <a:spPr/>
-      <a:bodyPr/>
-      <a:lstStyle/>
-      <a:style>
-        <a:lnRef idx="2">
-          <a:schemeClr val="accent1"/>
-        </a:lnRef>
-        <a:fillRef idx="0">
-          <a:schemeClr val="accent1"/>
-        </a:fillRef>
-        <a:effectRef idx="1">
-          <a:schemeClr val="accent1"/>
-        </a:effectRef>
-        <a:fontRef idx="minor">
-          <a:schemeClr val="tx1"/>
-        </a:fontRef>
-      </a:style>
-    </a:lnDef>
-  </a:objectDefaults>
+  <a:objectDefaults/>
   <a:extraClrSchemeLst/>
+  <a:extLst>
+    <a:ext uri="{05A4C25C-085E-4340-85A3-A5531E510DB2}">
+      <thm15:themeFamily xmlns:thm15="http://schemas.microsoft.com/office/thememl/2012/main" name="Office Theme" id="{62F939B6-93AF-4DB8-9C6B-D6C7DFDC589F}" vid="{4A3C46E8-61CC-4603-A589-7422A47A8E4A}"/>
+    </a:ext>
+  </a:extLst>
 </a:theme>
 </file>